--- a/docs/antigas/Lista02-2026.docx
+++ b/docs/antigas/Lista02-2026.docx
@@ -919,8 +919,11 @@
     <w:p>
       <w:pPr>
         <w:pStyle w:val="Corpodetexto21"/>
+        <w:numPr>
+          <w:ilvl w:val="0"/>
+          <w:numId w:val="3"/>
+        </w:numPr>
         <w:spacing w:before="120"/>
-        <w:ind w:left="425" w:hanging="425"/>
         <w:rPr>
           <w:rFonts w:ascii="Book Antiqua" w:hAnsi="Book Antiqua"/>
           <w:sz w:val="20"/>
@@ -931,21 +934,14 @@
           <w:rFonts w:ascii="Book Antiqua" w:hAnsi="Book Antiqua"/>
           <w:sz w:val="20"/>
         </w:rPr>
-        <w:t>01</w:t>
-      </w:r>
-      <w:r>
-        <w:rPr>
-          <w:rFonts w:ascii="Book Antiqua" w:hAnsi="Book Antiqua"/>
-          <w:sz w:val="20"/>
-        </w:rPr>
-        <w:t xml:space="preserve">) </w:t>
-      </w:r>
-      <w:r>
-        <w:rPr>
-          <w:rFonts w:ascii="Book Antiqua" w:hAnsi="Book Antiqua"/>
-          <w:sz w:val="20"/>
-        </w:rPr>
-        <w:t>Suponha que se deseja comparar a eficiência de dois programas de investimento no desempenho financeiro de pequenas empresas. Para realizar o experimento, dispõe-se de 10 empresas com características semelhantes.</w:t>
+        <w:t xml:space="preserve">O índice de refração </w:t>
+      </w:r>
+      <w:r>
+        <w:rPr>
+          <w:rFonts w:ascii="Book Antiqua" w:hAnsi="Book Antiqua"/>
+          <w:sz w:val="20"/>
+        </w:rPr>
+        <w:t>de n = 15 pedaços de vidro, selecionados aleatoriamente de um grande lote amostrado</w:t>
       </w:r>
       <w:r>
         <w:rPr>
@@ -959,7 +955,524 @@
           <w:rFonts w:ascii="Book Antiqua" w:hAnsi="Book Antiqua"/>
           <w:sz w:val="20"/>
         </w:rPr>
-        <w:t>As empresas foram sorteadas aleatoriamente em dois grupos de cinco empresas. Um grupo recebeu o programa de investimento A, enquanto o outro recebeu o programa de investimento B.</w:t>
+        <w:t xml:space="preserve">de uma empresa de ótica, tem </w:t>
+      </w:r>
+      <w:r>
+        <w:rPr>
+          <w:rFonts w:ascii="Book Antiqua" w:hAnsi="Book Antiqua"/>
+          <w:sz w:val="20"/>
+        </w:rPr>
+        <w:t xml:space="preserve">um desvio padrão amostral de 0,012. Supondo que essas medidas podem ser entendidas como uma amostra de população normal, construa o intervalo de 95% confiança para </w:t>
+      </w:r>
+      <w:r>
+        <w:rPr>
+          <w:rFonts w:ascii="Symbol" w:hAnsi="Symbol"/>
+          <w:sz w:val="20"/>
+        </w:rPr>
+        <w:t>s</w:t>
+      </w:r>
+      <w:r>
+        <w:rPr>
+          <w:rFonts w:ascii="Book Antiqua" w:hAnsi="Book Antiqua"/>
+          <w:sz w:val="20"/>
+        </w:rPr>
+        <w:t xml:space="preserve">, o desvio padrão </w:t>
+      </w:r>
+      <w:r>
+        <w:rPr>
+          <w:rFonts w:ascii="Book Antiqua" w:hAnsi="Book Antiqua"/>
+          <w:sz w:val="20"/>
+        </w:rPr>
+        <w:t>do índice de refração dessa</w:t>
+      </w:r>
+      <w:r>
+        <w:rPr>
+          <w:rFonts w:ascii="Book Antiqua" w:hAnsi="Book Antiqua"/>
+          <w:sz w:val="20"/>
+        </w:rPr>
+        <w:t xml:space="preserve"> população.</w:t>
+      </w:r>
+    </w:p>
+    <w:p>
+      <w:pPr>
+        <w:pStyle w:val="Corpodetexto21"/>
+        <w:numPr>
+          <w:ilvl w:val="0"/>
+          <w:numId w:val="3"/>
+        </w:numPr>
+        <w:spacing w:before="120"/>
+        <w:rPr>
+          <w:rFonts w:ascii="Book Antiqua" w:hAnsi="Book Antiqua"/>
+          <w:sz w:val="20"/>
+        </w:rPr>
+      </w:pPr>
+      <w:r>
+        <w:rPr>
+          <w:rFonts w:ascii="Book Antiqua" w:hAnsi="Book Antiqua"/>
+          <w:sz w:val="20"/>
+        </w:rPr>
+        <w:t>Um serviço de teste de produtos de consumo quer estudar o nível de ruído de um novo aspirador de pó. Medindo o nível de ruído de n= 12 desses aparelhos, obteve-se os seguintes dados em decibéis.</w:t>
+      </w:r>
+    </w:p>
+    <w:tbl>
+      <w:tblPr>
+        <w:tblStyle w:val="Tabelacomgrade"/>
+        <w:tblW w:w="0" w:type="auto"/>
+        <w:tblInd w:w="426" w:type="dxa"/>
+        <w:tblLook w:val="04A0" w:firstRow="1" w:lastRow="0" w:firstColumn="1" w:lastColumn="0" w:noHBand="0" w:noVBand="1"/>
+      </w:tblPr>
+      <w:tblGrid>
+        <w:gridCol w:w="794"/>
+        <w:gridCol w:w="793"/>
+        <w:gridCol w:w="794"/>
+        <w:gridCol w:w="795"/>
+        <w:gridCol w:w="795"/>
+        <w:gridCol w:w="795"/>
+        <w:gridCol w:w="795"/>
+        <w:gridCol w:w="795"/>
+        <w:gridCol w:w="795"/>
+        <w:gridCol w:w="795"/>
+        <w:gridCol w:w="795"/>
+        <w:gridCol w:w="795"/>
+      </w:tblGrid>
+      <w:tr>
+        <w:tc>
+          <w:tcPr>
+            <w:tcW w:w="794" w:type="dxa"/>
+          </w:tcPr>
+          <w:p>
+            <w:pPr>
+              <w:pStyle w:val="Corpodetexto21"/>
+              <w:spacing w:before="120"/>
+              <w:ind w:left="0" w:firstLine="0"/>
+              <w:rPr>
+                <w:rFonts w:ascii="Book Antiqua" w:hAnsi="Book Antiqua"/>
+                <w:sz w:val="20"/>
+              </w:rPr>
+            </w:pPr>
+            <w:r>
+              <w:rPr>
+                <w:rFonts w:ascii="Book Antiqua" w:hAnsi="Book Antiqua"/>
+                <w:sz w:val="20"/>
+              </w:rPr>
+              <w:t>74,0</w:t>
+            </w:r>
+          </w:p>
+        </w:tc>
+        <w:tc>
+          <w:tcPr>
+            <w:tcW w:w="793" w:type="dxa"/>
+          </w:tcPr>
+          <w:p>
+            <w:pPr>
+              <w:pStyle w:val="Corpodetexto21"/>
+              <w:spacing w:before="120"/>
+              <w:ind w:left="0" w:firstLine="0"/>
+              <w:rPr>
+                <w:rFonts w:ascii="Book Antiqua" w:hAnsi="Book Antiqua"/>
+                <w:sz w:val="20"/>
+              </w:rPr>
+            </w:pPr>
+            <w:r>
+              <w:rPr>
+                <w:rFonts w:ascii="Book Antiqua" w:hAnsi="Book Antiqua"/>
+                <w:sz w:val="20"/>
+              </w:rPr>
+              <w:t>78,6</w:t>
+            </w:r>
+          </w:p>
+        </w:tc>
+        <w:tc>
+          <w:tcPr>
+            <w:tcW w:w="794" w:type="dxa"/>
+          </w:tcPr>
+          <w:p>
+            <w:pPr>
+              <w:pStyle w:val="Corpodetexto21"/>
+              <w:spacing w:before="120"/>
+              <w:ind w:left="0" w:firstLine="0"/>
+              <w:rPr>
+                <w:rFonts w:ascii="Book Antiqua" w:hAnsi="Book Antiqua"/>
+                <w:sz w:val="20"/>
+              </w:rPr>
+            </w:pPr>
+            <w:r>
+              <w:rPr>
+                <w:rFonts w:ascii="Book Antiqua" w:hAnsi="Book Antiqua"/>
+                <w:sz w:val="20"/>
+              </w:rPr>
+              <w:t>76,8</w:t>
+            </w:r>
+          </w:p>
+        </w:tc>
+        <w:tc>
+          <w:tcPr>
+            <w:tcW w:w="795" w:type="dxa"/>
+          </w:tcPr>
+          <w:p>
+            <w:pPr>
+              <w:pStyle w:val="Corpodetexto21"/>
+              <w:spacing w:before="120"/>
+              <w:ind w:left="0" w:firstLine="0"/>
+              <w:rPr>
+                <w:rFonts w:ascii="Book Antiqua" w:hAnsi="Book Antiqua"/>
+                <w:sz w:val="20"/>
+              </w:rPr>
+            </w:pPr>
+            <w:r>
+              <w:rPr>
+                <w:rFonts w:ascii="Book Antiqua" w:hAnsi="Book Antiqua"/>
+                <w:sz w:val="20"/>
+              </w:rPr>
+              <w:t>75,5</w:t>
+            </w:r>
+          </w:p>
+        </w:tc>
+        <w:tc>
+          <w:tcPr>
+            <w:tcW w:w="795" w:type="dxa"/>
+          </w:tcPr>
+          <w:p>
+            <w:pPr>
+              <w:pStyle w:val="Corpodetexto21"/>
+              <w:spacing w:before="120"/>
+              <w:ind w:left="0" w:firstLine="0"/>
+              <w:rPr>
+                <w:rFonts w:ascii="Book Antiqua" w:hAnsi="Book Antiqua"/>
+                <w:sz w:val="20"/>
+              </w:rPr>
+            </w:pPr>
+            <w:r>
+              <w:rPr>
+                <w:rFonts w:ascii="Book Antiqua" w:hAnsi="Book Antiqua"/>
+                <w:sz w:val="20"/>
+              </w:rPr>
+              <w:t>73,8</w:t>
+            </w:r>
+          </w:p>
+        </w:tc>
+        <w:tc>
+          <w:tcPr>
+            <w:tcW w:w="795" w:type="dxa"/>
+          </w:tcPr>
+          <w:p>
+            <w:pPr>
+              <w:pStyle w:val="Corpodetexto21"/>
+              <w:spacing w:before="120"/>
+              <w:ind w:left="0" w:firstLine="0"/>
+              <w:rPr>
+                <w:rFonts w:ascii="Book Antiqua" w:hAnsi="Book Antiqua"/>
+                <w:sz w:val="20"/>
+              </w:rPr>
+            </w:pPr>
+            <w:r>
+              <w:rPr>
+                <w:rFonts w:ascii="Book Antiqua" w:hAnsi="Book Antiqua"/>
+                <w:sz w:val="20"/>
+              </w:rPr>
+              <w:t>75,6</w:t>
+            </w:r>
+          </w:p>
+        </w:tc>
+        <w:tc>
+          <w:tcPr>
+            <w:tcW w:w="795" w:type="dxa"/>
+          </w:tcPr>
+          <w:p>
+            <w:pPr>
+              <w:pStyle w:val="Corpodetexto21"/>
+              <w:spacing w:before="120"/>
+              <w:ind w:left="0" w:firstLine="0"/>
+              <w:rPr>
+                <w:rFonts w:ascii="Book Antiqua" w:hAnsi="Book Antiqua"/>
+                <w:sz w:val="20"/>
+              </w:rPr>
+            </w:pPr>
+            <w:r>
+              <w:rPr>
+                <w:rFonts w:ascii="Book Antiqua" w:hAnsi="Book Antiqua"/>
+                <w:sz w:val="20"/>
+              </w:rPr>
+              <w:t>77,3</w:t>
+            </w:r>
+          </w:p>
+        </w:tc>
+        <w:tc>
+          <w:tcPr>
+            <w:tcW w:w="795" w:type="dxa"/>
+          </w:tcPr>
+          <w:p>
+            <w:pPr>
+              <w:pStyle w:val="Corpodetexto21"/>
+              <w:spacing w:before="120"/>
+              <w:ind w:left="0" w:firstLine="0"/>
+              <w:rPr>
+                <w:rFonts w:ascii="Book Antiqua" w:hAnsi="Book Antiqua"/>
+                <w:sz w:val="20"/>
+              </w:rPr>
+            </w:pPr>
+            <w:r>
+              <w:rPr>
+                <w:rFonts w:ascii="Book Antiqua" w:hAnsi="Book Antiqua"/>
+                <w:sz w:val="20"/>
+              </w:rPr>
+              <w:t>75,8</w:t>
+            </w:r>
+          </w:p>
+        </w:tc>
+        <w:tc>
+          <w:tcPr>
+            <w:tcW w:w="795" w:type="dxa"/>
+          </w:tcPr>
+          <w:p>
+            <w:pPr>
+              <w:pStyle w:val="Corpodetexto21"/>
+              <w:spacing w:before="120"/>
+              <w:ind w:left="0" w:firstLine="0"/>
+              <w:rPr>
+                <w:rFonts w:ascii="Book Antiqua" w:hAnsi="Book Antiqua"/>
+                <w:sz w:val="20"/>
+              </w:rPr>
+            </w:pPr>
+            <w:r>
+              <w:rPr>
+                <w:rFonts w:ascii="Book Antiqua" w:hAnsi="Book Antiqua"/>
+                <w:sz w:val="20"/>
+              </w:rPr>
+              <w:t>73,9</w:t>
+            </w:r>
+          </w:p>
+        </w:tc>
+        <w:tc>
+          <w:tcPr>
+            <w:tcW w:w="795" w:type="dxa"/>
+          </w:tcPr>
+          <w:p>
+            <w:pPr>
+              <w:pStyle w:val="Corpodetexto21"/>
+              <w:spacing w:before="120"/>
+              <w:ind w:left="0" w:firstLine="0"/>
+              <w:rPr>
+                <w:rFonts w:ascii="Book Antiqua" w:hAnsi="Book Antiqua"/>
+                <w:sz w:val="20"/>
+              </w:rPr>
+            </w:pPr>
+            <w:r>
+              <w:rPr>
+                <w:rFonts w:ascii="Book Antiqua" w:hAnsi="Book Antiqua"/>
+                <w:sz w:val="20"/>
+              </w:rPr>
+              <w:t>70,2</w:t>
+            </w:r>
+          </w:p>
+        </w:tc>
+        <w:tc>
+          <w:tcPr>
+            <w:tcW w:w="795" w:type="dxa"/>
+          </w:tcPr>
+          <w:p>
+            <w:pPr>
+              <w:pStyle w:val="Corpodetexto21"/>
+              <w:spacing w:before="120"/>
+              <w:ind w:left="0" w:firstLine="0"/>
+              <w:rPr>
+                <w:rFonts w:ascii="Book Antiqua" w:hAnsi="Book Antiqua"/>
+                <w:sz w:val="20"/>
+              </w:rPr>
+            </w:pPr>
+            <w:r>
+              <w:rPr>
+                <w:rFonts w:ascii="Book Antiqua" w:hAnsi="Book Antiqua"/>
+                <w:sz w:val="20"/>
+              </w:rPr>
+              <w:t>81,0</w:t>
+            </w:r>
+          </w:p>
+        </w:tc>
+        <w:tc>
+          <w:tcPr>
+            <w:tcW w:w="795" w:type="dxa"/>
+          </w:tcPr>
+          <w:p>
+            <w:pPr>
+              <w:pStyle w:val="Corpodetexto21"/>
+              <w:spacing w:before="120"/>
+              <w:ind w:left="0" w:firstLine="0"/>
+              <w:rPr>
+                <w:rFonts w:ascii="Book Antiqua" w:hAnsi="Book Antiqua"/>
+                <w:sz w:val="20"/>
+              </w:rPr>
+            </w:pPr>
+            <w:r>
+              <w:rPr>
+                <w:rFonts w:ascii="Book Antiqua" w:hAnsi="Book Antiqua"/>
+                <w:sz w:val="20"/>
+              </w:rPr>
+              <w:t>73,9</w:t>
+            </w:r>
+          </w:p>
+        </w:tc>
+      </w:tr>
+    </w:tbl>
+    <w:p>
+      <w:pPr>
+        <w:pStyle w:val="Corpodetexto21"/>
+        <w:numPr>
+          <w:ilvl w:val="0"/>
+          <w:numId w:val="4"/>
+        </w:numPr>
+        <w:spacing w:before="120"/>
+        <w:rPr>
+          <w:rFonts w:ascii="Book Antiqua" w:hAnsi="Book Antiqua"/>
+          <w:sz w:val="20"/>
+        </w:rPr>
+      </w:pPr>
+      <w:r>
+        <w:rPr>
+          <w:rFonts w:ascii="Book Antiqua" w:hAnsi="Book Antiqua"/>
+          <w:sz w:val="20"/>
+        </w:rPr>
+        <w:t>Construa um intervalo de 95% de confiança para o nível de ruído médio (</w:t>
+      </w:r>
+      <w:r>
+        <w:rPr>
+          <w:rFonts w:ascii="Symbol" w:hAnsi="Symbol"/>
+          <w:sz w:val="20"/>
+        </w:rPr>
+        <w:t>m</w:t>
+      </w:r>
+      <w:r>
+        <w:rPr>
+          <w:rFonts w:ascii="Book Antiqua" w:hAnsi="Book Antiqua"/>
+          <w:sz w:val="20"/>
+        </w:rPr>
+        <w:t>) de tais aspiradores de pó.</w:t>
+      </w:r>
+    </w:p>
+    <w:p>
+      <w:pPr>
+        <w:pStyle w:val="Corpodetexto21"/>
+        <w:numPr>
+          <w:ilvl w:val="0"/>
+          <w:numId w:val="4"/>
+        </w:numPr>
+        <w:spacing w:before="120"/>
+        <w:rPr>
+          <w:rFonts w:ascii="Book Antiqua" w:hAnsi="Book Antiqua"/>
+          <w:sz w:val="20"/>
+        </w:rPr>
+      </w:pPr>
+      <w:r>
+        <w:rPr>
+          <w:rFonts w:ascii="Book Antiqua" w:hAnsi="Book Antiqua"/>
+          <w:sz w:val="20"/>
+        </w:rPr>
+        <w:t>Construa um intervalo de 99% de confiança para o desvio padrão populacional (</w:t>
+      </w:r>
+      <w:r>
+        <w:rPr>
+          <w:rFonts w:ascii="Symbol" w:hAnsi="Symbol"/>
+          <w:sz w:val="20"/>
+        </w:rPr>
+        <w:t>s</w:t>
+      </w:r>
+      <w:r>
+        <w:rPr>
+          <w:rFonts w:ascii="Book Antiqua" w:hAnsi="Book Antiqua"/>
+          <w:sz w:val="20"/>
+        </w:rPr>
+        <w:t>), que mede a variabilidade do nível de ruído dos aspiradores de pó.</w:t>
+      </w:r>
+    </w:p>
+    <w:p>
+      <w:pPr>
+        <w:pStyle w:val="Corpodetexto21"/>
+        <w:numPr>
+          <w:ilvl w:val="0"/>
+          <w:numId w:val="3"/>
+        </w:numPr>
+        <w:spacing w:before="120"/>
+        <w:rPr>
+          <w:rFonts w:ascii="Book Antiqua" w:hAnsi="Book Antiqua"/>
+          <w:sz w:val="20"/>
+        </w:rPr>
+      </w:pPr>
+      <w:r>
+        <w:rPr>
+          <w:rFonts w:ascii="Book Antiqua" w:hAnsi="Book Antiqua"/>
+          <w:sz w:val="20"/>
+        </w:rPr>
+        <w:t>Em sete estações climáticas na Serra do Mar, o nível de precipitação durante uma tempestade de verão foi medido em 12, 14, 18, 20, 15, 12, e 14 mm. Supondo que esses dados sejam provenientes de uma população normal, construa um intervalo de 9</w:t>
+      </w:r>
+      <w:r>
+        <w:rPr>
+          <w:rFonts w:ascii="Book Antiqua" w:hAnsi="Book Antiqua"/>
+          <w:sz w:val="20"/>
+        </w:rPr>
+        <w:t>0</w:t>
+      </w:r>
+      <w:r>
+        <w:rPr>
+          <w:rFonts w:ascii="Book Antiqua" w:hAnsi="Book Antiqua"/>
+          <w:sz w:val="20"/>
+        </w:rPr>
+        <w:t>% de confiança para o nível de precipitação médio (m) e o desvio padrão (</w:t>
+      </w:r>
+      <w:r>
+        <w:rPr>
+          <w:rFonts w:ascii="Symbol" w:hAnsi="Symbol"/>
+          <w:sz w:val="20"/>
+        </w:rPr>
+        <w:t>s</w:t>
+      </w:r>
+      <w:r>
+        <w:rPr>
+          <w:rFonts w:ascii="Book Antiqua" w:hAnsi="Book Antiqua"/>
+          <w:sz w:val="20"/>
+        </w:rPr>
+        <w:t>) da precipitação em tempestades de verão na Serra do mar.</w:t>
+      </w:r>
+    </w:p>
+    <w:p>
+      <w:pPr>
+        <w:pStyle w:val="Corpodetexto21"/>
+        <w:numPr>
+          <w:ilvl w:val="0"/>
+          <w:numId w:val="3"/>
+        </w:numPr>
+        <w:spacing w:before="120"/>
+        <w:rPr>
+          <w:rFonts w:ascii="Book Antiqua" w:hAnsi="Book Antiqua"/>
+          <w:sz w:val="20"/>
+        </w:rPr>
+      </w:pPr>
+      <w:r>
+        <w:rPr>
+          <w:rFonts w:ascii="Book Antiqua" w:hAnsi="Book Antiqua"/>
+          <w:sz w:val="20"/>
+        </w:rPr>
+        <w:t xml:space="preserve">Utilizando as informações fornecidas na tabela de contingência a seguir, que é o resultado de um levantamento amostral conduzido na faculdade, decida </w:t>
+      </w:r>
+      <w:r>
+        <w:rPr>
+          <w:rFonts w:ascii="Book Antiqua" w:hAnsi="Book Antiqua"/>
+          <w:sz w:val="20"/>
+        </w:rPr>
+        <w:t xml:space="preserve">se </w:t>
+      </w:r>
+      <w:r>
+        <w:rPr>
+          <w:rFonts w:ascii="Book Antiqua" w:hAnsi="Book Antiqua"/>
+          <w:sz w:val="20"/>
+        </w:rPr>
+        <w:t>o interesse e a capacidade do</w:t>
+      </w:r>
+      <w:r>
+        <w:rPr>
+          <w:rFonts w:ascii="Book Antiqua" w:hAnsi="Book Antiqua"/>
+          <w:sz w:val="20"/>
+        </w:rPr>
+        <w:t>s</w:t>
       </w:r>
       <w:r>
         <w:rPr>
@@ -973,7 +1486,1436 @@
           <w:rFonts w:ascii="Book Antiqua" w:hAnsi="Book Antiqua"/>
           <w:sz w:val="20"/>
         </w:rPr>
-        <w:t>A eficiência dos programas foi avaliada pelo crescimento percentual do faturamento de cada empresa durante determinado período</w:t>
+        <w:t>alunos</w:t>
+      </w:r>
+      <w:r>
+        <w:rPr>
+          <w:rFonts w:ascii="Book Antiqua" w:hAnsi="Book Antiqua"/>
+          <w:sz w:val="20"/>
+        </w:rPr>
+        <w:t xml:space="preserve"> em estudar uma língua estrangeira, são independentes ao nível de 0,05 de significância.</w:t>
+      </w:r>
+    </w:p>
+    <w:tbl>
+      <w:tblPr>
+        <w:tblStyle w:val="Tabelacomgrade"/>
+        <w:tblW w:w="0" w:type="auto"/>
+        <w:tblInd w:w="1838" w:type="dxa"/>
+        <w:tblLook w:val="04A0" w:firstRow="1" w:lastRow="0" w:firstColumn="1" w:lastColumn="0" w:noHBand="0" w:noVBand="1"/>
+      </w:tblPr>
+      <w:tblGrid>
+        <w:gridCol w:w="478"/>
+        <w:gridCol w:w="1130"/>
+        <w:gridCol w:w="1690"/>
+        <w:gridCol w:w="1830"/>
+        <w:gridCol w:w="1968"/>
+        <w:gridCol w:w="1028"/>
+      </w:tblGrid>
+      <w:tr>
+        <w:tc>
+          <w:tcPr>
+            <w:tcW w:w="1559" w:type="dxa"/>
+            <w:gridSpan w:val="2"/>
+            <w:vMerge w:val="restart"/>
+          </w:tcPr>
+          <w:p>
+            <w:pPr>
+              <w:pStyle w:val="Corpodetexto21"/>
+              <w:ind w:left="0" w:firstLine="0"/>
+              <w:rPr>
+                <w:rFonts w:ascii="Book Antiqua" w:hAnsi="Book Antiqua"/>
+                <w:sz w:val="20"/>
+              </w:rPr>
+            </w:pPr>
+          </w:p>
+        </w:tc>
+        <w:tc>
+          <w:tcPr>
+            <w:tcW w:w="5529" w:type="dxa"/>
+            <w:gridSpan w:val="3"/>
+          </w:tcPr>
+          <w:p>
+            <w:pPr>
+              <w:pStyle w:val="Corpodetexto21"/>
+              <w:ind w:left="0" w:firstLine="0"/>
+              <w:jc w:val="center"/>
+              <w:rPr>
+                <w:rFonts w:ascii="Book Antiqua" w:hAnsi="Book Antiqua"/>
+                <w:sz w:val="20"/>
+              </w:rPr>
+            </w:pPr>
+            <w:r>
+              <w:rPr>
+                <w:rFonts w:ascii="Book Antiqua" w:hAnsi="Book Antiqua"/>
+                <w:sz w:val="20"/>
+              </w:rPr>
+              <w:t>Capacidade</w:t>
+            </w:r>
+          </w:p>
+        </w:tc>
+        <w:tc>
+          <w:tcPr>
+            <w:tcW w:w="1036" w:type="dxa"/>
+          </w:tcPr>
+          <w:p>
+            <w:pPr>
+              <w:pStyle w:val="Corpodetexto21"/>
+              <w:ind w:left="0" w:firstLine="0"/>
+              <w:rPr>
+                <w:rFonts w:ascii="Book Antiqua" w:hAnsi="Book Antiqua"/>
+                <w:sz w:val="20"/>
+              </w:rPr>
+            </w:pPr>
+          </w:p>
+        </w:tc>
+      </w:tr>
+      <w:tr>
+        <w:tc>
+          <w:tcPr>
+            <w:tcW w:w="1559" w:type="dxa"/>
+            <w:gridSpan w:val="2"/>
+            <w:vMerge/>
+          </w:tcPr>
+          <w:p>
+            <w:pPr>
+              <w:pStyle w:val="Corpodetexto21"/>
+              <w:ind w:left="0" w:firstLine="0"/>
+              <w:rPr>
+                <w:rFonts w:ascii="Book Antiqua" w:hAnsi="Book Antiqua"/>
+                <w:sz w:val="20"/>
+              </w:rPr>
+            </w:pPr>
+          </w:p>
+        </w:tc>
+        <w:tc>
+          <w:tcPr>
+            <w:tcW w:w="1701" w:type="dxa"/>
+          </w:tcPr>
+          <w:p>
+            <w:pPr>
+              <w:pStyle w:val="Corpodetexto21"/>
+              <w:ind w:left="0" w:firstLine="0"/>
+              <w:jc w:val="center"/>
+              <w:rPr>
+                <w:rFonts w:ascii="Book Antiqua" w:hAnsi="Book Antiqua"/>
+                <w:sz w:val="20"/>
+              </w:rPr>
+            </w:pPr>
+            <w:r>
+              <w:rPr>
+                <w:rFonts w:ascii="Book Antiqua" w:hAnsi="Book Antiqua"/>
+                <w:sz w:val="20"/>
+              </w:rPr>
+              <w:t>Pouca</w:t>
+            </w:r>
+          </w:p>
+        </w:tc>
+        <w:tc>
+          <w:tcPr>
+            <w:tcW w:w="1843" w:type="dxa"/>
+          </w:tcPr>
+          <w:p>
+            <w:pPr>
+              <w:pStyle w:val="Corpodetexto21"/>
+              <w:ind w:left="0" w:firstLine="0"/>
+              <w:jc w:val="center"/>
+              <w:rPr>
+                <w:rFonts w:ascii="Book Antiqua" w:hAnsi="Book Antiqua"/>
+                <w:sz w:val="20"/>
+              </w:rPr>
+            </w:pPr>
+            <w:r>
+              <w:rPr>
+                <w:rFonts w:ascii="Book Antiqua" w:hAnsi="Book Antiqua"/>
+                <w:sz w:val="20"/>
+              </w:rPr>
+              <w:t>Média</w:t>
+            </w:r>
+          </w:p>
+        </w:tc>
+        <w:tc>
+          <w:tcPr>
+            <w:tcW w:w="1985" w:type="dxa"/>
+          </w:tcPr>
+          <w:p>
+            <w:pPr>
+              <w:pStyle w:val="Corpodetexto21"/>
+              <w:ind w:left="0" w:firstLine="0"/>
+              <w:jc w:val="center"/>
+              <w:rPr>
+                <w:rFonts w:ascii="Book Antiqua" w:hAnsi="Book Antiqua"/>
+                <w:sz w:val="20"/>
+              </w:rPr>
+            </w:pPr>
+            <w:r>
+              <w:rPr>
+                <w:rFonts w:ascii="Book Antiqua" w:hAnsi="Book Antiqua"/>
+                <w:sz w:val="20"/>
+              </w:rPr>
+              <w:t>Alta</w:t>
+            </w:r>
+          </w:p>
+        </w:tc>
+        <w:tc>
+          <w:tcPr>
+            <w:tcW w:w="1036" w:type="dxa"/>
+          </w:tcPr>
+          <w:p>
+            <w:pPr>
+              <w:pStyle w:val="Corpodetexto21"/>
+              <w:ind w:left="0" w:firstLine="0"/>
+              <w:rPr>
+                <w:rFonts w:ascii="Book Antiqua" w:hAnsi="Book Antiqua"/>
+                <w:sz w:val="20"/>
+              </w:rPr>
+            </w:pPr>
+            <w:r>
+              <w:rPr>
+                <w:rFonts w:ascii="Symbol" w:hAnsi="Symbol"/>
+                <w:sz w:val="32"/>
+                <w:szCs w:val="32"/>
+              </w:rPr>
+              <w:t>S</w:t>
+            </w:r>
+          </w:p>
+        </w:tc>
+      </w:tr>
+      <w:tr>
+        <w:tc>
+          <w:tcPr>
+            <w:tcW w:w="425" w:type="dxa"/>
+            <w:vMerge w:val="restart"/>
+            <w:textDirection w:val="btLr"/>
+          </w:tcPr>
+          <w:p>
+            <w:pPr>
+              <w:pStyle w:val="Corpodetexto21"/>
+              <w:ind w:left="113" w:right="113" w:firstLine="0"/>
+              <w:rPr>
+                <w:rFonts w:ascii="Book Antiqua" w:hAnsi="Book Antiqua"/>
+                <w:sz w:val="20"/>
+              </w:rPr>
+            </w:pPr>
+            <w:r>
+              <w:rPr>
+                <w:rFonts w:ascii="Book Antiqua" w:hAnsi="Book Antiqua"/>
+                <w:sz w:val="20"/>
+              </w:rPr>
+              <w:t>Interesse</w:t>
+            </w:r>
+          </w:p>
+        </w:tc>
+        <w:tc>
+          <w:tcPr>
+            <w:tcW w:w="1134" w:type="dxa"/>
+          </w:tcPr>
+          <w:p>
+            <w:pPr>
+              <w:pStyle w:val="Corpodetexto21"/>
+              <w:spacing w:line="360" w:lineRule="auto"/>
+              <w:ind w:left="0" w:firstLine="0"/>
+              <w:rPr>
+                <w:rFonts w:ascii="Book Antiqua" w:hAnsi="Book Antiqua"/>
+                <w:sz w:val="20"/>
+              </w:rPr>
+            </w:pPr>
+            <w:r>
+              <w:rPr>
+                <w:rFonts w:ascii="Book Antiqua" w:hAnsi="Book Antiqua"/>
+                <w:sz w:val="20"/>
+              </w:rPr>
+              <w:t>Pouco</w:t>
+            </w:r>
+          </w:p>
+        </w:tc>
+        <w:tc>
+          <w:tcPr>
+            <w:tcW w:w="1701" w:type="dxa"/>
+          </w:tcPr>
+          <w:p>
+            <w:pPr>
+              <w:pStyle w:val="Corpodetexto21"/>
+              <w:spacing w:line="360" w:lineRule="auto"/>
+              <w:ind w:left="0" w:firstLine="0"/>
+              <w:jc w:val="center"/>
+              <w:rPr>
+                <w:rFonts w:ascii="Book Antiqua" w:hAnsi="Book Antiqua"/>
+                <w:sz w:val="20"/>
+              </w:rPr>
+            </w:pPr>
+            <w:r>
+              <w:rPr>
+                <w:rFonts w:ascii="Book Antiqua" w:hAnsi="Book Antiqua"/>
+                <w:sz w:val="20"/>
+              </w:rPr>
+              <w:t>28</w:t>
+            </w:r>
+          </w:p>
+        </w:tc>
+        <w:tc>
+          <w:tcPr>
+            <w:tcW w:w="1843" w:type="dxa"/>
+          </w:tcPr>
+          <w:p>
+            <w:pPr>
+              <w:pStyle w:val="Corpodetexto21"/>
+              <w:spacing w:line="360" w:lineRule="auto"/>
+              <w:ind w:left="0" w:firstLine="0"/>
+              <w:jc w:val="center"/>
+              <w:rPr>
+                <w:rFonts w:ascii="Book Antiqua" w:hAnsi="Book Antiqua"/>
+                <w:sz w:val="20"/>
+              </w:rPr>
+            </w:pPr>
+            <w:r>
+              <w:rPr>
+                <w:rFonts w:ascii="Book Antiqua" w:hAnsi="Book Antiqua"/>
+                <w:sz w:val="20"/>
+              </w:rPr>
+              <w:t>17</w:t>
+            </w:r>
+          </w:p>
+        </w:tc>
+        <w:tc>
+          <w:tcPr>
+            <w:tcW w:w="1985" w:type="dxa"/>
+          </w:tcPr>
+          <w:p>
+            <w:pPr>
+              <w:pStyle w:val="Corpodetexto21"/>
+              <w:spacing w:line="360" w:lineRule="auto"/>
+              <w:ind w:left="0" w:firstLine="0"/>
+              <w:jc w:val="center"/>
+              <w:rPr>
+                <w:rFonts w:ascii="Book Antiqua" w:hAnsi="Book Antiqua"/>
+                <w:sz w:val="20"/>
+              </w:rPr>
+            </w:pPr>
+            <w:r>
+              <w:rPr>
+                <w:rFonts w:ascii="Book Antiqua" w:hAnsi="Book Antiqua"/>
+                <w:sz w:val="20"/>
+              </w:rPr>
+              <w:t>15</w:t>
+            </w:r>
+          </w:p>
+        </w:tc>
+        <w:tc>
+          <w:tcPr>
+            <w:tcW w:w="1036" w:type="dxa"/>
+          </w:tcPr>
+          <w:p>
+            <w:pPr>
+              <w:pStyle w:val="Corpodetexto21"/>
+              <w:spacing w:line="360" w:lineRule="auto"/>
+              <w:ind w:left="0" w:firstLine="0"/>
+              <w:rPr>
+                <w:rFonts w:ascii="Book Antiqua" w:hAnsi="Book Antiqua"/>
+                <w:sz w:val="20"/>
+              </w:rPr>
+            </w:pPr>
+          </w:p>
+        </w:tc>
+      </w:tr>
+      <w:tr>
+        <w:tc>
+          <w:tcPr>
+            <w:tcW w:w="425" w:type="dxa"/>
+            <w:vMerge/>
+          </w:tcPr>
+          <w:p>
+            <w:pPr>
+              <w:pStyle w:val="Corpodetexto21"/>
+              <w:ind w:left="0" w:firstLine="0"/>
+              <w:rPr>
+                <w:rFonts w:ascii="Book Antiqua" w:hAnsi="Book Antiqua"/>
+                <w:sz w:val="20"/>
+              </w:rPr>
+            </w:pPr>
+          </w:p>
+        </w:tc>
+        <w:tc>
+          <w:tcPr>
+            <w:tcW w:w="1134" w:type="dxa"/>
+          </w:tcPr>
+          <w:p>
+            <w:pPr>
+              <w:pStyle w:val="Corpodetexto21"/>
+              <w:spacing w:line="360" w:lineRule="auto"/>
+              <w:ind w:left="0" w:firstLine="0"/>
+              <w:rPr>
+                <w:rFonts w:ascii="Book Antiqua" w:hAnsi="Book Antiqua"/>
+                <w:sz w:val="20"/>
+              </w:rPr>
+            </w:pPr>
+            <w:r>
+              <w:rPr>
+                <w:rFonts w:ascii="Book Antiqua" w:hAnsi="Book Antiqua"/>
+                <w:sz w:val="20"/>
+              </w:rPr>
+              <w:t>Médio</w:t>
+            </w:r>
+          </w:p>
+        </w:tc>
+        <w:tc>
+          <w:tcPr>
+            <w:tcW w:w="1701" w:type="dxa"/>
+          </w:tcPr>
+          <w:p>
+            <w:pPr>
+              <w:pStyle w:val="Corpodetexto21"/>
+              <w:spacing w:line="360" w:lineRule="auto"/>
+              <w:ind w:left="0" w:firstLine="0"/>
+              <w:jc w:val="center"/>
+              <w:rPr>
+                <w:rFonts w:ascii="Book Antiqua" w:hAnsi="Book Antiqua"/>
+                <w:sz w:val="20"/>
+              </w:rPr>
+            </w:pPr>
+            <w:r>
+              <w:rPr>
+                <w:rFonts w:ascii="Book Antiqua" w:hAnsi="Book Antiqua"/>
+                <w:sz w:val="20"/>
+              </w:rPr>
+              <w:t>20</w:t>
+            </w:r>
+          </w:p>
+        </w:tc>
+        <w:tc>
+          <w:tcPr>
+            <w:tcW w:w="1843" w:type="dxa"/>
+          </w:tcPr>
+          <w:p>
+            <w:pPr>
+              <w:pStyle w:val="Corpodetexto21"/>
+              <w:spacing w:line="360" w:lineRule="auto"/>
+              <w:ind w:left="0" w:firstLine="0"/>
+              <w:jc w:val="center"/>
+              <w:rPr>
+                <w:rFonts w:ascii="Book Antiqua" w:hAnsi="Book Antiqua"/>
+                <w:sz w:val="20"/>
+              </w:rPr>
+            </w:pPr>
+            <w:r>
+              <w:rPr>
+                <w:rFonts w:ascii="Book Antiqua" w:hAnsi="Book Antiqua"/>
+                <w:sz w:val="20"/>
+              </w:rPr>
+              <w:t>40</w:t>
+            </w:r>
+          </w:p>
+        </w:tc>
+        <w:tc>
+          <w:tcPr>
+            <w:tcW w:w="1985" w:type="dxa"/>
+          </w:tcPr>
+          <w:p>
+            <w:pPr>
+              <w:pStyle w:val="Corpodetexto21"/>
+              <w:spacing w:line="360" w:lineRule="auto"/>
+              <w:ind w:left="0" w:firstLine="0"/>
+              <w:jc w:val="center"/>
+              <w:rPr>
+                <w:rFonts w:ascii="Book Antiqua" w:hAnsi="Book Antiqua"/>
+                <w:sz w:val="20"/>
+              </w:rPr>
+            </w:pPr>
+            <w:r>
+              <w:rPr>
+                <w:rFonts w:ascii="Book Antiqua" w:hAnsi="Book Antiqua"/>
+                <w:sz w:val="20"/>
+              </w:rPr>
+              <w:t>20</w:t>
+            </w:r>
+          </w:p>
+        </w:tc>
+        <w:tc>
+          <w:tcPr>
+            <w:tcW w:w="1036" w:type="dxa"/>
+          </w:tcPr>
+          <w:p>
+            <w:pPr>
+              <w:pStyle w:val="Corpodetexto21"/>
+              <w:spacing w:line="360" w:lineRule="auto"/>
+              <w:ind w:left="0" w:firstLine="0"/>
+              <w:rPr>
+                <w:rFonts w:ascii="Book Antiqua" w:hAnsi="Book Antiqua"/>
+                <w:sz w:val="20"/>
+              </w:rPr>
+            </w:pPr>
+          </w:p>
+        </w:tc>
+      </w:tr>
+      <w:tr>
+        <w:tc>
+          <w:tcPr>
+            <w:tcW w:w="425" w:type="dxa"/>
+            <w:vMerge/>
+          </w:tcPr>
+          <w:p>
+            <w:pPr>
+              <w:pStyle w:val="Corpodetexto21"/>
+              <w:ind w:left="0" w:firstLine="0"/>
+              <w:rPr>
+                <w:rFonts w:ascii="Book Antiqua" w:hAnsi="Book Antiqua"/>
+                <w:sz w:val="20"/>
+              </w:rPr>
+            </w:pPr>
+          </w:p>
+        </w:tc>
+        <w:tc>
+          <w:tcPr>
+            <w:tcW w:w="1134" w:type="dxa"/>
+          </w:tcPr>
+          <w:p>
+            <w:pPr>
+              <w:pStyle w:val="Corpodetexto21"/>
+              <w:spacing w:line="360" w:lineRule="auto"/>
+              <w:ind w:left="0" w:firstLine="0"/>
+              <w:rPr>
+                <w:rFonts w:ascii="Book Antiqua" w:hAnsi="Book Antiqua"/>
+                <w:sz w:val="20"/>
+              </w:rPr>
+            </w:pPr>
+            <w:r>
+              <w:rPr>
+                <w:rFonts w:ascii="Book Antiqua" w:hAnsi="Book Antiqua"/>
+                <w:sz w:val="20"/>
+              </w:rPr>
+              <w:t>Alto</w:t>
+            </w:r>
+          </w:p>
+        </w:tc>
+        <w:tc>
+          <w:tcPr>
+            <w:tcW w:w="1701" w:type="dxa"/>
+          </w:tcPr>
+          <w:p>
+            <w:pPr>
+              <w:pStyle w:val="Corpodetexto21"/>
+              <w:spacing w:line="360" w:lineRule="auto"/>
+              <w:ind w:left="0" w:firstLine="0"/>
+              <w:jc w:val="center"/>
+              <w:rPr>
+                <w:rFonts w:ascii="Book Antiqua" w:hAnsi="Book Antiqua"/>
+                <w:sz w:val="20"/>
+              </w:rPr>
+            </w:pPr>
+            <w:r>
+              <w:rPr>
+                <w:rFonts w:ascii="Book Antiqua" w:hAnsi="Book Antiqua"/>
+                <w:sz w:val="20"/>
+              </w:rPr>
+              <w:t>12</w:t>
+            </w:r>
+          </w:p>
+        </w:tc>
+        <w:tc>
+          <w:tcPr>
+            <w:tcW w:w="1843" w:type="dxa"/>
+          </w:tcPr>
+          <w:p>
+            <w:pPr>
+              <w:pStyle w:val="Corpodetexto21"/>
+              <w:spacing w:line="360" w:lineRule="auto"/>
+              <w:ind w:left="0" w:firstLine="0"/>
+              <w:jc w:val="center"/>
+              <w:rPr>
+                <w:rFonts w:ascii="Book Antiqua" w:hAnsi="Book Antiqua"/>
+                <w:sz w:val="20"/>
+              </w:rPr>
+            </w:pPr>
+            <w:r>
+              <w:rPr>
+                <w:rFonts w:ascii="Book Antiqua" w:hAnsi="Book Antiqua"/>
+                <w:sz w:val="20"/>
+              </w:rPr>
+              <w:t>28</w:t>
+            </w:r>
+          </w:p>
+        </w:tc>
+        <w:tc>
+          <w:tcPr>
+            <w:tcW w:w="1985" w:type="dxa"/>
+          </w:tcPr>
+          <w:p>
+            <w:pPr>
+              <w:pStyle w:val="Corpodetexto21"/>
+              <w:spacing w:line="360" w:lineRule="auto"/>
+              <w:ind w:left="0" w:firstLine="0"/>
+              <w:jc w:val="center"/>
+              <w:rPr>
+                <w:rFonts w:ascii="Book Antiqua" w:hAnsi="Book Antiqua"/>
+                <w:sz w:val="20"/>
+              </w:rPr>
+            </w:pPr>
+            <w:r>
+              <w:rPr>
+                <w:rFonts w:ascii="Book Antiqua" w:hAnsi="Book Antiqua"/>
+                <w:sz w:val="20"/>
+              </w:rPr>
+              <w:t>40</w:t>
+            </w:r>
+          </w:p>
+        </w:tc>
+        <w:tc>
+          <w:tcPr>
+            <w:tcW w:w="1036" w:type="dxa"/>
+          </w:tcPr>
+          <w:p>
+            <w:pPr>
+              <w:pStyle w:val="Corpodetexto21"/>
+              <w:spacing w:line="360" w:lineRule="auto"/>
+              <w:ind w:left="0" w:firstLine="0"/>
+              <w:rPr>
+                <w:rFonts w:ascii="Book Antiqua" w:hAnsi="Book Antiqua"/>
+                <w:sz w:val="20"/>
+              </w:rPr>
+            </w:pPr>
+          </w:p>
+        </w:tc>
+      </w:tr>
+      <w:tr>
+        <w:tc>
+          <w:tcPr>
+            <w:tcW w:w="1559" w:type="dxa"/>
+            <w:gridSpan w:val="2"/>
+          </w:tcPr>
+          <w:p>
+            <w:pPr>
+              <w:pStyle w:val="Corpodetexto21"/>
+              <w:ind w:left="0" w:firstLine="0"/>
+              <w:rPr>
+                <w:rFonts w:ascii="Symbol" w:hAnsi="Symbol"/>
+                <w:sz w:val="20"/>
+              </w:rPr>
+            </w:pPr>
+            <w:r>
+              <w:rPr>
+                <w:rFonts w:ascii="Symbol" w:hAnsi="Symbol"/>
+                <w:sz w:val="32"/>
+                <w:szCs w:val="32"/>
+              </w:rPr>
+              <w:t>S</w:t>
+            </w:r>
+          </w:p>
+        </w:tc>
+        <w:tc>
+          <w:tcPr>
+            <w:tcW w:w="1701" w:type="dxa"/>
+          </w:tcPr>
+          <w:p>
+            <w:pPr>
+              <w:pStyle w:val="Corpodetexto21"/>
+              <w:ind w:left="0" w:firstLine="0"/>
+              <w:rPr>
+                <w:rFonts w:ascii="Book Antiqua" w:hAnsi="Book Antiqua"/>
+                <w:sz w:val="20"/>
+              </w:rPr>
+            </w:pPr>
+          </w:p>
+        </w:tc>
+        <w:tc>
+          <w:tcPr>
+            <w:tcW w:w="1843" w:type="dxa"/>
+          </w:tcPr>
+          <w:p>
+            <w:pPr>
+              <w:pStyle w:val="Corpodetexto21"/>
+              <w:ind w:left="0" w:firstLine="0"/>
+              <w:rPr>
+                <w:rFonts w:ascii="Book Antiqua" w:hAnsi="Book Antiqua"/>
+                <w:sz w:val="20"/>
+              </w:rPr>
+            </w:pPr>
+          </w:p>
+        </w:tc>
+        <w:tc>
+          <w:tcPr>
+            <w:tcW w:w="1985" w:type="dxa"/>
+          </w:tcPr>
+          <w:p>
+            <w:pPr>
+              <w:pStyle w:val="Corpodetexto21"/>
+              <w:ind w:left="0" w:firstLine="0"/>
+              <w:rPr>
+                <w:rFonts w:ascii="Book Antiqua" w:hAnsi="Book Antiqua"/>
+                <w:sz w:val="20"/>
+              </w:rPr>
+            </w:pPr>
+          </w:p>
+        </w:tc>
+        <w:tc>
+          <w:tcPr>
+            <w:tcW w:w="1036" w:type="dxa"/>
+          </w:tcPr>
+          <w:p>
+            <w:pPr>
+              <w:pStyle w:val="Corpodetexto21"/>
+              <w:ind w:left="0" w:firstLine="0"/>
+              <w:rPr>
+                <w:rFonts w:ascii="Book Antiqua" w:hAnsi="Book Antiqua"/>
+                <w:sz w:val="20"/>
+              </w:rPr>
+            </w:pPr>
+          </w:p>
+        </w:tc>
+      </w:tr>
+    </w:tbl>
+    <w:p>
+      <w:pPr>
+        <w:pStyle w:val="Corpodetexto21"/>
+        <w:spacing w:before="120"/>
+        <w:ind w:left="720" w:firstLine="0"/>
+        <w:rPr>
+          <w:rFonts w:ascii="Book Antiqua" w:hAnsi="Book Antiqua"/>
+          <w:sz w:val="20"/>
+        </w:rPr>
+      </w:pPr>
+    </w:p>
+    <w:p>
+      <w:pPr>
+        <w:pStyle w:val="Corpodetexto21"/>
+        <w:numPr>
+          <w:ilvl w:val="0"/>
+          <w:numId w:val="3"/>
+        </w:numPr>
+        <w:spacing w:before="120"/>
+        <w:rPr>
+          <w:rFonts w:ascii="Book Antiqua" w:hAnsi="Book Antiqua"/>
+          <w:sz w:val="20"/>
+        </w:rPr>
+      </w:pPr>
+      <w:r>
+        <w:rPr>
+          <w:rFonts w:ascii="Book Antiqua" w:hAnsi="Book Antiqua"/>
+          <w:sz w:val="20"/>
+        </w:rPr>
+        <w:t>Num estudo para determinar se há alguma relação entre o padrão de vestuário de funcionários de bancos e sua progressão profissional, uma amostra de tamanho n = 500 forneceu os resultados amostrados abaixo</w:t>
+      </w:r>
+      <w:r>
+        <w:rPr>
+          <w:rFonts w:ascii="Book Antiqua" w:hAnsi="Book Antiqua"/>
+          <w:sz w:val="20"/>
+        </w:rPr>
+        <w:t>:</w:t>
+      </w:r>
+    </w:p>
+    <w:tbl>
+      <w:tblPr>
+        <w:tblStyle w:val="Tabelacomgrade"/>
+        <w:tblW w:w="0" w:type="auto"/>
+        <w:tblInd w:w="1838" w:type="dxa"/>
+        <w:tblLook w:val="04A0" w:firstRow="1" w:lastRow="0" w:firstColumn="1" w:lastColumn="0" w:noHBand="0" w:noVBand="1"/>
+      </w:tblPr>
+      <w:tblGrid>
+        <w:gridCol w:w="477"/>
+        <w:gridCol w:w="1130"/>
+        <w:gridCol w:w="1688"/>
+        <w:gridCol w:w="1830"/>
+        <w:gridCol w:w="1971"/>
+        <w:gridCol w:w="1028"/>
+      </w:tblGrid>
+      <w:tr>
+        <w:tc>
+          <w:tcPr>
+            <w:tcW w:w="1559" w:type="dxa"/>
+            <w:gridSpan w:val="2"/>
+            <w:vMerge w:val="restart"/>
+          </w:tcPr>
+          <w:p>
+            <w:pPr>
+              <w:pStyle w:val="Corpodetexto21"/>
+              <w:ind w:left="0" w:firstLine="0"/>
+              <w:rPr>
+                <w:rFonts w:ascii="Book Antiqua" w:hAnsi="Book Antiqua"/>
+                <w:sz w:val="20"/>
+              </w:rPr>
+            </w:pPr>
+          </w:p>
+        </w:tc>
+        <w:tc>
+          <w:tcPr>
+            <w:tcW w:w="5529" w:type="dxa"/>
+            <w:gridSpan w:val="3"/>
+          </w:tcPr>
+          <w:p>
+            <w:pPr>
+              <w:pStyle w:val="Corpodetexto21"/>
+              <w:ind w:left="0" w:firstLine="0"/>
+              <w:jc w:val="center"/>
+              <w:rPr>
+                <w:rFonts w:ascii="Book Antiqua" w:hAnsi="Book Antiqua"/>
+                <w:sz w:val="20"/>
+              </w:rPr>
+            </w:pPr>
+            <w:r>
+              <w:rPr>
+                <w:rFonts w:ascii="Book Antiqua" w:hAnsi="Book Antiqua"/>
+                <w:sz w:val="20"/>
+              </w:rPr>
+              <w:t>Velocidade de Progressão</w:t>
+            </w:r>
+          </w:p>
+        </w:tc>
+        <w:tc>
+          <w:tcPr>
+            <w:tcW w:w="1036" w:type="dxa"/>
+          </w:tcPr>
+          <w:p>
+            <w:pPr>
+              <w:pStyle w:val="Corpodetexto21"/>
+              <w:ind w:left="0" w:firstLine="0"/>
+              <w:rPr>
+                <w:rFonts w:ascii="Book Antiqua" w:hAnsi="Book Antiqua"/>
+                <w:sz w:val="20"/>
+              </w:rPr>
+            </w:pPr>
+          </w:p>
+        </w:tc>
+      </w:tr>
+      <w:tr>
+        <w:tc>
+          <w:tcPr>
+            <w:tcW w:w="1559" w:type="dxa"/>
+            <w:gridSpan w:val="2"/>
+            <w:vMerge/>
+          </w:tcPr>
+          <w:p>
+            <w:pPr>
+              <w:pStyle w:val="Corpodetexto21"/>
+              <w:ind w:left="0" w:firstLine="0"/>
+              <w:rPr>
+                <w:rFonts w:ascii="Book Antiqua" w:hAnsi="Book Antiqua"/>
+                <w:sz w:val="20"/>
+              </w:rPr>
+            </w:pPr>
+          </w:p>
+        </w:tc>
+        <w:tc>
+          <w:tcPr>
+            <w:tcW w:w="1701" w:type="dxa"/>
+          </w:tcPr>
+          <w:p>
+            <w:pPr>
+              <w:pStyle w:val="Corpodetexto21"/>
+              <w:ind w:left="0" w:firstLine="0"/>
+              <w:jc w:val="center"/>
+              <w:rPr>
+                <w:rFonts w:ascii="Book Antiqua" w:hAnsi="Book Antiqua"/>
+                <w:sz w:val="20"/>
+              </w:rPr>
+            </w:pPr>
+            <w:r>
+              <w:rPr>
+                <w:rFonts w:ascii="Book Antiqua" w:hAnsi="Book Antiqua"/>
+                <w:sz w:val="20"/>
+              </w:rPr>
+              <w:t>Lenta</w:t>
+            </w:r>
+          </w:p>
+        </w:tc>
+        <w:tc>
+          <w:tcPr>
+            <w:tcW w:w="1843" w:type="dxa"/>
+          </w:tcPr>
+          <w:p>
+            <w:pPr>
+              <w:pStyle w:val="Corpodetexto21"/>
+              <w:ind w:left="0" w:firstLine="0"/>
+              <w:jc w:val="center"/>
+              <w:rPr>
+                <w:rFonts w:ascii="Book Antiqua" w:hAnsi="Book Antiqua"/>
+                <w:sz w:val="20"/>
+              </w:rPr>
+            </w:pPr>
+            <w:r>
+              <w:rPr>
+                <w:rFonts w:ascii="Book Antiqua" w:hAnsi="Book Antiqua"/>
+                <w:sz w:val="20"/>
+              </w:rPr>
+              <w:t>Média</w:t>
+            </w:r>
+          </w:p>
+        </w:tc>
+        <w:tc>
+          <w:tcPr>
+            <w:tcW w:w="1985" w:type="dxa"/>
+          </w:tcPr>
+          <w:p>
+            <w:pPr>
+              <w:pStyle w:val="Corpodetexto21"/>
+              <w:ind w:left="0" w:firstLine="0"/>
+              <w:jc w:val="center"/>
+              <w:rPr>
+                <w:rFonts w:ascii="Book Antiqua" w:hAnsi="Book Antiqua"/>
+                <w:sz w:val="20"/>
+              </w:rPr>
+            </w:pPr>
+            <w:r>
+              <w:rPr>
+                <w:rFonts w:ascii="Book Antiqua" w:hAnsi="Book Antiqua"/>
+                <w:sz w:val="20"/>
+              </w:rPr>
+              <w:t>Rápida</w:t>
+            </w:r>
+          </w:p>
+        </w:tc>
+        <w:tc>
+          <w:tcPr>
+            <w:tcW w:w="1036" w:type="dxa"/>
+          </w:tcPr>
+          <w:p>
+            <w:pPr>
+              <w:pStyle w:val="Corpodetexto21"/>
+              <w:ind w:left="0" w:firstLine="0"/>
+              <w:rPr>
+                <w:rFonts w:ascii="Book Antiqua" w:hAnsi="Book Antiqua"/>
+                <w:sz w:val="20"/>
+              </w:rPr>
+            </w:pPr>
+            <w:r>
+              <w:rPr>
+                <w:rFonts w:ascii="Symbol" w:hAnsi="Symbol"/>
+                <w:sz w:val="32"/>
+                <w:szCs w:val="32"/>
+              </w:rPr>
+              <w:t>S</w:t>
+            </w:r>
+          </w:p>
+        </w:tc>
+      </w:tr>
+      <w:tr>
+        <w:tc>
+          <w:tcPr>
+            <w:tcW w:w="425" w:type="dxa"/>
+            <w:vMerge w:val="restart"/>
+            <w:textDirection w:val="btLr"/>
+          </w:tcPr>
+          <w:p>
+            <w:pPr>
+              <w:pStyle w:val="Corpodetexto21"/>
+              <w:ind w:left="113" w:right="113" w:firstLine="0"/>
+              <w:rPr>
+                <w:rFonts w:ascii="Book Antiqua" w:hAnsi="Book Antiqua"/>
+                <w:sz w:val="20"/>
+              </w:rPr>
+            </w:pPr>
+            <w:r>
+              <w:rPr>
+                <w:rFonts w:ascii="Book Antiqua" w:hAnsi="Book Antiqua"/>
+                <w:sz w:val="20"/>
+              </w:rPr>
+              <w:t>Vestuário</w:t>
+            </w:r>
+          </w:p>
+        </w:tc>
+        <w:tc>
+          <w:tcPr>
+            <w:tcW w:w="1134" w:type="dxa"/>
+          </w:tcPr>
+          <w:p>
+            <w:pPr>
+              <w:pStyle w:val="Corpodetexto21"/>
+              <w:spacing w:line="360" w:lineRule="auto"/>
+              <w:ind w:left="0" w:firstLine="0"/>
+              <w:rPr>
+                <w:rFonts w:ascii="Book Antiqua" w:hAnsi="Book Antiqua"/>
+                <w:sz w:val="20"/>
+              </w:rPr>
+            </w:pPr>
+            <w:r>
+              <w:rPr>
+                <w:rFonts w:ascii="Book Antiqua" w:hAnsi="Book Antiqua"/>
+                <w:sz w:val="20"/>
+              </w:rPr>
+              <w:t>Formal</w:t>
+            </w:r>
+          </w:p>
+        </w:tc>
+        <w:tc>
+          <w:tcPr>
+            <w:tcW w:w="1701" w:type="dxa"/>
+          </w:tcPr>
+          <w:p>
+            <w:pPr>
+              <w:pStyle w:val="Corpodetexto21"/>
+              <w:spacing w:line="360" w:lineRule="auto"/>
+              <w:ind w:left="0" w:firstLine="0"/>
+              <w:jc w:val="center"/>
+              <w:rPr>
+                <w:rFonts w:ascii="Book Antiqua" w:hAnsi="Book Antiqua"/>
+                <w:sz w:val="20"/>
+              </w:rPr>
+            </w:pPr>
+            <w:r>
+              <w:rPr>
+                <w:rFonts w:ascii="Book Antiqua" w:hAnsi="Book Antiqua"/>
+                <w:sz w:val="20"/>
+              </w:rPr>
+              <w:t>28</w:t>
+            </w:r>
+          </w:p>
+        </w:tc>
+        <w:tc>
+          <w:tcPr>
+            <w:tcW w:w="1843" w:type="dxa"/>
+          </w:tcPr>
+          <w:p>
+            <w:pPr>
+              <w:pStyle w:val="Corpodetexto21"/>
+              <w:spacing w:line="360" w:lineRule="auto"/>
+              <w:ind w:left="0" w:firstLine="0"/>
+              <w:jc w:val="center"/>
+              <w:rPr>
+                <w:rFonts w:ascii="Book Antiqua" w:hAnsi="Book Antiqua"/>
+                <w:sz w:val="20"/>
+              </w:rPr>
+            </w:pPr>
+            <w:r>
+              <w:rPr>
+                <w:rFonts w:ascii="Book Antiqua" w:hAnsi="Book Antiqua"/>
+                <w:sz w:val="20"/>
+              </w:rPr>
+              <w:t>17</w:t>
+            </w:r>
+          </w:p>
+        </w:tc>
+        <w:tc>
+          <w:tcPr>
+            <w:tcW w:w="1985" w:type="dxa"/>
+          </w:tcPr>
+          <w:p>
+            <w:pPr>
+              <w:pStyle w:val="Corpodetexto21"/>
+              <w:spacing w:line="360" w:lineRule="auto"/>
+              <w:ind w:left="0" w:firstLine="0"/>
+              <w:jc w:val="center"/>
+              <w:rPr>
+                <w:rFonts w:ascii="Book Antiqua" w:hAnsi="Book Antiqua"/>
+                <w:sz w:val="20"/>
+              </w:rPr>
+            </w:pPr>
+            <w:r>
+              <w:rPr>
+                <w:rFonts w:ascii="Book Antiqua" w:hAnsi="Book Antiqua"/>
+                <w:sz w:val="20"/>
+              </w:rPr>
+              <w:t>15</w:t>
+            </w:r>
+          </w:p>
+        </w:tc>
+        <w:tc>
+          <w:tcPr>
+            <w:tcW w:w="1036" w:type="dxa"/>
+          </w:tcPr>
+          <w:p>
+            <w:pPr>
+              <w:pStyle w:val="Corpodetexto21"/>
+              <w:spacing w:line="360" w:lineRule="auto"/>
+              <w:ind w:left="0" w:firstLine="0"/>
+              <w:rPr>
+                <w:rFonts w:ascii="Book Antiqua" w:hAnsi="Book Antiqua"/>
+                <w:sz w:val="20"/>
+              </w:rPr>
+            </w:pPr>
+          </w:p>
+        </w:tc>
+      </w:tr>
+      <w:tr>
+        <w:tc>
+          <w:tcPr>
+            <w:tcW w:w="425" w:type="dxa"/>
+            <w:vMerge/>
+          </w:tcPr>
+          <w:p>
+            <w:pPr>
+              <w:pStyle w:val="Corpodetexto21"/>
+              <w:ind w:left="0" w:firstLine="0"/>
+              <w:rPr>
+                <w:rFonts w:ascii="Book Antiqua" w:hAnsi="Book Antiqua"/>
+                <w:sz w:val="20"/>
+              </w:rPr>
+            </w:pPr>
+          </w:p>
+        </w:tc>
+        <w:tc>
+          <w:tcPr>
+            <w:tcW w:w="1134" w:type="dxa"/>
+          </w:tcPr>
+          <w:p>
+            <w:pPr>
+              <w:pStyle w:val="Corpodetexto21"/>
+              <w:spacing w:line="360" w:lineRule="auto"/>
+              <w:ind w:left="0" w:firstLine="0"/>
+              <w:rPr>
+                <w:rFonts w:ascii="Book Antiqua" w:hAnsi="Book Antiqua"/>
+                <w:sz w:val="20"/>
+              </w:rPr>
+            </w:pPr>
+            <w:r>
+              <w:rPr>
+                <w:rFonts w:ascii="Book Antiqua" w:hAnsi="Book Antiqua"/>
+                <w:sz w:val="20"/>
+              </w:rPr>
+              <w:t>Social</w:t>
+            </w:r>
+          </w:p>
+        </w:tc>
+        <w:tc>
+          <w:tcPr>
+            <w:tcW w:w="1701" w:type="dxa"/>
+          </w:tcPr>
+          <w:p>
+            <w:pPr>
+              <w:pStyle w:val="Corpodetexto21"/>
+              <w:spacing w:line="360" w:lineRule="auto"/>
+              <w:ind w:left="0" w:firstLine="0"/>
+              <w:jc w:val="center"/>
+              <w:rPr>
+                <w:rFonts w:ascii="Book Antiqua" w:hAnsi="Book Antiqua"/>
+                <w:sz w:val="20"/>
+              </w:rPr>
+            </w:pPr>
+            <w:r>
+              <w:rPr>
+                <w:rFonts w:ascii="Book Antiqua" w:hAnsi="Book Antiqua"/>
+                <w:sz w:val="20"/>
+              </w:rPr>
+              <w:t>20</w:t>
+            </w:r>
+          </w:p>
+        </w:tc>
+        <w:tc>
+          <w:tcPr>
+            <w:tcW w:w="1843" w:type="dxa"/>
+          </w:tcPr>
+          <w:p>
+            <w:pPr>
+              <w:pStyle w:val="Corpodetexto21"/>
+              <w:spacing w:line="360" w:lineRule="auto"/>
+              <w:ind w:left="0" w:firstLine="0"/>
+              <w:jc w:val="center"/>
+              <w:rPr>
+                <w:rFonts w:ascii="Book Antiqua" w:hAnsi="Book Antiqua"/>
+                <w:sz w:val="20"/>
+              </w:rPr>
+            </w:pPr>
+            <w:r>
+              <w:rPr>
+                <w:rFonts w:ascii="Book Antiqua" w:hAnsi="Book Antiqua"/>
+                <w:sz w:val="20"/>
+              </w:rPr>
+              <w:t>40</w:t>
+            </w:r>
+          </w:p>
+        </w:tc>
+        <w:tc>
+          <w:tcPr>
+            <w:tcW w:w="1985" w:type="dxa"/>
+          </w:tcPr>
+          <w:p>
+            <w:pPr>
+              <w:pStyle w:val="Corpodetexto21"/>
+              <w:spacing w:line="360" w:lineRule="auto"/>
+              <w:ind w:left="0" w:firstLine="0"/>
+              <w:jc w:val="center"/>
+              <w:rPr>
+                <w:rFonts w:ascii="Book Antiqua" w:hAnsi="Book Antiqua"/>
+                <w:sz w:val="20"/>
+              </w:rPr>
+            </w:pPr>
+            <w:r>
+              <w:rPr>
+                <w:rFonts w:ascii="Book Antiqua" w:hAnsi="Book Antiqua"/>
+                <w:sz w:val="20"/>
+              </w:rPr>
+              <w:t>20</w:t>
+            </w:r>
+          </w:p>
+        </w:tc>
+        <w:tc>
+          <w:tcPr>
+            <w:tcW w:w="1036" w:type="dxa"/>
+          </w:tcPr>
+          <w:p>
+            <w:pPr>
+              <w:pStyle w:val="Corpodetexto21"/>
+              <w:spacing w:line="360" w:lineRule="auto"/>
+              <w:ind w:left="0" w:firstLine="0"/>
+              <w:rPr>
+                <w:rFonts w:ascii="Book Antiqua" w:hAnsi="Book Antiqua"/>
+                <w:sz w:val="20"/>
+              </w:rPr>
+            </w:pPr>
+          </w:p>
+        </w:tc>
+      </w:tr>
+      <w:tr>
+        <w:tc>
+          <w:tcPr>
+            <w:tcW w:w="425" w:type="dxa"/>
+            <w:vMerge/>
+          </w:tcPr>
+          <w:p>
+            <w:pPr>
+              <w:pStyle w:val="Corpodetexto21"/>
+              <w:ind w:left="0" w:firstLine="0"/>
+              <w:rPr>
+                <w:rFonts w:ascii="Book Antiqua" w:hAnsi="Book Antiqua"/>
+                <w:sz w:val="20"/>
+              </w:rPr>
+            </w:pPr>
+          </w:p>
+        </w:tc>
+        <w:tc>
+          <w:tcPr>
+            <w:tcW w:w="1134" w:type="dxa"/>
+          </w:tcPr>
+          <w:p>
+            <w:pPr>
+              <w:pStyle w:val="Corpodetexto21"/>
+              <w:spacing w:line="360" w:lineRule="auto"/>
+              <w:ind w:left="0" w:firstLine="0"/>
+              <w:rPr>
+                <w:rFonts w:ascii="Book Antiqua" w:hAnsi="Book Antiqua"/>
+                <w:sz w:val="20"/>
+              </w:rPr>
+            </w:pPr>
+            <w:r>
+              <w:rPr>
+                <w:rFonts w:ascii="Book Antiqua" w:hAnsi="Book Antiqua"/>
+                <w:sz w:val="20"/>
+              </w:rPr>
+              <w:t>Casual</w:t>
+            </w:r>
+          </w:p>
+        </w:tc>
+        <w:tc>
+          <w:tcPr>
+            <w:tcW w:w="1701" w:type="dxa"/>
+          </w:tcPr>
+          <w:p>
+            <w:pPr>
+              <w:pStyle w:val="Corpodetexto21"/>
+              <w:spacing w:line="360" w:lineRule="auto"/>
+              <w:ind w:left="0" w:firstLine="0"/>
+              <w:jc w:val="center"/>
+              <w:rPr>
+                <w:rFonts w:ascii="Book Antiqua" w:hAnsi="Book Antiqua"/>
+                <w:sz w:val="20"/>
+              </w:rPr>
+            </w:pPr>
+            <w:r>
+              <w:rPr>
+                <w:rFonts w:ascii="Book Antiqua" w:hAnsi="Book Antiqua"/>
+                <w:sz w:val="20"/>
+              </w:rPr>
+              <w:t>12</w:t>
+            </w:r>
+          </w:p>
+        </w:tc>
+        <w:tc>
+          <w:tcPr>
+            <w:tcW w:w="1843" w:type="dxa"/>
+          </w:tcPr>
+          <w:p>
+            <w:pPr>
+              <w:pStyle w:val="Corpodetexto21"/>
+              <w:spacing w:line="360" w:lineRule="auto"/>
+              <w:ind w:left="0" w:firstLine="0"/>
+              <w:jc w:val="center"/>
+              <w:rPr>
+                <w:rFonts w:ascii="Book Antiqua" w:hAnsi="Book Antiqua"/>
+                <w:sz w:val="20"/>
+              </w:rPr>
+            </w:pPr>
+            <w:r>
+              <w:rPr>
+                <w:rFonts w:ascii="Book Antiqua" w:hAnsi="Book Antiqua"/>
+                <w:sz w:val="20"/>
+              </w:rPr>
+              <w:t>28</w:t>
+            </w:r>
+          </w:p>
+        </w:tc>
+        <w:tc>
+          <w:tcPr>
+            <w:tcW w:w="1985" w:type="dxa"/>
+          </w:tcPr>
+          <w:p>
+            <w:pPr>
+              <w:pStyle w:val="Corpodetexto21"/>
+              <w:spacing w:line="360" w:lineRule="auto"/>
+              <w:ind w:left="0" w:firstLine="0"/>
+              <w:jc w:val="center"/>
+              <w:rPr>
+                <w:rFonts w:ascii="Book Antiqua" w:hAnsi="Book Antiqua"/>
+                <w:sz w:val="20"/>
+              </w:rPr>
+            </w:pPr>
+            <w:r>
+              <w:rPr>
+                <w:rFonts w:ascii="Book Antiqua" w:hAnsi="Book Antiqua"/>
+                <w:sz w:val="20"/>
+              </w:rPr>
+              <w:t>40</w:t>
+            </w:r>
+          </w:p>
+        </w:tc>
+        <w:tc>
+          <w:tcPr>
+            <w:tcW w:w="1036" w:type="dxa"/>
+          </w:tcPr>
+          <w:p>
+            <w:pPr>
+              <w:pStyle w:val="Corpodetexto21"/>
+              <w:spacing w:line="360" w:lineRule="auto"/>
+              <w:ind w:left="0" w:firstLine="0"/>
+              <w:rPr>
+                <w:rFonts w:ascii="Book Antiqua" w:hAnsi="Book Antiqua"/>
+                <w:sz w:val="20"/>
+              </w:rPr>
+            </w:pPr>
+          </w:p>
+        </w:tc>
+      </w:tr>
+      <w:tr>
+        <w:tc>
+          <w:tcPr>
+            <w:tcW w:w="1559" w:type="dxa"/>
+            <w:gridSpan w:val="2"/>
+          </w:tcPr>
+          <w:p>
+            <w:pPr>
+              <w:pStyle w:val="Corpodetexto21"/>
+              <w:ind w:left="0" w:firstLine="0"/>
+              <w:rPr>
+                <w:rFonts w:ascii="Symbol" w:hAnsi="Symbol"/>
+                <w:sz w:val="20"/>
+              </w:rPr>
+            </w:pPr>
+            <w:r>
+              <w:rPr>
+                <w:rFonts w:ascii="Symbol" w:hAnsi="Symbol"/>
+                <w:sz w:val="32"/>
+                <w:szCs w:val="32"/>
+              </w:rPr>
+              <w:t>S</w:t>
+            </w:r>
+          </w:p>
+        </w:tc>
+        <w:tc>
+          <w:tcPr>
+            <w:tcW w:w="1701" w:type="dxa"/>
+          </w:tcPr>
+          <w:p>
+            <w:pPr>
+              <w:pStyle w:val="Corpodetexto21"/>
+              <w:ind w:left="0" w:firstLine="0"/>
+              <w:rPr>
+                <w:rFonts w:ascii="Book Antiqua" w:hAnsi="Book Antiqua"/>
+                <w:sz w:val="20"/>
+              </w:rPr>
+            </w:pPr>
+          </w:p>
+        </w:tc>
+        <w:tc>
+          <w:tcPr>
+            <w:tcW w:w="1843" w:type="dxa"/>
+          </w:tcPr>
+          <w:p>
+            <w:pPr>
+              <w:pStyle w:val="Corpodetexto21"/>
+              <w:ind w:left="0" w:firstLine="0"/>
+              <w:rPr>
+                <w:rFonts w:ascii="Book Antiqua" w:hAnsi="Book Antiqua"/>
+                <w:sz w:val="20"/>
+              </w:rPr>
+            </w:pPr>
+          </w:p>
+        </w:tc>
+        <w:tc>
+          <w:tcPr>
+            <w:tcW w:w="1985" w:type="dxa"/>
+          </w:tcPr>
+          <w:p>
+            <w:pPr>
+              <w:pStyle w:val="Corpodetexto21"/>
+              <w:ind w:left="0" w:firstLine="0"/>
+              <w:rPr>
+                <w:rFonts w:ascii="Book Antiqua" w:hAnsi="Book Antiqua"/>
+                <w:sz w:val="20"/>
+              </w:rPr>
+            </w:pPr>
+          </w:p>
+        </w:tc>
+        <w:tc>
+          <w:tcPr>
+            <w:tcW w:w="1036" w:type="dxa"/>
+          </w:tcPr>
+          <w:p>
+            <w:pPr>
+              <w:pStyle w:val="Corpodetexto21"/>
+              <w:ind w:left="0" w:firstLine="0"/>
+              <w:rPr>
+                <w:rFonts w:ascii="Book Antiqua" w:hAnsi="Book Antiqua"/>
+                <w:sz w:val="20"/>
+              </w:rPr>
+            </w:pPr>
+          </w:p>
+        </w:tc>
+      </w:tr>
+    </w:tbl>
+    <w:p>
+      <w:pPr>
+        <w:pStyle w:val="Corpodetexto21"/>
+        <w:tabs>
+          <w:tab w:val="clear" w:pos="426"/>
+          <w:tab w:val="left" w:pos="993"/>
+        </w:tabs>
+        <w:spacing w:before="120"/>
+        <w:ind w:firstLine="0"/>
+        <w:rPr>
+          <w:rFonts w:ascii="Book Antiqua" w:hAnsi="Book Antiqua"/>
+          <w:sz w:val="20"/>
+        </w:rPr>
+      </w:pPr>
+      <w:r>
+        <w:rPr>
+          <w:rFonts w:ascii="Book Antiqua" w:hAnsi="Book Antiqua"/>
+          <w:sz w:val="20"/>
+        </w:rPr>
+        <w:t xml:space="preserve">Use o nível de 5% de </w:t>
+      </w:r>
+      <w:r>
+        <w:rPr>
+          <w:rFonts w:ascii="Book Antiqua" w:hAnsi="Book Antiqua"/>
+          <w:sz w:val="20"/>
+        </w:rPr>
+        <w:tab/>
+        <w:t>significância para testar se realmente há relação entre o padrão de vestuário dos funcionários de bancos e sua progressão profissional.</w:t>
+      </w:r>
+    </w:p>
+    <w:p>
+      <w:pPr>
+        <w:pStyle w:val="Corpodetexto21"/>
+        <w:numPr>
+          <w:ilvl w:val="0"/>
+          <w:numId w:val="3"/>
+        </w:numPr>
+        <w:spacing w:before="120"/>
+        <w:rPr>
+          <w:rFonts w:ascii="Book Antiqua" w:hAnsi="Book Antiqua"/>
+          <w:sz w:val="20"/>
+        </w:rPr>
+      </w:pPr>
+      <w:r>
+        <w:rPr>
+          <w:rFonts w:ascii="Book Antiqua" w:hAnsi="Book Antiqua"/>
+          <w:sz w:val="20"/>
+        </w:rPr>
+        <w:t>Suponha que se deseja comparar a eficiência de dois programas de investimento no desempenho financeiro de pequenas empresas. Para realizar o experimento, dispõe-se de 10 empresas com características semelhantes. As empresas foram sorteadas aleatoriamente em dois grupos de cinco empresas. Um grupo recebeu o programa de investimento A, enquanto o outro recebeu o programa de investimento B. A eficiência dos programas foi avaliada pelo crescimento percentual do faturamento de cada empresa durante determinado período</w:t>
       </w:r>
     </w:p>
     <w:tbl>
@@ -1023,6 +2965,7 @@
                 <w:sz w:val="18"/>
                 <w:szCs w:val="18"/>
               </w:rPr>
+              <w:lastRenderedPageBreak/>
               <w:t>Investimento</w:t>
             </w:r>
           </w:p>
@@ -1810,7 +3753,7 @@
           <v:shape id="_x0000_i1025" type="#_x0000_t75" style="width:17.65pt;height:17.65pt" o:ole="" fillcolor="window">
             <v:imagedata r:id="rId5" o:title=""/>
           </v:shape>
-          <o:OLEObject Type="Embed" ProgID="Equation.2" ShapeID="_x0000_i1025" DrawAspect="Content" ObjectID="_1849245993" r:id="rId6"/>
+          <o:OLEObject Type="Embed" ProgID="Equation.2" ShapeID="_x0000_i1025" DrawAspect="Content" ObjectID="_1849531258" r:id="rId6"/>
         </w:object>
       </w:r>
       <w:r>
@@ -1832,7 +3775,7 @@
           <v:shape id="_x0000_i1026" type="#_x0000_t75" style="width:16.8pt;height:17.65pt" o:ole="" fillcolor="window">
             <v:imagedata r:id="rId7" o:title=""/>
           </v:shape>
-          <o:OLEObject Type="Embed" ProgID="Equation.2" ShapeID="_x0000_i1026" DrawAspect="Content" ObjectID="_1849245994" r:id="rId8"/>
+          <o:OLEObject Type="Embed" ProgID="Equation.2" ShapeID="_x0000_i1026" DrawAspect="Content" ObjectID="_1849531259" r:id="rId8"/>
         </w:object>
       </w:r>
       <w:r>
@@ -1871,7 +3814,7 @@
           <v:shape id="_x0000_i1027" type="#_x0000_t75" style="width:17.65pt;height:17.65pt" o:ole="" fillcolor="window">
             <v:imagedata r:id="rId9" o:title=""/>
           </v:shape>
-          <o:OLEObject Type="Embed" ProgID="Equation.2" ShapeID="_x0000_i1027" DrawAspect="Content" ObjectID="_1849245995" r:id="rId10"/>
+          <o:OLEObject Type="Embed" ProgID="Equation.2" ShapeID="_x0000_i1027" DrawAspect="Content" ObjectID="_1849531260" r:id="rId10"/>
         </w:object>
       </w:r>
       <w:r>
@@ -1885,7 +3828,7 @@
           <v:shape id="_x0000_i1028" type="#_x0000_t75" style="width:28.25pt;height:17.65pt" o:ole="" fillcolor="window">
             <v:imagedata r:id="rId11" o:title=""/>
           </v:shape>
-          <o:OLEObject Type="Embed" ProgID="Equation.2" ShapeID="_x0000_i1028" DrawAspect="Content" ObjectID="_1849245996" r:id="rId12"/>
+          <o:OLEObject Type="Embed" ProgID="Equation.2" ShapeID="_x0000_i1028" DrawAspect="Content" ObjectID="_1849531261" r:id="rId12"/>
         </w:object>
       </w:r>
       <w:r>
@@ -5280,6 +7223,95 @@
     </w:lvl>
   </w:abstractNum>
   <w:abstractNum w:abstractNumId="1" w15:restartNumberingAfterBreak="0">
+    <w:nsid w:val="1A427D73"/>
+    <w:multiLevelType w:val="hybridMultilevel"/>
+    <w:tmpl w:val="AFDC19C4"/>
+    <w:lvl w:ilvl="0" w:tplc="04160017">
+      <w:start w:val="1"/>
+      <w:numFmt w:val="lowerLetter"/>
+      <w:lvlText w:val="%1)"/>
+      <w:lvlJc w:val="left"/>
+      <w:pPr>
+        <w:ind w:left="720" w:hanging="360"/>
+      </w:pPr>
+      <w:rPr>
+        <w:rFonts w:hint="default"/>
+      </w:rPr>
+    </w:lvl>
+    <w:lvl w:ilvl="1" w:tplc="04160019" w:tentative="1">
+      <w:start w:val="1"/>
+      <w:numFmt w:val="lowerLetter"/>
+      <w:lvlText w:val="%2."/>
+      <w:lvlJc w:val="left"/>
+      <w:pPr>
+        <w:ind w:left="1440" w:hanging="360"/>
+      </w:pPr>
+    </w:lvl>
+    <w:lvl w:ilvl="2" w:tplc="0416001B" w:tentative="1">
+      <w:start w:val="1"/>
+      <w:numFmt w:val="lowerRoman"/>
+      <w:lvlText w:val="%3."/>
+      <w:lvlJc w:val="right"/>
+      <w:pPr>
+        <w:ind w:left="2160" w:hanging="180"/>
+      </w:pPr>
+    </w:lvl>
+    <w:lvl w:ilvl="3" w:tplc="0416000F" w:tentative="1">
+      <w:start w:val="1"/>
+      <w:numFmt w:val="decimal"/>
+      <w:lvlText w:val="%4."/>
+      <w:lvlJc w:val="left"/>
+      <w:pPr>
+        <w:ind w:left="2880" w:hanging="360"/>
+      </w:pPr>
+    </w:lvl>
+    <w:lvl w:ilvl="4" w:tplc="04160019" w:tentative="1">
+      <w:start w:val="1"/>
+      <w:numFmt w:val="lowerLetter"/>
+      <w:lvlText w:val="%5."/>
+      <w:lvlJc w:val="left"/>
+      <w:pPr>
+        <w:ind w:left="3600" w:hanging="360"/>
+      </w:pPr>
+    </w:lvl>
+    <w:lvl w:ilvl="5" w:tplc="0416001B" w:tentative="1">
+      <w:start w:val="1"/>
+      <w:numFmt w:val="lowerRoman"/>
+      <w:lvlText w:val="%6."/>
+      <w:lvlJc w:val="right"/>
+      <w:pPr>
+        <w:ind w:left="4320" w:hanging="180"/>
+      </w:pPr>
+    </w:lvl>
+    <w:lvl w:ilvl="6" w:tplc="0416000F" w:tentative="1">
+      <w:start w:val="1"/>
+      <w:numFmt w:val="decimal"/>
+      <w:lvlText w:val="%7."/>
+      <w:lvlJc w:val="left"/>
+      <w:pPr>
+        <w:ind w:left="5040" w:hanging="360"/>
+      </w:pPr>
+    </w:lvl>
+    <w:lvl w:ilvl="7" w:tplc="04160019" w:tentative="1">
+      <w:start w:val="1"/>
+      <w:numFmt w:val="lowerLetter"/>
+      <w:lvlText w:val="%8."/>
+      <w:lvlJc w:val="left"/>
+      <w:pPr>
+        <w:ind w:left="5760" w:hanging="360"/>
+      </w:pPr>
+    </w:lvl>
+    <w:lvl w:ilvl="8" w:tplc="0416001B" w:tentative="1">
+      <w:start w:val="1"/>
+      <w:numFmt w:val="lowerRoman"/>
+      <w:lvlText w:val="%9."/>
+      <w:lvlJc w:val="right"/>
+      <w:pPr>
+        <w:ind w:left="6480" w:hanging="180"/>
+      </w:pPr>
+    </w:lvl>
+  </w:abstractNum>
+  <w:abstractNum w:abstractNumId="2" w15:restartNumberingAfterBreak="0">
     <w:nsid w:val="5C2A7976"/>
     <w:multiLevelType w:val="hybridMultilevel"/>
     <w:tmpl w:val="878C6B46"/>
@@ -5368,10 +7400,105 @@
       </w:pPr>
     </w:lvl>
   </w:abstractNum>
+  <w:abstractNum w:abstractNumId="3" w15:restartNumberingAfterBreak="0">
+    <w:nsid w:val="70554BF0"/>
+    <w:multiLevelType w:val="hybridMultilevel"/>
+    <w:tmpl w:val="5B0C405A"/>
+    <w:lvl w:ilvl="0" w:tplc="04160011">
+      <w:start w:val="1"/>
+      <w:numFmt w:val="decimal"/>
+      <w:lvlText w:val="%1)"/>
+      <w:lvlJc w:val="left"/>
+      <w:pPr>
+        <w:ind w:left="720" w:hanging="360"/>
+      </w:pPr>
+      <w:rPr>
+        <w:rFonts w:hint="default"/>
+      </w:rPr>
+    </w:lvl>
+    <w:lvl w:ilvl="1" w:tplc="04160019" w:tentative="1">
+      <w:start w:val="1"/>
+      <w:numFmt w:val="lowerLetter"/>
+      <w:lvlText w:val="%2."/>
+      <w:lvlJc w:val="left"/>
+      <w:pPr>
+        <w:ind w:left="1440" w:hanging="360"/>
+      </w:pPr>
+    </w:lvl>
+    <w:lvl w:ilvl="2" w:tplc="0416001B" w:tentative="1">
+      <w:start w:val="1"/>
+      <w:numFmt w:val="lowerRoman"/>
+      <w:lvlText w:val="%3."/>
+      <w:lvlJc w:val="right"/>
+      <w:pPr>
+        <w:ind w:left="2160" w:hanging="180"/>
+      </w:pPr>
+    </w:lvl>
+    <w:lvl w:ilvl="3" w:tplc="0416000F" w:tentative="1">
+      <w:start w:val="1"/>
+      <w:numFmt w:val="decimal"/>
+      <w:lvlText w:val="%4."/>
+      <w:lvlJc w:val="left"/>
+      <w:pPr>
+        <w:ind w:left="2880" w:hanging="360"/>
+      </w:pPr>
+    </w:lvl>
+    <w:lvl w:ilvl="4" w:tplc="04160019" w:tentative="1">
+      <w:start w:val="1"/>
+      <w:numFmt w:val="lowerLetter"/>
+      <w:lvlText w:val="%5."/>
+      <w:lvlJc w:val="left"/>
+      <w:pPr>
+        <w:ind w:left="3600" w:hanging="360"/>
+      </w:pPr>
+    </w:lvl>
+    <w:lvl w:ilvl="5" w:tplc="0416001B" w:tentative="1">
+      <w:start w:val="1"/>
+      <w:numFmt w:val="lowerRoman"/>
+      <w:lvlText w:val="%6."/>
+      <w:lvlJc w:val="right"/>
+      <w:pPr>
+        <w:ind w:left="4320" w:hanging="180"/>
+      </w:pPr>
+    </w:lvl>
+    <w:lvl w:ilvl="6" w:tplc="0416000F" w:tentative="1">
+      <w:start w:val="1"/>
+      <w:numFmt w:val="decimal"/>
+      <w:lvlText w:val="%7."/>
+      <w:lvlJc w:val="left"/>
+      <w:pPr>
+        <w:ind w:left="5040" w:hanging="360"/>
+      </w:pPr>
+    </w:lvl>
+    <w:lvl w:ilvl="7" w:tplc="04160019" w:tentative="1">
+      <w:start w:val="1"/>
+      <w:numFmt w:val="lowerLetter"/>
+      <w:lvlText w:val="%8."/>
+      <w:lvlJc w:val="left"/>
+      <w:pPr>
+        <w:ind w:left="5760" w:hanging="360"/>
+      </w:pPr>
+    </w:lvl>
+    <w:lvl w:ilvl="8" w:tplc="0416001B" w:tentative="1">
+      <w:start w:val="1"/>
+      <w:numFmt w:val="lowerRoman"/>
+      <w:lvlText w:val="%9."/>
+      <w:lvlJc w:val="right"/>
+      <w:pPr>
+        <w:ind w:left="6480" w:hanging="180"/>
+      </w:pPr>
+    </w:lvl>
+  </w:abstractNum>
   <w:num w:numId="1" w16cid:durableId="861280177">
     <w:abstractNumId w:val="0"/>
   </w:num>
   <w:num w:numId="2" w16cid:durableId="641273759">
+    <w:abstractNumId w:val="2"/>
+  </w:num>
+  <w:num w:numId="3" w16cid:durableId="499010435">
+    <w:abstractNumId w:val="3"/>
+  </w:num>
+  <w:num w:numId="4" w16cid:durableId="346296766">
     <w:abstractNumId w:val="1"/>
   </w:num>
 </w:numbering>

--- a/docs/antigas/Lista02-2026.docx
+++ b/docs/antigas/Lista02-2026.docx
@@ -996,6 +996,17 @@
     <w:p>
       <w:pPr>
         <w:pStyle w:val="Corpodetexto21"/>
+        <w:spacing w:before="120"/>
+        <w:ind w:left="720" w:firstLine="0"/>
+        <w:rPr>
+          <w:rFonts w:ascii="Book Antiqua" w:hAnsi="Book Antiqua"/>
+          <w:sz w:val="20"/>
+        </w:rPr>
+      </w:pPr>
+    </w:p>
+    <w:p>
+      <w:pPr>
+        <w:pStyle w:val="Corpodetexto21"/>
         <w:numPr>
           <w:ilvl w:val="0"/>
           <w:numId w:val="3"/>
@@ -1387,6 +1398,17 @@
     <w:p>
       <w:pPr>
         <w:pStyle w:val="Corpodetexto21"/>
+        <w:spacing w:before="120"/>
+        <w:ind w:left="720" w:firstLine="0"/>
+        <w:rPr>
+          <w:rFonts w:ascii="Book Antiqua" w:hAnsi="Book Antiqua"/>
+          <w:sz w:val="20"/>
+        </w:rPr>
+      </w:pPr>
+    </w:p>
+    <w:p>
+      <w:pPr>
+        <w:pStyle w:val="Corpodetexto21"/>
         <w:numPr>
           <w:ilvl w:val="0"/>
           <w:numId w:val="3"/>
@@ -1432,6 +1454,17 @@
         </w:rPr>
         <w:t>) da precipitação em tempestades de verão na Serra do mar.</w:t>
       </w:r>
+    </w:p>
+    <w:p>
+      <w:pPr>
+        <w:pStyle w:val="Corpodetexto21"/>
+        <w:spacing w:before="120"/>
+        <w:ind w:left="720" w:firstLine="0"/>
+        <w:rPr>
+          <w:rFonts w:ascii="Book Antiqua" w:hAnsi="Book Antiqua"/>
+          <w:sz w:val="20"/>
+        </w:rPr>
+      </w:pPr>
     </w:p>
     <w:p>
       <w:pPr>
@@ -2900,6 +2933,21 @@
     <w:p>
       <w:pPr>
         <w:pStyle w:val="Corpodetexto21"/>
+        <w:tabs>
+          <w:tab w:val="clear" w:pos="426"/>
+          <w:tab w:val="left" w:pos="993"/>
+        </w:tabs>
+        <w:spacing w:before="120"/>
+        <w:ind w:firstLine="0"/>
+        <w:rPr>
+          <w:rFonts w:ascii="Book Antiqua" w:hAnsi="Book Antiqua"/>
+          <w:sz w:val="20"/>
+        </w:rPr>
+      </w:pPr>
+    </w:p>
+    <w:p>
+      <w:pPr>
+        <w:pStyle w:val="Corpodetexto21"/>
         <w:numPr>
           <w:ilvl w:val="0"/>
           <w:numId w:val="3"/>
@@ -2915,27 +2963,28 @@
           <w:rFonts w:ascii="Book Antiqua" w:hAnsi="Book Antiqua"/>
           <w:sz w:val="20"/>
         </w:rPr>
-        <w:t>Suponha que se deseja comparar a eficiência de dois programas de investimento no desempenho financeiro de pequenas empresas. Para realizar o experimento, dispõe-se de 10 empresas com características semelhantes. As empresas foram sorteadas aleatoriamente em dois grupos de cinco empresas. Um grupo recebeu o programa de investimento A, enquanto o outro recebeu o programa de investimento B. A eficiência dos programas foi avaliada pelo crescimento percentual do faturamento de cada empresa durante determinado período</w:t>
+        <w:lastRenderedPageBreak/>
+        <w:t>A distribuição do número de fêmeas em 160 ninhadas de quatro camundongos é a seguinte:</w:t>
       </w:r>
     </w:p>
     <w:tbl>
       <w:tblPr>
+        <w:tblStyle w:val="Tabelacomgrade"/>
         <w:tblW w:w="0" w:type="auto"/>
         <w:jc w:val="center"/>
-        <w:tblLayout w:type="fixed"/>
-        <w:tblCellMar>
-          <w:left w:w="70" w:type="dxa"/>
-          <w:right w:w="70" w:type="dxa"/>
-        </w:tblCellMar>
-        <w:tblLook w:val="0000" w:firstRow="0" w:lastRow="0" w:firstColumn="0" w:lastColumn="0" w:noHBand="0" w:noVBand="0"/>
+        <w:tblBorders>
+          <w:top w:val="none" w:sz="0" w:space="0" w:color="auto"/>
+          <w:left w:val="none" w:sz="0" w:space="0" w:color="auto"/>
+          <w:bottom w:val="none" w:sz="0" w:space="0" w:color="auto"/>
+          <w:right w:val="none" w:sz="0" w:space="0" w:color="auto"/>
+          <w:insideH w:val="none" w:sz="0" w:space="0" w:color="auto"/>
+          <w:insideV w:val="none" w:sz="0" w:space="0" w:color="auto"/>
+        </w:tblBorders>
+        <w:tblLook w:val="04A0" w:firstRow="1" w:lastRow="0" w:firstColumn="1" w:lastColumn="0" w:noHBand="0" w:noVBand="1"/>
       </w:tblPr>
       <w:tblGrid>
-        <w:gridCol w:w="1343"/>
-        <w:gridCol w:w="709"/>
-        <w:gridCol w:w="850"/>
-        <w:gridCol w:w="709"/>
-        <w:gridCol w:w="567"/>
-        <w:gridCol w:w="774"/>
+        <w:gridCol w:w="2067"/>
+        <w:gridCol w:w="2267"/>
       </w:tblGrid>
       <w:tr>
         <w:trPr>
@@ -2943,75 +2992,55 @@
         </w:trPr>
         <w:tc>
           <w:tcPr>
-            <w:tcW w:w="1343" w:type="dxa"/>
+            <w:tcW w:w="2067" w:type="dxa"/>
             <w:tcBorders>
-              <w:top w:val="single" w:sz="6" w:space="0" w:color="auto"/>
-              <w:bottom w:val="single" w:sz="6" w:space="0" w:color="auto"/>
+              <w:top w:val="single" w:sz="4" w:space="0" w:color="auto"/>
+              <w:bottom w:val="single" w:sz="4" w:space="0" w:color="auto"/>
             </w:tcBorders>
           </w:tcPr>
           <w:p>
             <w:pPr>
+              <w:pStyle w:val="Corpodetexto21"/>
               <w:spacing w:before="120"/>
-              <w:jc w:val="center"/>
-              <w:rPr>
-                <w:rFonts w:ascii="Book Antiqua" w:hAnsi="Book Antiqua"/>
-                <w:sz w:val="18"/>
-                <w:szCs w:val="18"/>
-              </w:rPr>
-            </w:pPr>
-            <w:r>
-              <w:rPr>
-                <w:rFonts w:ascii="Book Antiqua" w:hAnsi="Book Antiqua"/>
-                <w:sz w:val="18"/>
-                <w:szCs w:val="18"/>
-              </w:rPr>
-              <w:lastRenderedPageBreak/>
-              <w:t>Investimento</w:t>
-            </w:r>
-          </w:p>
-        </w:tc>
-        <w:tc>
-          <w:tcPr>
-            <w:tcW w:w="3609" w:type="dxa"/>
-            <w:gridSpan w:val="5"/>
+              <w:ind w:left="0" w:firstLine="0"/>
+              <w:rPr>
+                <w:rFonts w:ascii="Book Antiqua" w:hAnsi="Book Antiqua"/>
+                <w:sz w:val="20"/>
+              </w:rPr>
+            </w:pPr>
+            <w:r>
+              <w:rPr>
+                <w:rFonts w:ascii="Book Antiqua" w:hAnsi="Book Antiqua"/>
+                <w:sz w:val="20"/>
+              </w:rPr>
+              <w:t>Número de Fêmeas</w:t>
+            </w:r>
+          </w:p>
+        </w:tc>
+        <w:tc>
+          <w:tcPr>
+            <w:tcW w:w="2267" w:type="dxa"/>
             <w:tcBorders>
-              <w:top w:val="single" w:sz="6" w:space="0" w:color="auto"/>
-              <w:bottom w:val="single" w:sz="6" w:space="0" w:color="auto"/>
+              <w:top w:val="single" w:sz="4" w:space="0" w:color="auto"/>
+              <w:bottom w:val="single" w:sz="4" w:space="0" w:color="auto"/>
             </w:tcBorders>
           </w:tcPr>
           <w:p>
             <w:pPr>
+              <w:pStyle w:val="Corpodetexto21"/>
               <w:spacing w:before="120"/>
-              <w:jc w:val="center"/>
-              <w:rPr>
-                <w:rFonts w:ascii="Book Antiqua" w:hAnsi="Book Antiqua"/>
-                <w:sz w:val="18"/>
-                <w:szCs w:val="18"/>
-              </w:rPr>
-            </w:pPr>
-            <w:r>
-              <w:rPr>
-                <w:rFonts w:ascii="Book Antiqua" w:hAnsi="Book Antiqua"/>
-                <w:sz w:val="18"/>
-                <w:szCs w:val="18"/>
-              </w:rPr>
-              <w:t xml:space="preserve">Crescimento do </w:t>
-            </w:r>
-            <w:r>
-              <w:rPr>
-                <w:rFonts w:ascii="Book Antiqua" w:hAnsi="Book Antiqua"/>
-                <w:sz w:val="18"/>
-                <w:szCs w:val="18"/>
-              </w:rPr>
-              <w:t>faturamento (</w:t>
-            </w:r>
-            <w:r>
-              <w:rPr>
-                <w:rFonts w:ascii="Book Antiqua" w:hAnsi="Book Antiqua"/>
-                <w:sz w:val="18"/>
-                <w:szCs w:val="18"/>
-              </w:rPr>
-              <w:t>%)</w:t>
+              <w:ind w:left="0" w:firstLine="0"/>
+              <w:rPr>
+                <w:rFonts w:ascii="Book Antiqua" w:hAnsi="Book Antiqua"/>
+                <w:sz w:val="20"/>
+              </w:rPr>
+            </w:pPr>
+            <w:r>
+              <w:rPr>
+                <w:rFonts w:ascii="Book Antiqua" w:hAnsi="Book Antiqua"/>
+                <w:sz w:val="20"/>
+              </w:rPr>
+              <w:t>Número de Ninhadas</w:t>
             </w:r>
           </w:p>
         </w:tc>
@@ -3022,145 +3051,53 @@
         </w:trPr>
         <w:tc>
           <w:tcPr>
-            <w:tcW w:w="1343" w:type="dxa"/>
-          </w:tcPr>
-          <w:p>
-            <w:pPr>
+            <w:tcW w:w="2067" w:type="dxa"/>
+            <w:tcBorders>
+              <w:top w:val="single" w:sz="4" w:space="0" w:color="auto"/>
+            </w:tcBorders>
+          </w:tcPr>
+          <w:p>
+            <w:pPr>
+              <w:pStyle w:val="Corpodetexto21"/>
               <w:spacing w:before="120"/>
-              <w:jc w:val="center"/>
-              <w:rPr>
-                <w:rFonts w:ascii="Book Antiqua" w:hAnsi="Book Antiqua"/>
-                <w:sz w:val="18"/>
-                <w:szCs w:val="18"/>
-              </w:rPr>
-            </w:pPr>
-            <w:r>
-              <w:rPr>
-                <w:rFonts w:ascii="Book Antiqua" w:hAnsi="Book Antiqua"/>
-                <w:sz w:val="18"/>
-                <w:szCs w:val="18"/>
-              </w:rPr>
-              <w:t>A</w:t>
-            </w:r>
-          </w:p>
-        </w:tc>
-        <w:tc>
-          <w:tcPr>
-            <w:tcW w:w="709" w:type="dxa"/>
-          </w:tcPr>
-          <w:p>
-            <w:pPr>
+              <w:ind w:left="0" w:firstLine="0"/>
+              <w:rPr>
+                <w:rFonts w:ascii="Book Antiqua" w:hAnsi="Book Antiqua"/>
+                <w:sz w:val="20"/>
+              </w:rPr>
+            </w:pPr>
+            <w:r>
+              <w:rPr>
+                <w:rFonts w:ascii="Book Antiqua" w:hAnsi="Book Antiqua"/>
+                <w:sz w:val="20"/>
+              </w:rPr>
+              <w:t>0</w:t>
+            </w:r>
+          </w:p>
+        </w:tc>
+        <w:tc>
+          <w:tcPr>
+            <w:tcW w:w="2267" w:type="dxa"/>
+            <w:tcBorders>
+              <w:top w:val="single" w:sz="4" w:space="0" w:color="auto"/>
+            </w:tcBorders>
+          </w:tcPr>
+          <w:p>
+            <w:pPr>
+              <w:pStyle w:val="Corpodetexto21"/>
               <w:spacing w:before="120"/>
-              <w:jc w:val="center"/>
-              <w:rPr>
-                <w:rFonts w:ascii="Book Antiqua" w:hAnsi="Book Antiqua"/>
-                <w:sz w:val="18"/>
-                <w:szCs w:val="18"/>
-              </w:rPr>
-            </w:pPr>
-            <w:r>
-              <w:rPr>
-                <w:rFonts w:ascii="Book Antiqua" w:hAnsi="Book Antiqua"/>
-                <w:sz w:val="18"/>
-                <w:szCs w:val="18"/>
-              </w:rPr>
-              <w:t>1</w:t>
-            </w:r>
-          </w:p>
-        </w:tc>
-        <w:tc>
-          <w:tcPr>
-            <w:tcW w:w="850" w:type="dxa"/>
-          </w:tcPr>
-          <w:p>
-            <w:pPr>
-              <w:spacing w:before="120"/>
-              <w:jc w:val="center"/>
-              <w:rPr>
-                <w:rFonts w:ascii="Book Antiqua" w:hAnsi="Book Antiqua"/>
-                <w:sz w:val="18"/>
-                <w:szCs w:val="18"/>
-              </w:rPr>
-            </w:pPr>
-            <w:r>
-              <w:rPr>
-                <w:rFonts w:ascii="Book Antiqua" w:hAnsi="Book Antiqua"/>
-                <w:sz w:val="18"/>
-                <w:szCs w:val="18"/>
-              </w:rPr>
-              <w:t>5</w:t>
-            </w:r>
-          </w:p>
-        </w:tc>
-        <w:tc>
-          <w:tcPr>
-            <w:tcW w:w="709" w:type="dxa"/>
-          </w:tcPr>
-          <w:p>
-            <w:pPr>
-              <w:spacing w:before="120"/>
-              <w:jc w:val="center"/>
-              <w:rPr>
-                <w:rFonts w:ascii="Book Antiqua" w:hAnsi="Book Antiqua"/>
-                <w:sz w:val="18"/>
-                <w:szCs w:val="18"/>
-              </w:rPr>
-            </w:pPr>
-            <w:r>
-              <w:rPr>
-                <w:rFonts w:ascii="Book Antiqua" w:hAnsi="Book Antiqua"/>
-                <w:sz w:val="18"/>
-                <w:szCs w:val="18"/>
-              </w:rPr>
-              <w:t xml:space="preserve"> 2</w:t>
-            </w:r>
-          </w:p>
-        </w:tc>
-        <w:tc>
-          <w:tcPr>
-            <w:tcW w:w="567" w:type="dxa"/>
-          </w:tcPr>
-          <w:p>
-            <w:pPr>
-              <w:spacing w:before="120"/>
-              <w:jc w:val="center"/>
-              <w:rPr>
-                <w:rFonts w:ascii="Book Antiqua" w:hAnsi="Book Antiqua"/>
-                <w:sz w:val="18"/>
-                <w:szCs w:val="18"/>
-              </w:rPr>
-            </w:pPr>
-            <w:r>
-              <w:rPr>
-                <w:rFonts w:ascii="Book Antiqua" w:hAnsi="Book Antiqua"/>
-                <w:sz w:val="18"/>
-                <w:szCs w:val="18"/>
-              </w:rPr>
-              <w:t>8</w:t>
-            </w:r>
-          </w:p>
-        </w:tc>
-        <w:tc>
-          <w:tcPr>
-            <w:tcW w:w="774" w:type="dxa"/>
-          </w:tcPr>
-          <w:p>
-            <w:pPr>
-              <w:spacing w:before="120"/>
-              <w:jc w:val="center"/>
-              <w:rPr>
-                <w:rFonts w:ascii="Book Antiqua" w:hAnsi="Book Antiqua"/>
-                <w:sz w:val="18"/>
-                <w:szCs w:val="18"/>
-              </w:rPr>
-            </w:pPr>
-            <w:r>
-              <w:rPr>
-                <w:rFonts w:ascii="Book Antiqua" w:hAnsi="Book Antiqua"/>
-                <w:sz w:val="18"/>
-                <w:szCs w:val="18"/>
-              </w:rPr>
-              <w:t>4</w:t>
+              <w:ind w:left="0" w:firstLine="0"/>
+              <w:rPr>
+                <w:rFonts w:ascii="Book Antiqua" w:hAnsi="Book Antiqua"/>
+                <w:sz w:val="20"/>
+              </w:rPr>
+            </w:pPr>
+            <w:r>
+              <w:rPr>
+                <w:rFonts w:ascii="Book Antiqua" w:hAnsi="Book Antiqua"/>
+                <w:sz w:val="20"/>
+              </w:rPr>
+              <w:t>12</w:t>
             </w:r>
           </w:p>
         </w:tc>
@@ -3171,161 +3108,204 @@
         </w:trPr>
         <w:tc>
           <w:tcPr>
-            <w:tcW w:w="1343" w:type="dxa"/>
+            <w:tcW w:w="2067" w:type="dxa"/>
+          </w:tcPr>
+          <w:p>
+            <w:pPr>
+              <w:pStyle w:val="Corpodetexto21"/>
+              <w:spacing w:before="120"/>
+              <w:ind w:left="0" w:firstLine="0"/>
+              <w:rPr>
+                <w:rFonts w:ascii="Book Antiqua" w:hAnsi="Book Antiqua"/>
+                <w:sz w:val="20"/>
+              </w:rPr>
+            </w:pPr>
+            <w:r>
+              <w:rPr>
+                <w:rFonts w:ascii="Book Antiqua" w:hAnsi="Book Antiqua"/>
+                <w:sz w:val="20"/>
+              </w:rPr>
+              <w:t>1</w:t>
+            </w:r>
+          </w:p>
+        </w:tc>
+        <w:tc>
+          <w:tcPr>
+            <w:tcW w:w="2267" w:type="dxa"/>
+          </w:tcPr>
+          <w:p>
+            <w:pPr>
+              <w:pStyle w:val="Corpodetexto21"/>
+              <w:spacing w:before="120"/>
+              <w:ind w:left="0" w:firstLine="0"/>
+              <w:rPr>
+                <w:rFonts w:ascii="Book Antiqua" w:hAnsi="Book Antiqua"/>
+                <w:sz w:val="20"/>
+              </w:rPr>
+            </w:pPr>
+            <w:r>
+              <w:rPr>
+                <w:rFonts w:ascii="Book Antiqua" w:hAnsi="Book Antiqua"/>
+                <w:sz w:val="20"/>
+              </w:rPr>
+              <w:t>37</w:t>
+            </w:r>
+          </w:p>
+        </w:tc>
+      </w:tr>
+      <w:tr>
+        <w:trPr>
+          <w:jc w:val="center"/>
+        </w:trPr>
+        <w:tc>
+          <w:tcPr>
+            <w:tcW w:w="2067" w:type="dxa"/>
+          </w:tcPr>
+          <w:p>
+            <w:pPr>
+              <w:pStyle w:val="Corpodetexto21"/>
+              <w:spacing w:before="120"/>
+              <w:ind w:left="0" w:firstLine="0"/>
+              <w:rPr>
+                <w:rFonts w:ascii="Book Antiqua" w:hAnsi="Book Antiqua"/>
+                <w:sz w:val="20"/>
+              </w:rPr>
+            </w:pPr>
+            <w:r>
+              <w:rPr>
+                <w:rFonts w:ascii="Book Antiqua" w:hAnsi="Book Antiqua"/>
+                <w:sz w:val="20"/>
+              </w:rPr>
+              <w:t>2</w:t>
+            </w:r>
+          </w:p>
+        </w:tc>
+        <w:tc>
+          <w:tcPr>
+            <w:tcW w:w="2267" w:type="dxa"/>
+          </w:tcPr>
+          <w:p>
+            <w:pPr>
+              <w:pStyle w:val="Corpodetexto21"/>
+              <w:spacing w:before="120"/>
+              <w:ind w:left="0" w:firstLine="0"/>
+              <w:rPr>
+                <w:rFonts w:ascii="Book Antiqua" w:hAnsi="Book Antiqua"/>
+                <w:sz w:val="20"/>
+              </w:rPr>
+            </w:pPr>
+            <w:r>
+              <w:rPr>
+                <w:rFonts w:ascii="Book Antiqua" w:hAnsi="Book Antiqua"/>
+                <w:sz w:val="20"/>
+              </w:rPr>
+              <w:t>55</w:t>
+            </w:r>
+          </w:p>
+        </w:tc>
+      </w:tr>
+      <w:tr>
+        <w:trPr>
+          <w:jc w:val="center"/>
+        </w:trPr>
+        <w:tc>
+          <w:tcPr>
+            <w:tcW w:w="2067" w:type="dxa"/>
+          </w:tcPr>
+          <w:p>
+            <w:pPr>
+              <w:pStyle w:val="Corpodetexto21"/>
+              <w:spacing w:before="120"/>
+              <w:ind w:left="0" w:firstLine="0"/>
+              <w:rPr>
+                <w:rFonts w:ascii="Book Antiqua" w:hAnsi="Book Antiqua"/>
+                <w:sz w:val="20"/>
+              </w:rPr>
+            </w:pPr>
+            <w:r>
+              <w:rPr>
+                <w:rFonts w:ascii="Book Antiqua" w:hAnsi="Book Antiqua"/>
+                <w:sz w:val="20"/>
+              </w:rPr>
+              <w:t>3</w:t>
+            </w:r>
+          </w:p>
+        </w:tc>
+        <w:tc>
+          <w:tcPr>
+            <w:tcW w:w="2267" w:type="dxa"/>
+          </w:tcPr>
+          <w:p>
+            <w:pPr>
+              <w:pStyle w:val="Corpodetexto21"/>
+              <w:spacing w:before="120"/>
+              <w:ind w:left="0" w:firstLine="0"/>
+              <w:rPr>
+                <w:rFonts w:ascii="Book Antiqua" w:hAnsi="Book Antiqua"/>
+                <w:sz w:val="20"/>
+              </w:rPr>
+            </w:pPr>
+            <w:r>
+              <w:rPr>
+                <w:rFonts w:ascii="Book Antiqua" w:hAnsi="Book Antiqua"/>
+                <w:sz w:val="20"/>
+              </w:rPr>
+              <w:t>47</w:t>
+            </w:r>
+          </w:p>
+        </w:tc>
+      </w:tr>
+      <w:tr>
+        <w:trPr>
+          <w:jc w:val="center"/>
+        </w:trPr>
+        <w:tc>
+          <w:tcPr>
+            <w:tcW w:w="2067" w:type="dxa"/>
             <w:tcBorders>
-              <w:bottom w:val="single" w:sz="6" w:space="0" w:color="auto"/>
+              <w:bottom w:val="single" w:sz="4" w:space="0" w:color="auto"/>
             </w:tcBorders>
           </w:tcPr>
           <w:p>
             <w:pPr>
+              <w:pStyle w:val="Corpodetexto21"/>
               <w:spacing w:before="120"/>
-              <w:jc w:val="center"/>
-              <w:rPr>
-                <w:rFonts w:ascii="Book Antiqua" w:hAnsi="Book Antiqua"/>
-                <w:sz w:val="18"/>
-                <w:szCs w:val="18"/>
-              </w:rPr>
-            </w:pPr>
-            <w:r>
-              <w:rPr>
-                <w:rFonts w:ascii="Book Antiqua" w:hAnsi="Book Antiqua"/>
-                <w:sz w:val="18"/>
-                <w:szCs w:val="18"/>
-              </w:rPr>
-              <w:t>B</w:t>
-            </w:r>
-          </w:p>
-        </w:tc>
-        <w:tc>
-          <w:tcPr>
-            <w:tcW w:w="709" w:type="dxa"/>
+              <w:ind w:left="0" w:firstLine="0"/>
+              <w:rPr>
+                <w:rFonts w:ascii="Book Antiqua" w:hAnsi="Book Antiqua"/>
+                <w:sz w:val="20"/>
+              </w:rPr>
+            </w:pPr>
+            <w:r>
+              <w:rPr>
+                <w:rFonts w:ascii="Book Antiqua" w:hAnsi="Book Antiqua"/>
+                <w:sz w:val="20"/>
+              </w:rPr>
+              <w:t>4</w:t>
+            </w:r>
+          </w:p>
+        </w:tc>
+        <w:tc>
+          <w:tcPr>
+            <w:tcW w:w="2267" w:type="dxa"/>
             <w:tcBorders>
-              <w:bottom w:val="single" w:sz="6" w:space="0" w:color="auto"/>
+              <w:bottom w:val="single" w:sz="4" w:space="0" w:color="auto"/>
             </w:tcBorders>
           </w:tcPr>
           <w:p>
             <w:pPr>
+              <w:pStyle w:val="Corpodetexto21"/>
               <w:spacing w:before="120"/>
-              <w:jc w:val="center"/>
-              <w:rPr>
-                <w:rFonts w:ascii="Book Antiqua" w:hAnsi="Book Antiqua"/>
-                <w:sz w:val="18"/>
-                <w:szCs w:val="18"/>
-              </w:rPr>
-            </w:pPr>
-            <w:r>
-              <w:rPr>
-                <w:rFonts w:ascii="Book Antiqua" w:hAnsi="Book Antiqua"/>
-                <w:sz w:val="18"/>
-                <w:szCs w:val="18"/>
-              </w:rPr>
-              <w:t>4</w:t>
-            </w:r>
-          </w:p>
-        </w:tc>
-        <w:tc>
-          <w:tcPr>
-            <w:tcW w:w="850" w:type="dxa"/>
-            <w:tcBorders>
-              <w:bottom w:val="single" w:sz="6" w:space="0" w:color="auto"/>
-            </w:tcBorders>
-          </w:tcPr>
-          <w:p>
-            <w:pPr>
-              <w:spacing w:before="120"/>
-              <w:jc w:val="center"/>
-              <w:rPr>
-                <w:rFonts w:ascii="Book Antiqua" w:hAnsi="Book Antiqua"/>
-                <w:sz w:val="18"/>
-                <w:szCs w:val="18"/>
-              </w:rPr>
-            </w:pPr>
-            <w:r>
-              <w:rPr>
-                <w:rFonts w:ascii="Book Antiqua" w:hAnsi="Book Antiqua"/>
-                <w:sz w:val="18"/>
-                <w:szCs w:val="18"/>
-              </w:rPr>
-              <w:t>3</w:t>
-            </w:r>
-          </w:p>
-        </w:tc>
-        <w:tc>
-          <w:tcPr>
-            <w:tcW w:w="709" w:type="dxa"/>
-            <w:tcBorders>
-              <w:bottom w:val="single" w:sz="6" w:space="0" w:color="auto"/>
-            </w:tcBorders>
-          </w:tcPr>
-          <w:p>
-            <w:pPr>
-              <w:spacing w:before="120"/>
-              <w:jc w:val="center"/>
-              <w:rPr>
-                <w:rFonts w:ascii="Book Antiqua" w:hAnsi="Book Antiqua"/>
-                <w:sz w:val="18"/>
-                <w:szCs w:val="18"/>
-              </w:rPr>
-            </w:pPr>
-            <w:r>
-              <w:rPr>
-                <w:rFonts w:ascii="Book Antiqua" w:hAnsi="Book Antiqua"/>
-                <w:sz w:val="18"/>
-                <w:szCs w:val="18"/>
-              </w:rPr>
-              <w:t>10</w:t>
-            </w:r>
-          </w:p>
-        </w:tc>
-        <w:tc>
-          <w:tcPr>
-            <w:tcW w:w="567" w:type="dxa"/>
-            <w:tcBorders>
-              <w:bottom w:val="single" w:sz="6" w:space="0" w:color="auto"/>
-            </w:tcBorders>
-          </w:tcPr>
-          <w:p>
-            <w:pPr>
-              <w:spacing w:before="120"/>
-              <w:jc w:val="center"/>
-              <w:rPr>
-                <w:rFonts w:ascii="Book Antiqua" w:hAnsi="Book Antiqua"/>
-                <w:sz w:val="18"/>
-                <w:szCs w:val="18"/>
-              </w:rPr>
-            </w:pPr>
-            <w:r>
-              <w:rPr>
-                <w:rFonts w:ascii="Book Antiqua" w:hAnsi="Book Antiqua"/>
-                <w:sz w:val="18"/>
-                <w:szCs w:val="18"/>
-              </w:rPr>
-              <w:t>9</w:t>
-            </w:r>
-          </w:p>
-        </w:tc>
-        <w:tc>
-          <w:tcPr>
-            <w:tcW w:w="774" w:type="dxa"/>
-            <w:tcBorders>
-              <w:bottom w:val="single" w:sz="6" w:space="0" w:color="auto"/>
-            </w:tcBorders>
-          </w:tcPr>
-          <w:p>
-            <w:pPr>
-              <w:spacing w:before="120"/>
-              <w:jc w:val="center"/>
-              <w:rPr>
-                <w:rFonts w:ascii="Book Antiqua" w:hAnsi="Book Antiqua"/>
-                <w:sz w:val="18"/>
-                <w:szCs w:val="18"/>
-              </w:rPr>
-            </w:pPr>
-            <w:r>
-              <w:rPr>
-                <w:rFonts w:ascii="Book Antiqua" w:hAnsi="Book Antiqua"/>
-                <w:sz w:val="18"/>
-                <w:szCs w:val="18"/>
+              <w:ind w:left="0" w:firstLine="0"/>
+              <w:rPr>
+                <w:rFonts w:ascii="Book Antiqua" w:hAnsi="Book Antiqua"/>
+                <w:sz w:val="20"/>
+              </w:rPr>
+            </w:pPr>
+            <w:r>
+              <w:rPr>
+                <w:rFonts w:ascii="Book Antiqua" w:hAnsi="Book Antiqua"/>
+                <w:sz w:val="20"/>
               </w:rPr>
               <w:t>9</w:t>
             </w:r>
@@ -3333,6 +3313,24 @@
         </w:tc>
       </w:tr>
     </w:tbl>
+    <w:p>
+      <w:pPr>
+        <w:pStyle w:val="Corpodetexto21"/>
+        <w:spacing w:before="120"/>
+        <w:ind w:firstLine="0"/>
+        <w:rPr>
+          <w:rFonts w:ascii="Book Antiqua" w:hAnsi="Book Antiqua"/>
+          <w:sz w:val="20"/>
+        </w:rPr>
+      </w:pPr>
+      <w:r>
+        <w:rPr>
+          <w:rFonts w:ascii="Book Antiqua" w:hAnsi="Book Antiqua"/>
+          <w:sz w:val="20"/>
+        </w:rPr>
+        <w:t>Teste ao nível de 0,01 de significância se esses dados podem ser considerados amostras aleatórias de uma população binomial com n=4 e p =0,50.</w:t>
+      </w:r>
+    </w:p>
     <w:p>
       <w:pPr>
         <w:tabs>
@@ -3351,580 +3349,77 @@
           <w:sz w:val="20"/>
           <w:szCs w:val="20"/>
         </w:rPr>
-        <w:t xml:space="preserve"> Testar ao nível de 5% as hipóteses:</w:t>
+        <w:t xml:space="preserve"> </w:t>
       </w:r>
     </w:p>
     <w:p>
       <w:pPr>
-        <w:tabs>
-          <w:tab w:val="left" w:pos="426"/>
-        </w:tabs>
+        <w:pStyle w:val="Corpodetexto21"/>
+        <w:numPr>
+          <w:ilvl w:val="0"/>
+          <w:numId w:val="3"/>
+        </w:numPr>
         <w:spacing w:before="120"/>
         <w:rPr>
           <w:rFonts w:ascii="Book Antiqua" w:hAnsi="Book Antiqua"/>
           <w:sz w:val="20"/>
-          <w:szCs w:val="20"/>
-        </w:rPr>
-      </w:pPr>
-      <w:r>
-        <w:rPr>
-          <w:rFonts w:ascii="Book Antiqua" w:hAnsi="Book Antiqua"/>
-          <w:sz w:val="20"/>
-          <w:szCs w:val="20"/>
-        </w:rPr>
-        <w:tab/>
-        <w:t>a) H</w:t>
-      </w:r>
-      <w:r>
-        <w:rPr>
-          <w:rFonts w:ascii="Book Antiqua" w:hAnsi="Book Antiqua"/>
-          <w:sz w:val="20"/>
-          <w:szCs w:val="20"/>
-          <w:vertAlign w:val="subscript"/>
-        </w:rPr>
-        <w:t>0</w:t>
-      </w:r>
-      <w:r>
-        <w:rPr>
-          <w:rFonts w:ascii="Book Antiqua" w:hAnsi="Book Antiqua"/>
-          <w:sz w:val="20"/>
-          <w:szCs w:val="20"/>
-        </w:rPr>
-        <w:t xml:space="preserve">: </w:t>
-      </w:r>
-      <w:r>
-        <w:rPr>
-          <w:rFonts w:ascii="Symbol" w:hAnsi="Symbol"/>
-          <w:sz w:val="20"/>
-          <w:szCs w:val="20"/>
-        </w:rPr>
-        <w:t></w:t>
-      </w:r>
-      <w:r>
-        <w:rPr>
-          <w:rFonts w:ascii="Book Antiqua" w:hAnsi="Book Antiqua"/>
-          <w:sz w:val="20"/>
-          <w:szCs w:val="20"/>
-          <w:vertAlign w:val="superscript"/>
-        </w:rPr>
-        <w:t>2</w:t>
-      </w:r>
-      <w:r>
-        <w:rPr>
-          <w:rFonts w:ascii="Book Antiqua" w:hAnsi="Book Antiqua"/>
-          <w:sz w:val="20"/>
-          <w:szCs w:val="20"/>
-          <w:vertAlign w:val="subscript"/>
-        </w:rPr>
-        <w:t>B</w:t>
-      </w:r>
-      <w:r>
-        <w:rPr>
-          <w:rFonts w:ascii="Book Antiqua" w:hAnsi="Book Antiqua"/>
-          <w:sz w:val="20"/>
-          <w:szCs w:val="20"/>
-        </w:rPr>
-        <w:t xml:space="preserve">= </w:t>
-      </w:r>
-      <w:r>
-        <w:rPr>
-          <w:rFonts w:ascii="Symbol" w:hAnsi="Symbol"/>
-          <w:sz w:val="20"/>
-          <w:szCs w:val="20"/>
-        </w:rPr>
-        <w:t></w:t>
-      </w:r>
-      <w:r>
-        <w:rPr>
-          <w:rFonts w:ascii="Book Antiqua" w:hAnsi="Book Antiqua"/>
-          <w:sz w:val="20"/>
-          <w:szCs w:val="20"/>
-          <w:vertAlign w:val="superscript"/>
-        </w:rPr>
-        <w:t>2</w:t>
-      </w:r>
-      <w:r>
-        <w:rPr>
-          <w:rFonts w:ascii="Book Antiqua" w:hAnsi="Book Antiqua"/>
-          <w:sz w:val="20"/>
-          <w:szCs w:val="20"/>
-          <w:vertAlign w:val="subscript"/>
-        </w:rPr>
-        <w:t>A</w:t>
-      </w:r>
-      <w:r>
-        <w:rPr>
-          <w:rFonts w:ascii="Book Antiqua" w:hAnsi="Book Antiqua"/>
-          <w:sz w:val="20"/>
-          <w:szCs w:val="20"/>
-        </w:rPr>
-        <w:t xml:space="preserve"> (</w:t>
-      </w:r>
-      <w:r>
-        <w:rPr>
-          <w:rFonts w:ascii="Symbol" w:hAnsi="Symbol"/>
-          <w:sz w:val="20"/>
-          <w:szCs w:val="20"/>
-        </w:rPr>
-        <w:t></w:t>
-      </w:r>
-      <w:r>
-        <w:rPr>
-          <w:rFonts w:ascii="Book Antiqua" w:hAnsi="Book Antiqua"/>
-          <w:sz w:val="20"/>
-          <w:szCs w:val="20"/>
-          <w:vertAlign w:val="superscript"/>
-        </w:rPr>
-        <w:t>2</w:t>
-      </w:r>
-      <w:r>
-        <w:rPr>
-          <w:rFonts w:ascii="Book Antiqua" w:hAnsi="Book Antiqua"/>
-          <w:sz w:val="20"/>
-          <w:szCs w:val="20"/>
-          <w:vertAlign w:val="subscript"/>
-        </w:rPr>
-        <w:t xml:space="preserve">B </w:t>
-      </w:r>
-      <w:r>
-        <w:rPr>
-          <w:rFonts w:ascii="Book Antiqua" w:hAnsi="Book Antiqua"/>
-          <w:sz w:val="20"/>
-          <w:szCs w:val="20"/>
-        </w:rPr>
-        <w:t>/</w:t>
-      </w:r>
-      <w:r>
-        <w:rPr>
-          <w:rFonts w:ascii="Symbol" w:hAnsi="Symbol"/>
-          <w:sz w:val="20"/>
-          <w:szCs w:val="20"/>
-        </w:rPr>
-        <w:t></w:t>
-      </w:r>
-      <w:r>
-        <w:rPr>
-          <w:rFonts w:ascii="Book Antiqua" w:hAnsi="Book Antiqua"/>
-          <w:sz w:val="20"/>
-          <w:szCs w:val="20"/>
-          <w:vertAlign w:val="superscript"/>
-        </w:rPr>
-        <w:t>2</w:t>
-      </w:r>
-      <w:r>
-        <w:rPr>
-          <w:rFonts w:ascii="Book Antiqua" w:hAnsi="Book Antiqua"/>
-          <w:sz w:val="20"/>
-          <w:szCs w:val="20"/>
-          <w:vertAlign w:val="subscript"/>
-        </w:rPr>
-        <w:t>A</w:t>
-      </w:r>
-      <w:r>
-        <w:rPr>
-          <w:rFonts w:ascii="Book Antiqua" w:hAnsi="Book Antiqua"/>
-          <w:sz w:val="20"/>
-          <w:szCs w:val="20"/>
-        </w:rPr>
-        <w:t>=1) contra H</w:t>
-      </w:r>
-      <w:r>
-        <w:rPr>
-          <w:rFonts w:ascii="Book Antiqua" w:hAnsi="Book Antiqua"/>
-          <w:sz w:val="20"/>
-          <w:szCs w:val="20"/>
-          <w:vertAlign w:val="subscript"/>
-        </w:rPr>
-        <w:t>1</w:t>
-      </w:r>
-      <w:r>
-        <w:rPr>
-          <w:rFonts w:ascii="Book Antiqua" w:hAnsi="Book Antiqua"/>
-          <w:sz w:val="20"/>
-          <w:szCs w:val="20"/>
-        </w:rPr>
-        <w:t>:</w:t>
-      </w:r>
-      <w:r>
-        <w:rPr>
-          <w:rFonts w:ascii="Symbol" w:hAnsi="Symbol"/>
-          <w:sz w:val="20"/>
-          <w:szCs w:val="20"/>
-        </w:rPr>
-        <w:t></w:t>
-      </w:r>
-      <w:r>
-        <w:rPr>
-          <w:rFonts w:ascii="Symbol" w:hAnsi="Symbol"/>
-          <w:sz w:val="20"/>
-          <w:szCs w:val="20"/>
-        </w:rPr>
-        <w:t></w:t>
-      </w:r>
-      <w:r>
-        <w:rPr>
-          <w:rFonts w:ascii="Book Antiqua" w:hAnsi="Book Antiqua"/>
-          <w:sz w:val="20"/>
-          <w:szCs w:val="20"/>
-          <w:vertAlign w:val="superscript"/>
-        </w:rPr>
-        <w:t>2</w:t>
-      </w:r>
-      <w:r>
-        <w:rPr>
-          <w:rFonts w:ascii="Book Antiqua" w:hAnsi="Book Antiqua"/>
-          <w:sz w:val="20"/>
-          <w:szCs w:val="20"/>
-          <w:vertAlign w:val="subscript"/>
-        </w:rPr>
-        <w:t xml:space="preserve">B </w:t>
-      </w:r>
-      <w:r>
-        <w:rPr>
-          <w:rFonts w:ascii="Book Antiqua" w:hAnsi="Book Antiqua"/>
-          <w:sz w:val="20"/>
-          <w:szCs w:val="20"/>
-        </w:rPr>
-        <w:t xml:space="preserve">&gt; </w:t>
-      </w:r>
-      <w:r>
-        <w:rPr>
-          <w:rFonts w:ascii="Symbol" w:hAnsi="Symbol"/>
-          <w:sz w:val="20"/>
-          <w:szCs w:val="20"/>
-        </w:rPr>
-        <w:t></w:t>
-      </w:r>
-      <w:r>
-        <w:rPr>
-          <w:rFonts w:ascii="Book Antiqua" w:hAnsi="Book Antiqua"/>
-          <w:sz w:val="20"/>
-          <w:szCs w:val="20"/>
-          <w:vertAlign w:val="superscript"/>
-        </w:rPr>
-        <w:t>2</w:t>
-      </w:r>
-      <w:r>
-        <w:rPr>
-          <w:rFonts w:ascii="Book Antiqua" w:hAnsi="Book Antiqua"/>
-          <w:sz w:val="20"/>
-          <w:szCs w:val="20"/>
-          <w:vertAlign w:val="subscript"/>
-        </w:rPr>
-        <w:t>A</w:t>
-      </w:r>
-      <w:r>
-        <w:rPr>
-          <w:rFonts w:ascii="Book Antiqua" w:hAnsi="Book Antiqua"/>
-          <w:sz w:val="20"/>
-          <w:szCs w:val="20"/>
-        </w:rPr>
-        <w:t xml:space="preserve"> (</w:t>
-      </w:r>
-      <w:r>
-        <w:rPr>
-          <w:rFonts w:ascii="Symbol" w:hAnsi="Symbol"/>
-          <w:sz w:val="20"/>
-          <w:szCs w:val="20"/>
-        </w:rPr>
-        <w:t></w:t>
-      </w:r>
-      <w:r>
-        <w:rPr>
-          <w:rFonts w:ascii="Book Antiqua" w:hAnsi="Book Antiqua"/>
-          <w:sz w:val="20"/>
-          <w:szCs w:val="20"/>
-          <w:vertAlign w:val="superscript"/>
-        </w:rPr>
-        <w:t>2</w:t>
-      </w:r>
-      <w:r>
-        <w:rPr>
-          <w:rFonts w:ascii="Book Antiqua" w:hAnsi="Book Antiqua"/>
-          <w:sz w:val="20"/>
-          <w:szCs w:val="20"/>
-          <w:vertAlign w:val="subscript"/>
-        </w:rPr>
-        <w:t xml:space="preserve">B </w:t>
-      </w:r>
-      <w:r>
-        <w:rPr>
-          <w:rFonts w:ascii="Book Antiqua" w:hAnsi="Book Antiqua"/>
-          <w:sz w:val="20"/>
-          <w:szCs w:val="20"/>
-        </w:rPr>
-        <w:t>/</w:t>
-      </w:r>
-      <w:r>
-        <w:rPr>
-          <w:rFonts w:ascii="Symbol" w:hAnsi="Symbol"/>
-          <w:sz w:val="20"/>
-          <w:szCs w:val="20"/>
-        </w:rPr>
-        <w:t></w:t>
-      </w:r>
-      <w:r>
-        <w:rPr>
-          <w:rFonts w:ascii="Book Antiqua" w:hAnsi="Book Antiqua"/>
-          <w:sz w:val="20"/>
-          <w:szCs w:val="20"/>
-          <w:vertAlign w:val="superscript"/>
-        </w:rPr>
-        <w:t>2</w:t>
-      </w:r>
-      <w:r>
-        <w:rPr>
-          <w:rFonts w:ascii="Book Antiqua" w:hAnsi="Book Antiqua"/>
-          <w:sz w:val="20"/>
-          <w:szCs w:val="20"/>
-          <w:vertAlign w:val="subscript"/>
-        </w:rPr>
-        <w:t>A</w:t>
-      </w:r>
-      <w:r>
-        <w:rPr>
-          <w:rFonts w:ascii="Book Antiqua" w:hAnsi="Book Antiqua"/>
-          <w:sz w:val="20"/>
-          <w:szCs w:val="20"/>
-        </w:rPr>
-        <w:t>&gt;1)</w:t>
-      </w:r>
-      <w:r>
-        <w:rPr>
-          <w:rFonts w:ascii="Book Antiqua" w:hAnsi="Book Antiqua"/>
-          <w:sz w:val="20"/>
-          <w:szCs w:val="20"/>
-        </w:rPr>
-        <w:br/>
-      </w:r>
-      <w:r>
-        <w:rPr>
-          <w:rFonts w:ascii="Book Antiqua" w:hAnsi="Book Antiqua"/>
-          <w:sz w:val="20"/>
-          <w:szCs w:val="20"/>
-        </w:rPr>
-        <w:tab/>
-        <w:t>b) H</w:t>
-      </w:r>
-      <w:r>
-        <w:rPr>
-          <w:rFonts w:ascii="Book Antiqua" w:hAnsi="Book Antiqua"/>
-          <w:sz w:val="20"/>
-          <w:szCs w:val="20"/>
-          <w:vertAlign w:val="subscript"/>
-        </w:rPr>
-        <w:t>0</w:t>
-      </w:r>
-      <w:r>
-        <w:rPr>
-          <w:rFonts w:ascii="Book Antiqua" w:hAnsi="Book Antiqua"/>
-          <w:sz w:val="20"/>
-          <w:szCs w:val="20"/>
-        </w:rPr>
-        <w:t xml:space="preserve">: </w:t>
-      </w:r>
-      <w:r>
-        <w:rPr>
-          <w:rFonts w:ascii="Book Antiqua" w:hAnsi="Book Antiqua"/>
-          <w:position w:val="-14"/>
-          <w:sz w:val="20"/>
-          <w:szCs w:val="20"/>
-        </w:rPr>
-        <w:object w:dxaOrig="360" w:dyaOrig="360" w14:anchorId="1224F307">
-          <v:shapetype id="_x0000_t75" coordsize="21600,21600" o:spt="75" o:preferrelative="t" path="m@4@5l@4@11@9@11@9@5xe" filled="f" stroked="f">
-            <v:stroke joinstyle="miter"/>
-            <v:formulas>
-              <v:f eqn="if lineDrawn pixelLineWidth 0"/>
-              <v:f eqn="sum @0 1 0"/>
-              <v:f eqn="sum 0 0 @1"/>
-              <v:f eqn="prod @2 1 2"/>
-              <v:f eqn="prod @3 21600 pixelWidth"/>
-              <v:f eqn="prod @3 21600 pixelHeight"/>
-              <v:f eqn="sum @0 0 1"/>
-              <v:f eqn="prod @6 1 2"/>
-              <v:f eqn="prod @7 21600 pixelWidth"/>
-              <v:f eqn="sum @8 21600 0"/>
-              <v:f eqn="prod @7 21600 pixelHeight"/>
-              <v:f eqn="sum @10 21600 0"/>
-            </v:formulas>
-            <v:path o:extrusionok="f" gradientshapeok="t" o:connecttype="rect"/>
-            <o:lock v:ext="edit" aspectratio="t"/>
-          </v:shapetype>
-          <v:shape id="_x0000_i1025" type="#_x0000_t75" style="width:17.65pt;height:17.65pt" o:ole="" fillcolor="window">
-            <v:imagedata r:id="rId5" o:title=""/>
-          </v:shape>
-          <o:OLEObject Type="Embed" ProgID="Equation.2" ShapeID="_x0000_i1025" DrawAspect="Content" ObjectID="_1849531258" r:id="rId6"/>
-        </w:object>
-      </w:r>
-      <w:r>
-        <w:rPr>
-          <w:rFonts w:ascii="Book Antiqua" w:hAnsi="Book Antiqua"/>
-          <w:sz w:val="20"/>
-          <w:szCs w:val="20"/>
-        </w:rPr>
-        <w:t>=</w:t>
-      </w:r>
-      <w:r>
-        <w:rPr>
-          <w:rFonts w:ascii="Book Antiqua" w:hAnsi="Book Antiqua"/>
-          <w:position w:val="-14"/>
-          <w:sz w:val="20"/>
-          <w:szCs w:val="20"/>
-        </w:rPr>
-        <w:object w:dxaOrig="340" w:dyaOrig="360" w14:anchorId="2E8C16D4">
-          <v:shape id="_x0000_i1026" type="#_x0000_t75" style="width:16.8pt;height:17.65pt" o:ole="" fillcolor="window">
-            <v:imagedata r:id="rId7" o:title=""/>
-          </v:shape>
-          <o:OLEObject Type="Embed" ProgID="Equation.2" ShapeID="_x0000_i1026" DrawAspect="Content" ObjectID="_1849531259" r:id="rId8"/>
-        </w:object>
-      </w:r>
-      <w:r>
-        <w:rPr>
-          <w:rFonts w:ascii="Book Antiqua" w:hAnsi="Book Antiqua"/>
-          <w:sz w:val="20"/>
-          <w:szCs w:val="20"/>
-        </w:rPr>
-        <w:t xml:space="preserve"> contra H</w:t>
-      </w:r>
-      <w:r>
-        <w:rPr>
-          <w:rFonts w:ascii="Book Antiqua" w:hAnsi="Book Antiqua"/>
-          <w:sz w:val="20"/>
-          <w:szCs w:val="20"/>
-          <w:vertAlign w:val="subscript"/>
-        </w:rPr>
-        <w:t>1</w:t>
-      </w:r>
-      <w:r>
-        <w:rPr>
-          <w:rFonts w:ascii="Book Antiqua" w:hAnsi="Book Antiqua"/>
-          <w:sz w:val="20"/>
-          <w:szCs w:val="20"/>
-        </w:rPr>
-        <w:t xml:space="preserve">: </w:t>
-      </w:r>
-      <w:r>
-        <w:rPr>
-          <w:rFonts w:ascii="Book Antiqua" w:hAnsi="Book Antiqua"/>
-          <w:position w:val="-14"/>
-          <w:sz w:val="20"/>
-          <w:szCs w:val="20"/>
-        </w:rPr>
-        <w:object w:dxaOrig="360" w:dyaOrig="360" w14:anchorId="4F54A133">
-          <v:shape id="_x0000_i1027" type="#_x0000_t75" style="width:17.65pt;height:17.65pt" o:ole="" fillcolor="window">
-            <v:imagedata r:id="rId9" o:title=""/>
-          </v:shape>
-          <o:OLEObject Type="Embed" ProgID="Equation.2" ShapeID="_x0000_i1027" DrawAspect="Content" ObjectID="_1849531260" r:id="rId10"/>
-        </w:object>
-      </w:r>
-      <w:r>
-        <w:rPr>
-          <w:rFonts w:ascii="Book Antiqua" w:hAnsi="Book Antiqua"/>
-          <w:position w:val="-14"/>
-          <w:sz w:val="20"/>
-          <w:szCs w:val="20"/>
-        </w:rPr>
-        <w:object w:dxaOrig="560" w:dyaOrig="360" w14:anchorId="7CB907BA">
-          <v:shape id="_x0000_i1028" type="#_x0000_t75" style="width:28.25pt;height:17.65pt" o:ole="" fillcolor="window">
-            <v:imagedata r:id="rId11" o:title=""/>
-          </v:shape>
-          <o:OLEObject Type="Embed" ProgID="Equation.2" ShapeID="_x0000_i1028" DrawAspect="Content" ObjectID="_1849531261" r:id="rId12"/>
-        </w:object>
-      </w:r>
-      <w:r>
-        <w:rPr>
-          <w:rFonts w:ascii="Book Antiqua" w:hAnsi="Book Antiqua"/>
-          <w:sz w:val="20"/>
-          <w:szCs w:val="20"/>
-        </w:rPr>
-        <w:t>.</w:t>
-      </w:r>
-    </w:p>
-    <w:p>
-      <w:pPr>
-        <w:pStyle w:val="Recuodecorpodetexto21"/>
-        <w:tabs>
-          <w:tab w:val="left" w:pos="1276"/>
-          <w:tab w:val="left" w:pos="2552"/>
-          <w:tab w:val="left" w:pos="3686"/>
-          <w:tab w:val="left" w:pos="4962"/>
-        </w:tabs>
-        <w:ind w:left="425" w:hanging="425"/>
-        <w:rPr>
-          <w:rFonts w:ascii="Book Antiqua" w:hAnsi="Book Antiqua"/>
-          <w:sz w:val="20"/>
-        </w:rPr>
-      </w:pPr>
-    </w:p>
-    <w:p>
-      <w:pPr>
-        <w:pStyle w:val="Recuodecorpodetexto21"/>
-        <w:tabs>
-          <w:tab w:val="left" w:pos="1276"/>
-          <w:tab w:val="left" w:pos="2552"/>
-          <w:tab w:val="left" w:pos="3686"/>
-          <w:tab w:val="left" w:pos="4962"/>
-        </w:tabs>
-        <w:ind w:left="425" w:hanging="425"/>
-        <w:rPr>
-          <w:rFonts w:ascii="Book Antiqua" w:hAnsi="Book Antiqua"/>
-          <w:sz w:val="20"/>
-        </w:rPr>
-      </w:pPr>
-      <w:r>
-        <w:rPr>
-          <w:rFonts w:ascii="Book Antiqua" w:hAnsi="Book Antiqua"/>
-          <w:sz w:val="20"/>
-        </w:rPr>
-        <w:t>02</w:t>
-      </w:r>
-      <w:r>
-        <w:rPr>
-          <w:rFonts w:ascii="Book Antiqua" w:hAnsi="Book Antiqua"/>
-          <w:sz w:val="20"/>
-        </w:rPr>
-        <w:t>)</w:t>
-      </w:r>
-      <w:r>
-        <w:rPr>
-          <w:rFonts w:ascii="Book Antiqua" w:hAnsi="Book Antiqua"/>
-          <w:sz w:val="20"/>
-        </w:rPr>
-        <w:tab/>
-        <w:t>Um estudo realizado sobre a redução percentual no crescimento de culturas de bactérias causadas por duas linhagens de penicilina, apresentou o seguinte resultado:</w:t>
+        </w:rPr>
+      </w:pPr>
+      <w:r>
+        <w:rPr>
+          <w:rFonts w:ascii="Book Antiqua" w:hAnsi="Book Antiqua"/>
+          <w:sz w:val="20"/>
+        </w:rPr>
+        <w:t xml:space="preserve">A </w:t>
+      </w:r>
+      <w:r>
+        <w:rPr>
+          <w:rFonts w:ascii="Book Antiqua" w:hAnsi="Book Antiqua"/>
+          <w:sz w:val="20"/>
+        </w:rPr>
+        <w:t xml:space="preserve">distribuição do número de </w:t>
+      </w:r>
+      <w:r>
+        <w:rPr>
+          <w:rFonts w:ascii="Book Antiqua" w:hAnsi="Book Antiqua"/>
+          <w:sz w:val="20"/>
+        </w:rPr>
+        <w:t xml:space="preserve">avistamentos </w:t>
+      </w:r>
+      <w:r>
+        <w:rPr>
+          <w:rFonts w:ascii="Book Antiqua" w:hAnsi="Book Antiqua"/>
+          <w:sz w:val="20"/>
+        </w:rPr>
+        <w:t>de onças pardas durante 100 excursões turísticas no Parque do Cerrado no interior de SP, Brasil, é a seguinte:</w:t>
       </w:r>
     </w:p>
     <w:tbl>
       <w:tblPr>
-        <w:tblW w:w="8561" w:type="dxa"/>
-        <w:tblInd w:w="496" w:type="dxa"/>
-        <w:tblLayout w:type="fixed"/>
-        <w:tblCellMar>
-          <w:left w:w="70" w:type="dxa"/>
-          <w:right w:w="70" w:type="dxa"/>
-        </w:tblCellMar>
-        <w:tblLook w:val="0000" w:firstRow="0" w:lastRow="0" w:firstColumn="0" w:lastColumn="0" w:noHBand="0" w:noVBand="0"/>
+        <w:tblStyle w:val="Tabelacomgrade"/>
+        <w:tblW w:w="0" w:type="auto"/>
+        <w:jc w:val="center"/>
+        <w:tblBorders>
+          <w:top w:val="none" w:sz="0" w:space="0" w:color="auto"/>
+          <w:left w:val="none" w:sz="0" w:space="0" w:color="auto"/>
+          <w:bottom w:val="none" w:sz="0" w:space="0" w:color="auto"/>
+          <w:right w:val="none" w:sz="0" w:space="0" w:color="auto"/>
+          <w:insideH w:val="none" w:sz="0" w:space="0" w:color="auto"/>
+          <w:insideV w:val="none" w:sz="0" w:space="0" w:color="auto"/>
+        </w:tblBorders>
+        <w:tblLook w:val="04A0" w:firstRow="1" w:lastRow="0" w:firstColumn="1" w:lastColumn="0" w:noHBand="0" w:noVBand="1"/>
       </w:tblPr>
       <w:tblGrid>
-        <w:gridCol w:w="1602"/>
-        <w:gridCol w:w="695"/>
-        <w:gridCol w:w="696"/>
-        <w:gridCol w:w="696"/>
-        <w:gridCol w:w="696"/>
-        <w:gridCol w:w="696"/>
-        <w:gridCol w:w="696"/>
-        <w:gridCol w:w="696"/>
-        <w:gridCol w:w="696"/>
-        <w:gridCol w:w="696"/>
-        <w:gridCol w:w="696"/>
+        <w:gridCol w:w="2360"/>
+        <w:gridCol w:w="2267"/>
       </w:tblGrid>
       <w:tr>
         <w:trPr>
-          <w:cantSplit/>
+          <w:jc w:val="center"/>
         </w:trPr>
         <w:tc>
           <w:tcPr>
-            <w:tcW w:w="1602" w:type="dxa"/>
+            <w:tcW w:w="2360" w:type="dxa"/>
             <w:tcBorders>
               <w:top w:val="single" w:sz="4" w:space="0" w:color="auto"/>
               <w:bottom w:val="single" w:sz="4" w:space="0" w:color="auto"/>
@@ -3932,25 +3427,33 @@
           </w:tcPr>
           <w:p>
             <w:pPr>
-              <w:rPr>
-                <w:rFonts w:ascii="Book Antiqua" w:hAnsi="Book Antiqua"/>
-                <w:sz w:val="18"/>
-                <w:szCs w:val="18"/>
-              </w:rPr>
-            </w:pPr>
-            <w:r>
-              <w:rPr>
-                <w:rFonts w:ascii="Book Antiqua" w:hAnsi="Book Antiqua"/>
-                <w:sz w:val="18"/>
-                <w:szCs w:val="18"/>
-              </w:rPr>
-              <w:t>Linhagem 1:</w:t>
-            </w:r>
-          </w:p>
-        </w:tc>
-        <w:tc>
-          <w:tcPr>
-            <w:tcW w:w="695" w:type="dxa"/>
+              <w:pStyle w:val="Corpodetexto21"/>
+              <w:spacing w:before="120"/>
+              <w:ind w:left="0" w:firstLine="0"/>
+              <w:rPr>
+                <w:rFonts w:ascii="Book Antiqua" w:hAnsi="Book Antiqua"/>
+                <w:sz w:val="20"/>
+              </w:rPr>
+            </w:pPr>
+            <w:r>
+              <w:rPr>
+                <w:rFonts w:ascii="Book Antiqua" w:hAnsi="Book Antiqua"/>
+                <w:sz w:val="20"/>
+              </w:rPr>
+              <w:t xml:space="preserve">Número </w:t>
+            </w:r>
+            <w:r>
+              <w:rPr>
+                <w:rFonts w:ascii="Book Antiqua" w:hAnsi="Book Antiqua"/>
+                <w:sz w:val="20"/>
+              </w:rPr>
+              <w:t xml:space="preserve">Avistamentos de Onça Parda </w:t>
+            </w:r>
+          </w:p>
+        </w:tc>
+        <w:tc>
+          <w:tcPr>
+            <w:tcW w:w="2267" w:type="dxa"/>
             <w:tcBorders>
               <w:top w:val="single" w:sz="4" w:space="0" w:color="auto"/>
               <w:bottom w:val="single" w:sz="4" w:space="0" w:color="auto"/>
@@ -3958,564 +3461,244 @@
           </w:tcPr>
           <w:p>
             <w:pPr>
-              <w:jc w:val="center"/>
-              <w:rPr>
-                <w:rFonts w:ascii="Book Antiqua" w:hAnsi="Book Antiqua"/>
-                <w:sz w:val="18"/>
-                <w:szCs w:val="18"/>
-              </w:rPr>
-            </w:pPr>
-            <w:r>
-              <w:rPr>
-                <w:rFonts w:ascii="Book Antiqua" w:hAnsi="Book Antiqua"/>
-                <w:sz w:val="18"/>
-                <w:szCs w:val="18"/>
-              </w:rPr>
-              <w:t>41,4</w:t>
-            </w:r>
-          </w:p>
-        </w:tc>
-        <w:tc>
-          <w:tcPr>
-            <w:tcW w:w="696" w:type="dxa"/>
-            <w:tcBorders>
-              <w:top w:val="single" w:sz="4" w:space="0" w:color="auto"/>
-              <w:bottom w:val="single" w:sz="4" w:space="0" w:color="auto"/>
-            </w:tcBorders>
-          </w:tcPr>
-          <w:p>
-            <w:pPr>
-              <w:jc w:val="center"/>
-              <w:rPr>
-                <w:rFonts w:ascii="Book Antiqua" w:hAnsi="Book Antiqua"/>
-                <w:sz w:val="18"/>
-                <w:szCs w:val="18"/>
-              </w:rPr>
-            </w:pPr>
-            <w:r>
-              <w:rPr>
-                <w:rFonts w:ascii="Book Antiqua" w:hAnsi="Book Antiqua"/>
-                <w:sz w:val="18"/>
-                <w:szCs w:val="18"/>
-              </w:rPr>
-              <w:t>48,3</w:t>
-            </w:r>
-          </w:p>
-        </w:tc>
-        <w:tc>
-          <w:tcPr>
-            <w:tcW w:w="696" w:type="dxa"/>
-            <w:tcBorders>
-              <w:top w:val="single" w:sz="4" w:space="0" w:color="auto"/>
-              <w:bottom w:val="single" w:sz="4" w:space="0" w:color="auto"/>
-            </w:tcBorders>
-          </w:tcPr>
-          <w:p>
-            <w:pPr>
-              <w:jc w:val="center"/>
-              <w:rPr>
-                <w:rFonts w:ascii="Book Antiqua" w:hAnsi="Book Antiqua"/>
-                <w:sz w:val="18"/>
-                <w:szCs w:val="18"/>
-              </w:rPr>
-            </w:pPr>
-            <w:r>
-              <w:rPr>
-                <w:rFonts w:ascii="Book Antiqua" w:hAnsi="Book Antiqua"/>
-                <w:sz w:val="18"/>
-                <w:szCs w:val="18"/>
-              </w:rPr>
-              <w:t>51,2</w:t>
-            </w:r>
-          </w:p>
-        </w:tc>
-        <w:tc>
-          <w:tcPr>
-            <w:tcW w:w="696" w:type="dxa"/>
-            <w:tcBorders>
-              <w:top w:val="single" w:sz="4" w:space="0" w:color="auto"/>
-              <w:bottom w:val="single" w:sz="4" w:space="0" w:color="auto"/>
-            </w:tcBorders>
-          </w:tcPr>
-          <w:p>
-            <w:pPr>
-              <w:jc w:val="center"/>
-              <w:rPr>
-                <w:rFonts w:ascii="Book Antiqua" w:hAnsi="Book Antiqua"/>
-                <w:sz w:val="18"/>
-                <w:szCs w:val="18"/>
-              </w:rPr>
-            </w:pPr>
-            <w:r>
-              <w:rPr>
-                <w:rFonts w:ascii="Book Antiqua" w:hAnsi="Book Antiqua"/>
-                <w:sz w:val="18"/>
-                <w:szCs w:val="18"/>
-              </w:rPr>
-              <w:t>30,3</w:t>
-            </w:r>
-          </w:p>
-        </w:tc>
-        <w:tc>
-          <w:tcPr>
-            <w:tcW w:w="696" w:type="dxa"/>
-            <w:tcBorders>
-              <w:top w:val="single" w:sz="4" w:space="0" w:color="auto"/>
-              <w:bottom w:val="single" w:sz="4" w:space="0" w:color="auto"/>
-            </w:tcBorders>
-          </w:tcPr>
-          <w:p>
-            <w:pPr>
-              <w:jc w:val="center"/>
-              <w:rPr>
-                <w:rFonts w:ascii="Book Antiqua" w:hAnsi="Book Antiqua"/>
-                <w:sz w:val="18"/>
-                <w:szCs w:val="18"/>
-              </w:rPr>
-            </w:pPr>
-            <w:r>
-              <w:rPr>
-                <w:rFonts w:ascii="Book Antiqua" w:hAnsi="Book Antiqua"/>
-                <w:sz w:val="18"/>
-                <w:szCs w:val="18"/>
-              </w:rPr>
-              <w:t>56,8</w:t>
-            </w:r>
-          </w:p>
-        </w:tc>
-        <w:tc>
-          <w:tcPr>
-            <w:tcW w:w="696" w:type="dxa"/>
-            <w:tcBorders>
-              <w:top w:val="single" w:sz="4" w:space="0" w:color="auto"/>
-              <w:bottom w:val="single" w:sz="4" w:space="0" w:color="auto"/>
-            </w:tcBorders>
-          </w:tcPr>
-          <w:p>
-            <w:pPr>
-              <w:jc w:val="center"/>
-              <w:rPr>
-                <w:rFonts w:ascii="Book Antiqua" w:hAnsi="Book Antiqua"/>
-                <w:sz w:val="18"/>
-                <w:szCs w:val="18"/>
-              </w:rPr>
-            </w:pPr>
-            <w:r>
-              <w:rPr>
-                <w:rFonts w:ascii="Book Antiqua" w:hAnsi="Book Antiqua"/>
-                <w:sz w:val="18"/>
-                <w:szCs w:val="18"/>
-              </w:rPr>
-              <w:t>45,7</w:t>
-            </w:r>
-          </w:p>
-        </w:tc>
-        <w:tc>
-          <w:tcPr>
-            <w:tcW w:w="696" w:type="dxa"/>
-            <w:tcBorders>
-              <w:top w:val="single" w:sz="4" w:space="0" w:color="auto"/>
-              <w:bottom w:val="single" w:sz="4" w:space="0" w:color="auto"/>
-            </w:tcBorders>
-          </w:tcPr>
-          <w:p>
-            <w:pPr>
-              <w:jc w:val="center"/>
-              <w:rPr>
-                <w:rFonts w:ascii="Book Antiqua" w:hAnsi="Book Antiqua"/>
-                <w:sz w:val="18"/>
-                <w:szCs w:val="18"/>
-              </w:rPr>
-            </w:pPr>
-            <w:r>
-              <w:rPr>
-                <w:rFonts w:ascii="Book Antiqua" w:hAnsi="Book Antiqua"/>
-                <w:sz w:val="18"/>
-                <w:szCs w:val="18"/>
-              </w:rPr>
-              <w:t>51,7</w:t>
-            </w:r>
-          </w:p>
-        </w:tc>
-        <w:tc>
-          <w:tcPr>
-            <w:tcW w:w="696" w:type="dxa"/>
-            <w:tcBorders>
-              <w:top w:val="single" w:sz="4" w:space="0" w:color="auto"/>
-              <w:bottom w:val="single" w:sz="4" w:space="0" w:color="auto"/>
-            </w:tcBorders>
-          </w:tcPr>
-          <w:p>
-            <w:pPr>
-              <w:jc w:val="center"/>
-              <w:rPr>
-                <w:rFonts w:ascii="Book Antiqua" w:hAnsi="Book Antiqua"/>
-                <w:sz w:val="18"/>
-                <w:szCs w:val="18"/>
-              </w:rPr>
-            </w:pPr>
-            <w:r>
-              <w:rPr>
-                <w:rFonts w:ascii="Book Antiqua" w:hAnsi="Book Antiqua"/>
-                <w:sz w:val="18"/>
-                <w:szCs w:val="18"/>
-              </w:rPr>
-              <w:t>62,4</w:t>
-            </w:r>
-          </w:p>
-        </w:tc>
-        <w:tc>
-          <w:tcPr>
-            <w:tcW w:w="696" w:type="dxa"/>
-            <w:tcBorders>
-              <w:top w:val="single" w:sz="4" w:space="0" w:color="auto"/>
-              <w:bottom w:val="single" w:sz="4" w:space="0" w:color="auto"/>
-            </w:tcBorders>
-          </w:tcPr>
-          <w:p>
-            <w:pPr>
-              <w:jc w:val="center"/>
-              <w:rPr>
-                <w:rFonts w:ascii="Book Antiqua" w:hAnsi="Book Antiqua"/>
-                <w:sz w:val="18"/>
-                <w:szCs w:val="18"/>
-              </w:rPr>
-            </w:pPr>
-            <w:r>
-              <w:rPr>
-                <w:rFonts w:ascii="Book Antiqua" w:hAnsi="Book Antiqua"/>
-                <w:sz w:val="18"/>
-                <w:szCs w:val="18"/>
-              </w:rPr>
-              <w:t>36,8</w:t>
-            </w:r>
-          </w:p>
-        </w:tc>
-        <w:tc>
-          <w:tcPr>
-            <w:tcW w:w="696" w:type="dxa"/>
-            <w:tcBorders>
-              <w:top w:val="single" w:sz="4" w:space="0" w:color="auto"/>
-              <w:bottom w:val="single" w:sz="4" w:space="0" w:color="auto"/>
-            </w:tcBorders>
-          </w:tcPr>
-          <w:p>
-            <w:pPr>
-              <w:jc w:val="center"/>
-              <w:rPr>
-                <w:rFonts w:ascii="Book Antiqua" w:hAnsi="Book Antiqua"/>
-                <w:sz w:val="18"/>
-                <w:szCs w:val="18"/>
-              </w:rPr>
-            </w:pPr>
-            <w:r>
-              <w:rPr>
-                <w:rFonts w:ascii="Book Antiqua" w:hAnsi="Book Antiqua"/>
-                <w:sz w:val="18"/>
-                <w:szCs w:val="18"/>
-              </w:rPr>
-              <w:t>57,3</w:t>
+              <w:pStyle w:val="Corpodetexto21"/>
+              <w:spacing w:before="120"/>
+              <w:ind w:left="0" w:firstLine="0"/>
+              <w:rPr>
+                <w:rFonts w:ascii="Book Antiqua" w:hAnsi="Book Antiqua"/>
+                <w:sz w:val="20"/>
+                <w:u w:val="single"/>
+              </w:rPr>
+            </w:pPr>
+            <w:r>
+              <w:rPr>
+                <w:rFonts w:ascii="Book Antiqua" w:hAnsi="Book Antiqua"/>
+                <w:sz w:val="20"/>
+              </w:rPr>
+              <w:t xml:space="preserve">Número de </w:t>
+            </w:r>
+            <w:r>
+              <w:rPr>
+                <w:rFonts w:ascii="Book Antiqua" w:hAnsi="Book Antiqua"/>
+                <w:sz w:val="20"/>
+              </w:rPr>
+              <w:t>Excursões</w:t>
             </w:r>
           </w:p>
         </w:tc>
       </w:tr>
       <w:tr>
         <w:trPr>
-          <w:cantSplit/>
+          <w:jc w:val="center"/>
         </w:trPr>
         <w:tc>
           <w:tcPr>
-            <w:tcW w:w="1602" w:type="dxa"/>
+            <w:tcW w:w="2360" w:type="dxa"/>
             <w:tcBorders>
               <w:top w:val="single" w:sz="4" w:space="0" w:color="auto"/>
+            </w:tcBorders>
+          </w:tcPr>
+          <w:p>
+            <w:pPr>
+              <w:pStyle w:val="Corpodetexto21"/>
+              <w:spacing w:before="120"/>
+              <w:ind w:left="0" w:firstLine="0"/>
+              <w:rPr>
+                <w:rFonts w:ascii="Book Antiqua" w:hAnsi="Book Antiqua"/>
+                <w:sz w:val="20"/>
+              </w:rPr>
+            </w:pPr>
+            <w:r>
+              <w:rPr>
+                <w:rFonts w:ascii="Book Antiqua" w:hAnsi="Book Antiqua"/>
+                <w:sz w:val="20"/>
+              </w:rPr>
+              <w:t>0</w:t>
+            </w:r>
+          </w:p>
+        </w:tc>
+        <w:tc>
+          <w:tcPr>
+            <w:tcW w:w="2267" w:type="dxa"/>
+            <w:tcBorders>
+              <w:top w:val="single" w:sz="4" w:space="0" w:color="auto"/>
+            </w:tcBorders>
+          </w:tcPr>
+          <w:p>
+            <w:pPr>
+              <w:pStyle w:val="Corpodetexto21"/>
+              <w:spacing w:before="120"/>
+              <w:ind w:left="0" w:firstLine="0"/>
+              <w:rPr>
+                <w:rFonts w:ascii="Book Antiqua" w:hAnsi="Book Antiqua"/>
+                <w:sz w:val="20"/>
+              </w:rPr>
+            </w:pPr>
+            <w:r>
+              <w:rPr>
+                <w:rFonts w:ascii="Book Antiqua" w:hAnsi="Book Antiqua"/>
+                <w:sz w:val="20"/>
+              </w:rPr>
+              <w:t>70</w:t>
+            </w:r>
+          </w:p>
+        </w:tc>
+      </w:tr>
+      <w:tr>
+        <w:trPr>
+          <w:jc w:val="center"/>
+        </w:trPr>
+        <w:tc>
+          <w:tcPr>
+            <w:tcW w:w="2360" w:type="dxa"/>
+          </w:tcPr>
+          <w:p>
+            <w:pPr>
+              <w:pStyle w:val="Corpodetexto21"/>
+              <w:spacing w:before="120"/>
+              <w:ind w:left="0" w:firstLine="0"/>
+              <w:rPr>
+                <w:rFonts w:ascii="Book Antiqua" w:hAnsi="Book Antiqua"/>
+                <w:sz w:val="20"/>
+              </w:rPr>
+            </w:pPr>
+            <w:r>
+              <w:rPr>
+                <w:rFonts w:ascii="Book Antiqua" w:hAnsi="Book Antiqua"/>
+                <w:sz w:val="20"/>
+              </w:rPr>
+              <w:t>1</w:t>
+            </w:r>
+          </w:p>
+        </w:tc>
+        <w:tc>
+          <w:tcPr>
+            <w:tcW w:w="2267" w:type="dxa"/>
+          </w:tcPr>
+          <w:p>
+            <w:pPr>
+              <w:pStyle w:val="Corpodetexto21"/>
+              <w:spacing w:before="120"/>
+              <w:ind w:left="0" w:firstLine="0"/>
+              <w:rPr>
+                <w:rFonts w:ascii="Book Antiqua" w:hAnsi="Book Antiqua"/>
+                <w:sz w:val="20"/>
+              </w:rPr>
+            </w:pPr>
+            <w:r>
+              <w:rPr>
+                <w:rFonts w:ascii="Book Antiqua" w:hAnsi="Book Antiqua"/>
+                <w:sz w:val="20"/>
+              </w:rPr>
+              <w:t>23</w:t>
+            </w:r>
+          </w:p>
+        </w:tc>
+      </w:tr>
+      <w:tr>
+        <w:trPr>
+          <w:jc w:val="center"/>
+        </w:trPr>
+        <w:tc>
+          <w:tcPr>
+            <w:tcW w:w="2360" w:type="dxa"/>
+          </w:tcPr>
+          <w:p>
+            <w:pPr>
+              <w:pStyle w:val="Corpodetexto21"/>
+              <w:spacing w:before="120"/>
+              <w:ind w:left="0" w:firstLine="0"/>
+              <w:rPr>
+                <w:rFonts w:ascii="Book Antiqua" w:hAnsi="Book Antiqua"/>
+                <w:sz w:val="20"/>
+              </w:rPr>
+            </w:pPr>
+            <w:r>
+              <w:rPr>
+                <w:rFonts w:ascii="Book Antiqua" w:hAnsi="Book Antiqua"/>
+                <w:sz w:val="20"/>
+              </w:rPr>
+              <w:t>2</w:t>
+            </w:r>
+          </w:p>
+        </w:tc>
+        <w:tc>
+          <w:tcPr>
+            <w:tcW w:w="2267" w:type="dxa"/>
+          </w:tcPr>
+          <w:p>
+            <w:pPr>
+              <w:pStyle w:val="Corpodetexto21"/>
+              <w:spacing w:before="120"/>
+              <w:ind w:left="0" w:firstLine="0"/>
+              <w:rPr>
+                <w:rFonts w:ascii="Book Antiqua" w:hAnsi="Book Antiqua"/>
+                <w:sz w:val="20"/>
+              </w:rPr>
+            </w:pPr>
+            <w:r>
+              <w:rPr>
+                <w:rFonts w:ascii="Book Antiqua" w:hAnsi="Book Antiqua"/>
+                <w:sz w:val="20"/>
+              </w:rPr>
+              <w:t>7</w:t>
+            </w:r>
+          </w:p>
+        </w:tc>
+      </w:tr>
+      <w:tr>
+        <w:trPr>
+          <w:jc w:val="center"/>
+        </w:trPr>
+        <w:tc>
+          <w:tcPr>
+            <w:tcW w:w="2360" w:type="dxa"/>
+            <w:tcBorders>
               <w:bottom w:val="single" w:sz="4" w:space="0" w:color="auto"/>
             </w:tcBorders>
           </w:tcPr>
           <w:p>
             <w:pPr>
-              <w:rPr>
-                <w:rFonts w:ascii="Book Antiqua" w:hAnsi="Book Antiqua"/>
-                <w:sz w:val="18"/>
-                <w:szCs w:val="18"/>
-              </w:rPr>
-            </w:pPr>
-            <w:r>
-              <w:rPr>
-                <w:rFonts w:ascii="Book Antiqua" w:hAnsi="Book Antiqua"/>
-                <w:sz w:val="18"/>
-                <w:szCs w:val="18"/>
-              </w:rPr>
-              <w:t>Linhagem 2:</w:t>
-            </w:r>
-          </w:p>
-        </w:tc>
-        <w:tc>
-          <w:tcPr>
-            <w:tcW w:w="695" w:type="dxa"/>
+              <w:pStyle w:val="Corpodetexto21"/>
+              <w:spacing w:before="120"/>
+              <w:ind w:left="0" w:firstLine="0"/>
+              <w:rPr>
+                <w:rFonts w:ascii="Book Antiqua" w:hAnsi="Book Antiqua"/>
+                <w:sz w:val="20"/>
+              </w:rPr>
+            </w:pPr>
+            <w:r>
+              <w:rPr>
+                <w:rFonts w:ascii="Book Antiqua" w:hAnsi="Book Antiqua"/>
+                <w:sz w:val="20"/>
+              </w:rPr>
+              <w:t>3</w:t>
+            </w:r>
+          </w:p>
+        </w:tc>
+        <w:tc>
+          <w:tcPr>
+            <w:tcW w:w="2267" w:type="dxa"/>
             <w:tcBorders>
-              <w:top w:val="single" w:sz="4" w:space="0" w:color="auto"/>
               <w:bottom w:val="single" w:sz="4" w:space="0" w:color="auto"/>
             </w:tcBorders>
           </w:tcPr>
           <w:p>
             <w:pPr>
-              <w:jc w:val="center"/>
-              <w:rPr>
-                <w:rFonts w:ascii="Book Antiqua" w:hAnsi="Book Antiqua"/>
-                <w:sz w:val="18"/>
-                <w:szCs w:val="18"/>
-              </w:rPr>
-            </w:pPr>
-            <w:r>
-              <w:rPr>
-                <w:rFonts w:ascii="Book Antiqua" w:hAnsi="Book Antiqua"/>
-                <w:sz w:val="18"/>
-                <w:szCs w:val="18"/>
-              </w:rPr>
-              <w:t>30,7</w:t>
-            </w:r>
-          </w:p>
-        </w:tc>
-        <w:tc>
-          <w:tcPr>
-            <w:tcW w:w="696" w:type="dxa"/>
-            <w:tcBorders>
-              <w:top w:val="single" w:sz="4" w:space="0" w:color="auto"/>
-              <w:bottom w:val="single" w:sz="4" w:space="0" w:color="auto"/>
-            </w:tcBorders>
-          </w:tcPr>
-          <w:p>
-            <w:pPr>
-              <w:jc w:val="center"/>
-              <w:rPr>
-                <w:rFonts w:ascii="Book Antiqua" w:hAnsi="Book Antiqua"/>
-                <w:sz w:val="18"/>
-                <w:szCs w:val="18"/>
-              </w:rPr>
-            </w:pPr>
-            <w:r>
-              <w:rPr>
-                <w:rFonts w:ascii="Book Antiqua" w:hAnsi="Book Antiqua"/>
-                <w:sz w:val="18"/>
-                <w:szCs w:val="18"/>
-              </w:rPr>
-              <w:t>36,3</w:t>
-            </w:r>
-          </w:p>
-        </w:tc>
-        <w:tc>
-          <w:tcPr>
-            <w:tcW w:w="696" w:type="dxa"/>
-            <w:tcBorders>
-              <w:top w:val="single" w:sz="4" w:space="0" w:color="auto"/>
-              <w:bottom w:val="single" w:sz="4" w:space="0" w:color="auto"/>
-            </w:tcBorders>
-          </w:tcPr>
-          <w:p>
-            <w:pPr>
-              <w:jc w:val="center"/>
-              <w:rPr>
-                <w:rFonts w:ascii="Book Antiqua" w:hAnsi="Book Antiqua"/>
-                <w:sz w:val="18"/>
-                <w:szCs w:val="18"/>
-              </w:rPr>
-            </w:pPr>
-            <w:r>
-              <w:rPr>
-                <w:rFonts w:ascii="Book Antiqua" w:hAnsi="Book Antiqua"/>
-                <w:sz w:val="18"/>
-                <w:szCs w:val="18"/>
-              </w:rPr>
-              <w:t>47,2</w:t>
-            </w:r>
-          </w:p>
-        </w:tc>
-        <w:tc>
-          <w:tcPr>
-            <w:tcW w:w="696" w:type="dxa"/>
-            <w:tcBorders>
-              <w:top w:val="single" w:sz="4" w:space="0" w:color="auto"/>
-              <w:bottom w:val="single" w:sz="4" w:space="0" w:color="auto"/>
-            </w:tcBorders>
-          </w:tcPr>
-          <w:p>
-            <w:pPr>
-              <w:jc w:val="center"/>
-              <w:rPr>
-                <w:rFonts w:ascii="Book Antiqua" w:hAnsi="Book Antiqua"/>
-                <w:sz w:val="18"/>
-                <w:szCs w:val="18"/>
-              </w:rPr>
-            </w:pPr>
-            <w:r>
-              <w:rPr>
-                <w:rFonts w:ascii="Book Antiqua" w:hAnsi="Book Antiqua"/>
-                <w:sz w:val="18"/>
-                <w:szCs w:val="18"/>
-              </w:rPr>
-              <w:t>38,7</w:t>
-            </w:r>
-          </w:p>
-        </w:tc>
-        <w:tc>
-          <w:tcPr>
-            <w:tcW w:w="696" w:type="dxa"/>
-            <w:tcBorders>
-              <w:top w:val="single" w:sz="4" w:space="0" w:color="auto"/>
-              <w:bottom w:val="single" w:sz="4" w:space="0" w:color="auto"/>
-            </w:tcBorders>
-          </w:tcPr>
-          <w:p>
-            <w:pPr>
-              <w:jc w:val="center"/>
-              <w:rPr>
-                <w:rFonts w:ascii="Book Antiqua" w:hAnsi="Book Antiqua"/>
-                <w:sz w:val="18"/>
-                <w:szCs w:val="18"/>
-              </w:rPr>
-            </w:pPr>
-            <w:r>
-              <w:rPr>
-                <w:rFonts w:ascii="Book Antiqua" w:hAnsi="Book Antiqua"/>
-                <w:sz w:val="18"/>
-                <w:szCs w:val="18"/>
-              </w:rPr>
-              <w:t>41,9</w:t>
-            </w:r>
-          </w:p>
-        </w:tc>
-        <w:tc>
-          <w:tcPr>
-            <w:tcW w:w="696" w:type="dxa"/>
-            <w:tcBorders>
-              <w:top w:val="single" w:sz="4" w:space="0" w:color="auto"/>
-              <w:bottom w:val="single" w:sz="4" w:space="0" w:color="auto"/>
-            </w:tcBorders>
-          </w:tcPr>
-          <w:p>
-            <w:pPr>
-              <w:jc w:val="center"/>
-              <w:rPr>
-                <w:rFonts w:ascii="Book Antiqua" w:hAnsi="Book Antiqua"/>
-                <w:sz w:val="18"/>
-                <w:szCs w:val="18"/>
-              </w:rPr>
-            </w:pPr>
-            <w:r>
-              <w:rPr>
-                <w:rFonts w:ascii="Book Antiqua" w:hAnsi="Book Antiqua"/>
-                <w:sz w:val="18"/>
-                <w:szCs w:val="18"/>
-              </w:rPr>
-              <w:t>33,2</w:t>
-            </w:r>
-          </w:p>
-        </w:tc>
-        <w:tc>
-          <w:tcPr>
-            <w:tcW w:w="696" w:type="dxa"/>
-            <w:tcBorders>
-              <w:top w:val="single" w:sz="4" w:space="0" w:color="auto"/>
-              <w:bottom w:val="single" w:sz="4" w:space="0" w:color="auto"/>
-            </w:tcBorders>
-          </w:tcPr>
-          <w:p>
-            <w:pPr>
-              <w:jc w:val="center"/>
-              <w:rPr>
-                <w:rFonts w:ascii="Book Antiqua" w:hAnsi="Book Antiqua"/>
-                <w:sz w:val="18"/>
-                <w:szCs w:val="18"/>
-              </w:rPr>
-            </w:pPr>
-            <w:r>
-              <w:rPr>
-                <w:rFonts w:ascii="Book Antiqua" w:hAnsi="Book Antiqua"/>
-                <w:sz w:val="18"/>
-                <w:szCs w:val="18"/>
-              </w:rPr>
-              <w:t>35,1</w:t>
-            </w:r>
-          </w:p>
-        </w:tc>
-        <w:tc>
-          <w:tcPr>
-            <w:tcW w:w="696" w:type="dxa"/>
-            <w:tcBorders>
-              <w:top w:val="single" w:sz="4" w:space="0" w:color="auto"/>
-              <w:bottom w:val="single" w:sz="4" w:space="0" w:color="auto"/>
-            </w:tcBorders>
-          </w:tcPr>
-          <w:p>
-            <w:pPr>
-              <w:jc w:val="center"/>
-              <w:rPr>
-                <w:rFonts w:ascii="Book Antiqua" w:hAnsi="Book Antiqua"/>
-                <w:sz w:val="18"/>
-                <w:szCs w:val="18"/>
-              </w:rPr>
-            </w:pPr>
-            <w:r>
-              <w:rPr>
-                <w:rFonts w:ascii="Book Antiqua" w:hAnsi="Book Antiqua"/>
-                <w:sz w:val="18"/>
-                <w:szCs w:val="18"/>
-              </w:rPr>
-              <w:t>28,3</w:t>
-            </w:r>
-          </w:p>
-        </w:tc>
-        <w:tc>
-          <w:tcPr>
-            <w:tcW w:w="696" w:type="dxa"/>
-            <w:tcBorders>
-              <w:top w:val="single" w:sz="4" w:space="0" w:color="auto"/>
-              <w:bottom w:val="single" w:sz="4" w:space="0" w:color="auto"/>
-            </w:tcBorders>
-          </w:tcPr>
-          <w:p>
-            <w:pPr>
-              <w:jc w:val="center"/>
-              <w:rPr>
-                <w:rFonts w:ascii="Book Antiqua" w:hAnsi="Book Antiqua"/>
-                <w:sz w:val="18"/>
-                <w:szCs w:val="18"/>
-              </w:rPr>
-            </w:pPr>
-            <w:r>
-              <w:rPr>
-                <w:rFonts w:ascii="Book Antiqua" w:hAnsi="Book Antiqua"/>
-                <w:sz w:val="18"/>
-                <w:szCs w:val="18"/>
-              </w:rPr>
-              <w:t>45,6</w:t>
-            </w:r>
-          </w:p>
-        </w:tc>
-        <w:tc>
-          <w:tcPr>
-            <w:tcW w:w="696" w:type="dxa"/>
-            <w:tcBorders>
-              <w:top w:val="single" w:sz="4" w:space="0" w:color="auto"/>
-              <w:bottom w:val="single" w:sz="4" w:space="0" w:color="auto"/>
-            </w:tcBorders>
-          </w:tcPr>
-          <w:p>
-            <w:pPr>
-              <w:jc w:val="center"/>
-              <w:rPr>
-                <w:rFonts w:ascii="Book Antiqua" w:hAnsi="Book Antiqua"/>
-                <w:sz w:val="18"/>
-                <w:szCs w:val="18"/>
-              </w:rPr>
-            </w:pPr>
-            <w:r>
-              <w:rPr>
-                <w:rFonts w:ascii="Book Antiqua" w:hAnsi="Book Antiqua"/>
-                <w:sz w:val="18"/>
-                <w:szCs w:val="18"/>
-              </w:rPr>
-              <w:t>43,1</w:t>
+              <w:pStyle w:val="Corpodetexto21"/>
+              <w:spacing w:before="120"/>
+              <w:ind w:left="0" w:firstLine="0"/>
+              <w:rPr>
+                <w:rFonts w:ascii="Book Antiqua" w:hAnsi="Book Antiqua"/>
+                <w:sz w:val="20"/>
+              </w:rPr>
+            </w:pPr>
+            <w:r>
+              <w:rPr>
+                <w:rFonts w:ascii="Book Antiqua" w:hAnsi="Book Antiqua"/>
+                <w:sz w:val="20"/>
+              </w:rPr>
+              <w:t>0</w:t>
             </w:r>
           </w:p>
         </w:tc>
@@ -4523,2576 +3706,126 @@
     </w:tbl>
     <w:p>
       <w:pPr>
-        <w:pStyle w:val="Recuodecorpodetexto21"/>
-        <w:tabs>
-          <w:tab w:val="left" w:pos="1276"/>
-          <w:tab w:val="left" w:pos="2552"/>
-          <w:tab w:val="left" w:pos="3686"/>
-          <w:tab w:val="left" w:pos="4962"/>
-        </w:tabs>
-        <w:spacing w:before="60"/>
-        <w:ind w:left="425" w:hanging="425"/>
-        <w:rPr>
-          <w:rFonts w:ascii="Book Antiqua" w:hAnsi="Book Antiqua"/>
-          <w:sz w:val="20"/>
-        </w:rPr>
-      </w:pPr>
-      <w:r>
-        <w:rPr>
-          <w:rFonts w:ascii="Book Antiqua" w:hAnsi="Book Antiqua"/>
-          <w:sz w:val="20"/>
-        </w:rPr>
-        <w:tab/>
-        <w:t>Ao nível de 5% de probabilidade, podemos dizer que as variâncias das linhagens são iguais? Testar ao nível de 1%, se há diferença significativa em eficiência entre a média duas linhagens.</w:t>
-      </w:r>
+        <w:pStyle w:val="Corpodetexto21"/>
+        <w:spacing w:before="120"/>
+        <w:rPr>
+          <w:rFonts w:ascii="Book Antiqua" w:hAnsi="Book Antiqua"/>
+          <w:sz w:val="20"/>
+        </w:rPr>
+      </w:pPr>
     </w:p>
     <w:p>
       <w:pPr>
-        <w:pStyle w:val="Recuodecorpodetexto"/>
-        <w:rPr>
-          <w:rFonts w:ascii="Book Antiqua" w:hAnsi="Book Antiqua"/>
-          <w:szCs w:val="20"/>
-        </w:rPr>
-      </w:pPr>
+        <w:pStyle w:val="Corpodetexto21"/>
+        <w:spacing w:before="120"/>
+        <w:ind w:firstLine="0"/>
+        <w:rPr>
+          <w:rFonts w:ascii="Book Antiqua" w:hAnsi="Book Antiqua"/>
+          <w:sz w:val="20"/>
+        </w:rPr>
+      </w:pPr>
+      <w:r>
+        <w:rPr>
+          <w:rFonts w:ascii="Book Antiqua" w:hAnsi="Book Antiqua"/>
+          <w:sz w:val="20"/>
+        </w:rPr>
+        <w:t>Sabendo que para a distribuição de Poisson com</w:t>
+      </w:r>
+      <w:r>
+        <w:rPr>
+          <w:rFonts w:ascii="Symbol" w:hAnsi="Symbol"/>
+          <w:sz w:val="20"/>
+        </w:rPr>
+        <w:tab/>
+      </w:r>
+      <w:r>
+        <w:rPr>
+          <w:rFonts w:ascii="Book Antiqua" w:hAnsi="Book Antiqua"/>
+          <w:sz w:val="20"/>
+        </w:rPr>
+        <w:t xml:space="preserve"> as probabilidades de 0, 1, 2, 3 "sucessos" são, respectivamente 0,61; 0,3; 0,08 e 0,01, teste ao nível de 5% de significância se os dados relativos a onças pardas avistadas podem ser considerados uma amostra aleatória de uma população com distribuição de Poisson com </w:t>
+      </w:r>
+      <w:r>
+        <w:rPr>
+          <w:rFonts w:ascii="Symbol" w:hAnsi="Symbol"/>
+          <w:sz w:val="20"/>
+        </w:rPr>
+        <w:t xml:space="preserve"> l</w:t>
+      </w:r>
+      <w:r>
+        <w:rPr>
+          <w:rFonts w:ascii="Book Antiqua" w:hAnsi="Book Antiqua"/>
+          <w:sz w:val="20"/>
+        </w:rPr>
+        <w:t xml:space="preserve"> = 0,5</w:t>
+      </w:r>
+      <w:r>
+        <w:rPr>
+          <w:rFonts w:ascii="Book Antiqua" w:hAnsi="Book Antiqua"/>
+          <w:sz w:val="20"/>
+        </w:rPr>
+        <w:t>.</w:t>
+      </w:r>
     </w:p>
     <w:p>
       <w:pPr>
-        <w:pStyle w:val="Recuodecorpodetexto"/>
-        <w:rPr>
-          <w:rFonts w:ascii="Book Antiqua" w:hAnsi="Book Antiqua"/>
-          <w:szCs w:val="20"/>
-        </w:rPr>
-      </w:pPr>
-      <w:r>
-        <w:rPr>
-          <w:rFonts w:ascii="Book Antiqua" w:hAnsi="Book Antiqua"/>
-          <w:szCs w:val="20"/>
-        </w:rPr>
-        <w:t>03</w:t>
-      </w:r>
-      <w:r>
-        <w:rPr>
-          <w:rFonts w:ascii="Book Antiqua" w:hAnsi="Book Antiqua"/>
-          <w:szCs w:val="20"/>
-        </w:rPr>
-        <w:t>) Dois métodos de memorização estão sendo testados para determinar qual produz melhor retenção.  Dezoito estudantes são incluídos no estudo.  O teste de memorização é dado a todos os estudantes e os seguintes "scores" são obtidos:</w:t>
-      </w:r>
-    </w:p>
-    <w:tbl>
-      <w:tblPr>
-        <w:tblW w:w="0" w:type="auto"/>
-        <w:tblInd w:w="496" w:type="dxa"/>
-        <w:tblLayout w:type="fixed"/>
-        <w:tblCellMar>
-          <w:left w:w="70" w:type="dxa"/>
-          <w:right w:w="70" w:type="dxa"/>
-        </w:tblCellMar>
-        <w:tblLook w:val="0000" w:firstRow="0" w:lastRow="0" w:firstColumn="0" w:lastColumn="0" w:noHBand="0" w:noVBand="0"/>
-      </w:tblPr>
-      <w:tblGrid>
-        <w:gridCol w:w="1113"/>
-        <w:gridCol w:w="891"/>
-        <w:gridCol w:w="891"/>
-        <w:gridCol w:w="891"/>
-        <w:gridCol w:w="891"/>
-        <w:gridCol w:w="892"/>
-        <w:gridCol w:w="891"/>
-        <w:gridCol w:w="891"/>
-        <w:gridCol w:w="891"/>
-        <w:gridCol w:w="892"/>
-      </w:tblGrid>
-      <w:tr>
-        <w:tc>
-          <w:tcPr>
-            <w:tcW w:w="1113" w:type="dxa"/>
-            <w:tcBorders>
-              <w:top w:val="single" w:sz="4" w:space="0" w:color="auto"/>
-              <w:bottom w:val="single" w:sz="4" w:space="0" w:color="auto"/>
-            </w:tcBorders>
-            <w:vAlign w:val="center"/>
-          </w:tcPr>
-          <w:p>
-            <w:pPr>
-              <w:pStyle w:val="Ttulo2"/>
-              <w:spacing w:before="20"/>
-              <w:rPr>
-                <w:rFonts w:ascii="Book Antiqua" w:hAnsi="Book Antiqua"/>
-                <w:color w:val="auto"/>
-                <w:sz w:val="18"/>
-                <w:szCs w:val="18"/>
-              </w:rPr>
-            </w:pPr>
-            <w:r>
-              <w:rPr>
-                <w:rFonts w:ascii="Book Antiqua" w:hAnsi="Book Antiqua"/>
-                <w:color w:val="auto"/>
-                <w:sz w:val="18"/>
-                <w:szCs w:val="18"/>
-              </w:rPr>
-              <w:t>Método</w:t>
-            </w:r>
-          </w:p>
-        </w:tc>
-        <w:tc>
-          <w:tcPr>
-            <w:tcW w:w="891" w:type="dxa"/>
-            <w:tcBorders>
-              <w:top w:val="single" w:sz="4" w:space="0" w:color="auto"/>
-              <w:bottom w:val="single" w:sz="4" w:space="0" w:color="auto"/>
-            </w:tcBorders>
-            <w:vAlign w:val="center"/>
-          </w:tcPr>
-          <w:p>
-            <w:pPr>
-              <w:tabs>
-                <w:tab w:val="left" w:pos="426"/>
-              </w:tabs>
-              <w:spacing w:before="20"/>
-              <w:jc w:val="center"/>
-              <w:rPr>
-                <w:rFonts w:ascii="Book Antiqua" w:hAnsi="Book Antiqua"/>
-                <w:sz w:val="18"/>
-                <w:szCs w:val="18"/>
-              </w:rPr>
-            </w:pPr>
-            <w:r>
-              <w:rPr>
-                <w:rFonts w:ascii="Book Antiqua" w:hAnsi="Book Antiqua"/>
-                <w:sz w:val="18"/>
-                <w:szCs w:val="18"/>
-              </w:rPr>
-              <w:t>1</w:t>
-            </w:r>
-          </w:p>
-        </w:tc>
-        <w:tc>
-          <w:tcPr>
-            <w:tcW w:w="891" w:type="dxa"/>
-            <w:tcBorders>
-              <w:top w:val="single" w:sz="4" w:space="0" w:color="auto"/>
-              <w:bottom w:val="single" w:sz="4" w:space="0" w:color="auto"/>
-            </w:tcBorders>
-            <w:vAlign w:val="center"/>
-          </w:tcPr>
-          <w:p>
-            <w:pPr>
-              <w:tabs>
-                <w:tab w:val="left" w:pos="426"/>
-              </w:tabs>
-              <w:spacing w:before="20"/>
-              <w:jc w:val="center"/>
-              <w:rPr>
-                <w:rFonts w:ascii="Book Antiqua" w:hAnsi="Book Antiqua"/>
-                <w:sz w:val="18"/>
-                <w:szCs w:val="18"/>
-              </w:rPr>
-            </w:pPr>
-            <w:r>
-              <w:rPr>
-                <w:rFonts w:ascii="Book Antiqua" w:hAnsi="Book Antiqua"/>
-                <w:sz w:val="18"/>
-                <w:szCs w:val="18"/>
-              </w:rPr>
-              <w:t>2</w:t>
-            </w:r>
-          </w:p>
-        </w:tc>
-        <w:tc>
-          <w:tcPr>
-            <w:tcW w:w="891" w:type="dxa"/>
-            <w:tcBorders>
-              <w:top w:val="single" w:sz="4" w:space="0" w:color="auto"/>
-              <w:bottom w:val="single" w:sz="4" w:space="0" w:color="auto"/>
-            </w:tcBorders>
-            <w:vAlign w:val="center"/>
-          </w:tcPr>
-          <w:p>
-            <w:pPr>
-              <w:tabs>
-                <w:tab w:val="left" w:pos="426"/>
-              </w:tabs>
-              <w:spacing w:before="20"/>
-              <w:jc w:val="center"/>
-              <w:rPr>
-                <w:rFonts w:ascii="Book Antiqua" w:hAnsi="Book Antiqua"/>
-                <w:sz w:val="18"/>
-                <w:szCs w:val="18"/>
-              </w:rPr>
-            </w:pPr>
-            <w:r>
-              <w:rPr>
-                <w:rFonts w:ascii="Book Antiqua" w:hAnsi="Book Antiqua"/>
-                <w:sz w:val="18"/>
-                <w:szCs w:val="18"/>
-              </w:rPr>
-              <w:t>3</w:t>
-            </w:r>
-          </w:p>
-        </w:tc>
-        <w:tc>
-          <w:tcPr>
-            <w:tcW w:w="891" w:type="dxa"/>
-            <w:tcBorders>
-              <w:top w:val="single" w:sz="4" w:space="0" w:color="auto"/>
-              <w:bottom w:val="single" w:sz="4" w:space="0" w:color="auto"/>
-            </w:tcBorders>
-            <w:vAlign w:val="center"/>
-          </w:tcPr>
-          <w:p>
-            <w:pPr>
-              <w:tabs>
-                <w:tab w:val="left" w:pos="426"/>
-              </w:tabs>
-              <w:spacing w:before="20"/>
-              <w:jc w:val="center"/>
-              <w:rPr>
-                <w:rFonts w:ascii="Book Antiqua" w:hAnsi="Book Antiqua"/>
-                <w:sz w:val="18"/>
-                <w:szCs w:val="18"/>
-              </w:rPr>
-            </w:pPr>
-            <w:r>
-              <w:rPr>
-                <w:rFonts w:ascii="Book Antiqua" w:hAnsi="Book Antiqua"/>
-                <w:sz w:val="18"/>
-                <w:szCs w:val="18"/>
-              </w:rPr>
-              <w:t>4</w:t>
-            </w:r>
-          </w:p>
-        </w:tc>
-        <w:tc>
-          <w:tcPr>
-            <w:tcW w:w="892" w:type="dxa"/>
-            <w:tcBorders>
-              <w:top w:val="single" w:sz="4" w:space="0" w:color="auto"/>
-              <w:bottom w:val="single" w:sz="4" w:space="0" w:color="auto"/>
-            </w:tcBorders>
-            <w:vAlign w:val="center"/>
-          </w:tcPr>
-          <w:p>
-            <w:pPr>
-              <w:tabs>
-                <w:tab w:val="left" w:pos="426"/>
-              </w:tabs>
-              <w:spacing w:before="20"/>
-              <w:jc w:val="center"/>
-              <w:rPr>
-                <w:rFonts w:ascii="Book Antiqua" w:hAnsi="Book Antiqua"/>
-                <w:sz w:val="18"/>
-                <w:szCs w:val="18"/>
-              </w:rPr>
-            </w:pPr>
-            <w:r>
-              <w:rPr>
-                <w:rFonts w:ascii="Book Antiqua" w:hAnsi="Book Antiqua"/>
-                <w:sz w:val="18"/>
-                <w:szCs w:val="18"/>
-              </w:rPr>
-              <w:t>5</w:t>
-            </w:r>
-          </w:p>
-        </w:tc>
-        <w:tc>
-          <w:tcPr>
-            <w:tcW w:w="891" w:type="dxa"/>
-            <w:tcBorders>
-              <w:top w:val="single" w:sz="4" w:space="0" w:color="auto"/>
-              <w:bottom w:val="single" w:sz="4" w:space="0" w:color="auto"/>
-            </w:tcBorders>
-            <w:vAlign w:val="center"/>
-          </w:tcPr>
-          <w:p>
-            <w:pPr>
-              <w:tabs>
-                <w:tab w:val="left" w:pos="426"/>
-              </w:tabs>
-              <w:spacing w:before="20"/>
-              <w:jc w:val="center"/>
-              <w:rPr>
-                <w:rFonts w:ascii="Book Antiqua" w:hAnsi="Book Antiqua"/>
-                <w:sz w:val="18"/>
-                <w:szCs w:val="18"/>
-              </w:rPr>
-            </w:pPr>
-            <w:r>
-              <w:rPr>
-                <w:rFonts w:ascii="Book Antiqua" w:hAnsi="Book Antiqua"/>
-                <w:sz w:val="18"/>
-                <w:szCs w:val="18"/>
-              </w:rPr>
-              <w:t>6</w:t>
-            </w:r>
-          </w:p>
-        </w:tc>
-        <w:tc>
-          <w:tcPr>
-            <w:tcW w:w="891" w:type="dxa"/>
-            <w:tcBorders>
-              <w:top w:val="single" w:sz="4" w:space="0" w:color="auto"/>
-              <w:bottom w:val="single" w:sz="4" w:space="0" w:color="auto"/>
-            </w:tcBorders>
-            <w:vAlign w:val="center"/>
-          </w:tcPr>
-          <w:p>
-            <w:pPr>
-              <w:tabs>
-                <w:tab w:val="left" w:pos="426"/>
-              </w:tabs>
-              <w:spacing w:before="20"/>
-              <w:jc w:val="center"/>
-              <w:rPr>
-                <w:rFonts w:ascii="Book Antiqua" w:hAnsi="Book Antiqua"/>
-                <w:sz w:val="18"/>
-                <w:szCs w:val="18"/>
-              </w:rPr>
-            </w:pPr>
-            <w:r>
-              <w:rPr>
-                <w:rFonts w:ascii="Book Antiqua" w:hAnsi="Book Antiqua"/>
-                <w:sz w:val="18"/>
-                <w:szCs w:val="18"/>
-              </w:rPr>
-              <w:t>7</w:t>
-            </w:r>
-          </w:p>
-        </w:tc>
-        <w:tc>
-          <w:tcPr>
-            <w:tcW w:w="891" w:type="dxa"/>
-            <w:tcBorders>
-              <w:top w:val="single" w:sz="4" w:space="0" w:color="auto"/>
-              <w:bottom w:val="single" w:sz="4" w:space="0" w:color="auto"/>
-            </w:tcBorders>
-            <w:vAlign w:val="center"/>
-          </w:tcPr>
-          <w:p>
-            <w:pPr>
-              <w:tabs>
-                <w:tab w:val="left" w:pos="426"/>
-              </w:tabs>
-              <w:spacing w:before="20"/>
-              <w:jc w:val="center"/>
-              <w:rPr>
-                <w:rFonts w:ascii="Book Antiqua" w:hAnsi="Book Antiqua"/>
-                <w:sz w:val="18"/>
-                <w:szCs w:val="18"/>
-              </w:rPr>
-            </w:pPr>
-            <w:r>
-              <w:rPr>
-                <w:rFonts w:ascii="Book Antiqua" w:hAnsi="Book Antiqua"/>
-                <w:sz w:val="18"/>
-                <w:szCs w:val="18"/>
-              </w:rPr>
-              <w:t>8</w:t>
-            </w:r>
-          </w:p>
-        </w:tc>
-        <w:tc>
-          <w:tcPr>
-            <w:tcW w:w="892" w:type="dxa"/>
-            <w:tcBorders>
-              <w:top w:val="single" w:sz="4" w:space="0" w:color="auto"/>
-              <w:bottom w:val="single" w:sz="4" w:space="0" w:color="auto"/>
-            </w:tcBorders>
-            <w:vAlign w:val="center"/>
-          </w:tcPr>
-          <w:p>
-            <w:pPr>
-              <w:tabs>
-                <w:tab w:val="left" w:pos="426"/>
-              </w:tabs>
-              <w:spacing w:before="20"/>
-              <w:jc w:val="center"/>
-              <w:rPr>
-                <w:rFonts w:ascii="Book Antiqua" w:hAnsi="Book Antiqua"/>
-                <w:sz w:val="18"/>
-                <w:szCs w:val="18"/>
-              </w:rPr>
-            </w:pPr>
-            <w:r>
-              <w:rPr>
-                <w:rFonts w:ascii="Book Antiqua" w:hAnsi="Book Antiqua"/>
-                <w:sz w:val="18"/>
-                <w:szCs w:val="18"/>
-              </w:rPr>
-              <w:t>9</w:t>
-            </w:r>
-          </w:p>
-        </w:tc>
-      </w:tr>
-      <w:tr>
-        <w:tc>
-          <w:tcPr>
-            <w:tcW w:w="1113" w:type="dxa"/>
-            <w:tcBorders>
-              <w:top w:val="single" w:sz="4" w:space="0" w:color="auto"/>
-              <w:bottom w:val="single" w:sz="4" w:space="0" w:color="auto"/>
-            </w:tcBorders>
-            <w:vAlign w:val="center"/>
-          </w:tcPr>
-          <w:p>
-            <w:pPr>
-              <w:tabs>
-                <w:tab w:val="left" w:pos="426"/>
-              </w:tabs>
-              <w:spacing w:before="20"/>
-              <w:jc w:val="center"/>
-              <w:rPr>
-                <w:rFonts w:ascii="Book Antiqua" w:hAnsi="Book Antiqua"/>
-                <w:sz w:val="18"/>
-                <w:szCs w:val="18"/>
-              </w:rPr>
-            </w:pPr>
-            <w:r>
-              <w:rPr>
-                <w:rFonts w:ascii="Book Antiqua" w:hAnsi="Book Antiqua"/>
-                <w:sz w:val="18"/>
-                <w:szCs w:val="18"/>
-              </w:rPr>
-              <w:t>A</w:t>
-            </w:r>
-          </w:p>
-        </w:tc>
-        <w:tc>
-          <w:tcPr>
-            <w:tcW w:w="891" w:type="dxa"/>
-            <w:tcBorders>
-              <w:top w:val="single" w:sz="4" w:space="0" w:color="auto"/>
-              <w:bottom w:val="single" w:sz="4" w:space="0" w:color="auto"/>
-            </w:tcBorders>
-            <w:vAlign w:val="center"/>
-          </w:tcPr>
-          <w:p>
-            <w:pPr>
-              <w:tabs>
-                <w:tab w:val="left" w:pos="426"/>
-              </w:tabs>
-              <w:spacing w:before="20"/>
-              <w:jc w:val="center"/>
-              <w:rPr>
-                <w:rFonts w:ascii="Book Antiqua" w:hAnsi="Book Antiqua"/>
-                <w:sz w:val="18"/>
-                <w:szCs w:val="18"/>
-              </w:rPr>
-            </w:pPr>
-            <w:r>
-              <w:rPr>
-                <w:rFonts w:ascii="Book Antiqua" w:hAnsi="Book Antiqua"/>
-                <w:sz w:val="18"/>
-                <w:szCs w:val="18"/>
-              </w:rPr>
-              <w:t>90</w:t>
-            </w:r>
-          </w:p>
-        </w:tc>
-        <w:tc>
-          <w:tcPr>
-            <w:tcW w:w="891" w:type="dxa"/>
-            <w:tcBorders>
-              <w:top w:val="single" w:sz="4" w:space="0" w:color="auto"/>
-              <w:bottom w:val="single" w:sz="4" w:space="0" w:color="auto"/>
-            </w:tcBorders>
-            <w:vAlign w:val="center"/>
-          </w:tcPr>
-          <w:p>
-            <w:pPr>
-              <w:tabs>
-                <w:tab w:val="left" w:pos="426"/>
-              </w:tabs>
-              <w:spacing w:before="20"/>
-              <w:jc w:val="center"/>
-              <w:rPr>
-                <w:rFonts w:ascii="Book Antiqua" w:hAnsi="Book Antiqua"/>
-                <w:sz w:val="18"/>
-                <w:szCs w:val="18"/>
-              </w:rPr>
-            </w:pPr>
-            <w:r>
-              <w:rPr>
-                <w:rFonts w:ascii="Book Antiqua" w:hAnsi="Book Antiqua"/>
-                <w:sz w:val="18"/>
-                <w:szCs w:val="18"/>
-              </w:rPr>
-              <w:t>86</w:t>
-            </w:r>
-          </w:p>
-        </w:tc>
-        <w:tc>
-          <w:tcPr>
-            <w:tcW w:w="891" w:type="dxa"/>
-            <w:tcBorders>
-              <w:top w:val="single" w:sz="4" w:space="0" w:color="auto"/>
-              <w:bottom w:val="single" w:sz="4" w:space="0" w:color="auto"/>
-            </w:tcBorders>
-            <w:vAlign w:val="center"/>
-          </w:tcPr>
-          <w:p>
-            <w:pPr>
-              <w:tabs>
-                <w:tab w:val="left" w:pos="426"/>
-              </w:tabs>
-              <w:spacing w:before="20"/>
-              <w:jc w:val="center"/>
-              <w:rPr>
-                <w:rFonts w:ascii="Book Antiqua" w:hAnsi="Book Antiqua"/>
-                <w:sz w:val="18"/>
-                <w:szCs w:val="18"/>
-              </w:rPr>
-            </w:pPr>
-            <w:r>
-              <w:rPr>
-                <w:rFonts w:ascii="Book Antiqua" w:hAnsi="Book Antiqua"/>
-                <w:sz w:val="18"/>
-                <w:szCs w:val="18"/>
-              </w:rPr>
-              <w:t>72</w:t>
-            </w:r>
-          </w:p>
-        </w:tc>
-        <w:tc>
-          <w:tcPr>
-            <w:tcW w:w="891" w:type="dxa"/>
-            <w:tcBorders>
-              <w:top w:val="single" w:sz="4" w:space="0" w:color="auto"/>
-              <w:bottom w:val="single" w:sz="4" w:space="0" w:color="auto"/>
-            </w:tcBorders>
-            <w:vAlign w:val="center"/>
-          </w:tcPr>
-          <w:p>
-            <w:pPr>
-              <w:tabs>
-                <w:tab w:val="left" w:pos="426"/>
-              </w:tabs>
-              <w:spacing w:before="20"/>
-              <w:jc w:val="center"/>
-              <w:rPr>
-                <w:rFonts w:ascii="Book Antiqua" w:hAnsi="Book Antiqua"/>
-                <w:sz w:val="18"/>
-                <w:szCs w:val="18"/>
-              </w:rPr>
-            </w:pPr>
-            <w:r>
-              <w:rPr>
-                <w:rFonts w:ascii="Book Antiqua" w:hAnsi="Book Antiqua"/>
-                <w:sz w:val="18"/>
-                <w:szCs w:val="18"/>
-              </w:rPr>
-              <w:t>65</w:t>
-            </w:r>
-          </w:p>
-        </w:tc>
-        <w:tc>
-          <w:tcPr>
-            <w:tcW w:w="892" w:type="dxa"/>
-            <w:tcBorders>
-              <w:top w:val="single" w:sz="4" w:space="0" w:color="auto"/>
-              <w:bottom w:val="single" w:sz="4" w:space="0" w:color="auto"/>
-            </w:tcBorders>
-            <w:vAlign w:val="center"/>
-          </w:tcPr>
-          <w:p>
-            <w:pPr>
-              <w:tabs>
-                <w:tab w:val="left" w:pos="426"/>
-              </w:tabs>
-              <w:spacing w:before="20"/>
-              <w:jc w:val="center"/>
-              <w:rPr>
-                <w:rFonts w:ascii="Book Antiqua" w:hAnsi="Book Antiqua"/>
-                <w:sz w:val="18"/>
-                <w:szCs w:val="18"/>
-              </w:rPr>
-            </w:pPr>
-            <w:r>
-              <w:rPr>
-                <w:rFonts w:ascii="Book Antiqua" w:hAnsi="Book Antiqua"/>
-                <w:sz w:val="18"/>
-                <w:szCs w:val="18"/>
-              </w:rPr>
-              <w:t>44</w:t>
-            </w:r>
-          </w:p>
-        </w:tc>
-        <w:tc>
-          <w:tcPr>
-            <w:tcW w:w="891" w:type="dxa"/>
-            <w:tcBorders>
-              <w:top w:val="single" w:sz="4" w:space="0" w:color="auto"/>
-              <w:bottom w:val="single" w:sz="4" w:space="0" w:color="auto"/>
-            </w:tcBorders>
-            <w:vAlign w:val="center"/>
-          </w:tcPr>
-          <w:p>
-            <w:pPr>
-              <w:tabs>
-                <w:tab w:val="left" w:pos="426"/>
-              </w:tabs>
-              <w:spacing w:before="20"/>
-              <w:jc w:val="center"/>
-              <w:rPr>
-                <w:rFonts w:ascii="Book Antiqua" w:hAnsi="Book Antiqua"/>
-                <w:sz w:val="18"/>
-                <w:szCs w:val="18"/>
-              </w:rPr>
-            </w:pPr>
-            <w:r>
-              <w:rPr>
-                <w:rFonts w:ascii="Book Antiqua" w:hAnsi="Book Antiqua"/>
-                <w:sz w:val="18"/>
-                <w:szCs w:val="18"/>
-              </w:rPr>
-              <w:t>52</w:t>
-            </w:r>
-          </w:p>
-        </w:tc>
-        <w:tc>
-          <w:tcPr>
-            <w:tcW w:w="891" w:type="dxa"/>
-            <w:tcBorders>
-              <w:top w:val="single" w:sz="4" w:space="0" w:color="auto"/>
-              <w:bottom w:val="single" w:sz="4" w:space="0" w:color="auto"/>
-            </w:tcBorders>
-            <w:vAlign w:val="center"/>
-          </w:tcPr>
-          <w:p>
-            <w:pPr>
-              <w:tabs>
-                <w:tab w:val="left" w:pos="426"/>
-              </w:tabs>
-              <w:spacing w:before="20"/>
-              <w:jc w:val="center"/>
-              <w:rPr>
-                <w:rFonts w:ascii="Book Antiqua" w:hAnsi="Book Antiqua"/>
-                <w:sz w:val="18"/>
-                <w:szCs w:val="18"/>
-              </w:rPr>
-            </w:pPr>
-            <w:r>
-              <w:rPr>
-                <w:rFonts w:ascii="Book Antiqua" w:hAnsi="Book Antiqua"/>
-                <w:sz w:val="18"/>
-                <w:szCs w:val="18"/>
-              </w:rPr>
-              <w:t>46</w:t>
-            </w:r>
-          </w:p>
-        </w:tc>
-        <w:tc>
-          <w:tcPr>
-            <w:tcW w:w="891" w:type="dxa"/>
-            <w:tcBorders>
-              <w:top w:val="single" w:sz="4" w:space="0" w:color="auto"/>
-              <w:bottom w:val="single" w:sz="4" w:space="0" w:color="auto"/>
-            </w:tcBorders>
-            <w:vAlign w:val="center"/>
-          </w:tcPr>
-          <w:p>
-            <w:pPr>
-              <w:tabs>
-                <w:tab w:val="left" w:pos="426"/>
-              </w:tabs>
-              <w:spacing w:before="20"/>
-              <w:jc w:val="center"/>
-              <w:rPr>
-                <w:rFonts w:ascii="Book Antiqua" w:hAnsi="Book Antiqua"/>
-                <w:sz w:val="18"/>
-                <w:szCs w:val="18"/>
-              </w:rPr>
-            </w:pPr>
-            <w:r>
-              <w:rPr>
-                <w:rFonts w:ascii="Book Antiqua" w:hAnsi="Book Antiqua"/>
-                <w:sz w:val="18"/>
-                <w:szCs w:val="18"/>
-              </w:rPr>
-              <w:t>38</w:t>
-            </w:r>
-          </w:p>
-        </w:tc>
-        <w:tc>
-          <w:tcPr>
-            <w:tcW w:w="892" w:type="dxa"/>
-            <w:tcBorders>
-              <w:top w:val="single" w:sz="4" w:space="0" w:color="auto"/>
-              <w:bottom w:val="single" w:sz="4" w:space="0" w:color="auto"/>
-            </w:tcBorders>
-            <w:vAlign w:val="center"/>
-          </w:tcPr>
-          <w:p>
-            <w:pPr>
-              <w:tabs>
-                <w:tab w:val="left" w:pos="426"/>
-              </w:tabs>
-              <w:spacing w:before="20"/>
-              <w:jc w:val="center"/>
-              <w:rPr>
-                <w:rFonts w:ascii="Book Antiqua" w:hAnsi="Book Antiqua"/>
-                <w:sz w:val="18"/>
-                <w:szCs w:val="18"/>
-              </w:rPr>
-            </w:pPr>
-            <w:r>
-              <w:rPr>
-                <w:rFonts w:ascii="Book Antiqua" w:hAnsi="Book Antiqua"/>
-                <w:sz w:val="18"/>
-                <w:szCs w:val="18"/>
-              </w:rPr>
-              <w:t>43</w:t>
-            </w:r>
-          </w:p>
-        </w:tc>
-      </w:tr>
-      <w:tr>
-        <w:tc>
-          <w:tcPr>
-            <w:tcW w:w="1113" w:type="dxa"/>
-            <w:tcBorders>
-              <w:top w:val="single" w:sz="4" w:space="0" w:color="auto"/>
-              <w:bottom w:val="single" w:sz="4" w:space="0" w:color="auto"/>
-            </w:tcBorders>
-            <w:vAlign w:val="center"/>
-          </w:tcPr>
-          <w:p>
-            <w:pPr>
-              <w:tabs>
-                <w:tab w:val="left" w:pos="426"/>
-              </w:tabs>
-              <w:spacing w:before="20"/>
-              <w:jc w:val="center"/>
-              <w:rPr>
-                <w:rFonts w:ascii="Book Antiqua" w:hAnsi="Book Antiqua"/>
-                <w:sz w:val="18"/>
-                <w:szCs w:val="18"/>
-              </w:rPr>
-            </w:pPr>
-            <w:r>
-              <w:rPr>
-                <w:rFonts w:ascii="Book Antiqua" w:hAnsi="Book Antiqua"/>
-                <w:sz w:val="18"/>
-                <w:szCs w:val="18"/>
-              </w:rPr>
-              <w:t>B</w:t>
-            </w:r>
-          </w:p>
-        </w:tc>
-        <w:tc>
-          <w:tcPr>
-            <w:tcW w:w="891" w:type="dxa"/>
-            <w:tcBorders>
-              <w:top w:val="single" w:sz="4" w:space="0" w:color="auto"/>
-              <w:bottom w:val="single" w:sz="4" w:space="0" w:color="auto"/>
-            </w:tcBorders>
-            <w:vAlign w:val="center"/>
-          </w:tcPr>
-          <w:p>
-            <w:pPr>
-              <w:tabs>
-                <w:tab w:val="left" w:pos="426"/>
-              </w:tabs>
-              <w:spacing w:before="20"/>
-              <w:jc w:val="center"/>
-              <w:rPr>
-                <w:rFonts w:ascii="Book Antiqua" w:hAnsi="Book Antiqua"/>
-                <w:sz w:val="18"/>
-                <w:szCs w:val="18"/>
-              </w:rPr>
-            </w:pPr>
-            <w:r>
-              <w:rPr>
-                <w:rFonts w:ascii="Book Antiqua" w:hAnsi="Book Antiqua"/>
-                <w:sz w:val="18"/>
-                <w:szCs w:val="18"/>
-              </w:rPr>
-              <w:t>85</w:t>
-            </w:r>
-          </w:p>
-        </w:tc>
-        <w:tc>
-          <w:tcPr>
-            <w:tcW w:w="891" w:type="dxa"/>
-            <w:tcBorders>
-              <w:top w:val="single" w:sz="4" w:space="0" w:color="auto"/>
-              <w:bottom w:val="single" w:sz="4" w:space="0" w:color="auto"/>
-            </w:tcBorders>
-            <w:vAlign w:val="center"/>
-          </w:tcPr>
-          <w:p>
-            <w:pPr>
-              <w:tabs>
-                <w:tab w:val="left" w:pos="426"/>
-              </w:tabs>
-              <w:spacing w:before="20"/>
-              <w:jc w:val="center"/>
-              <w:rPr>
-                <w:rFonts w:ascii="Book Antiqua" w:hAnsi="Book Antiqua"/>
-                <w:sz w:val="18"/>
-                <w:szCs w:val="18"/>
-              </w:rPr>
-            </w:pPr>
-            <w:r>
-              <w:rPr>
-                <w:rFonts w:ascii="Book Antiqua" w:hAnsi="Book Antiqua"/>
-                <w:sz w:val="18"/>
-                <w:szCs w:val="18"/>
-              </w:rPr>
-              <w:t>87</w:t>
-            </w:r>
-          </w:p>
-        </w:tc>
-        <w:tc>
-          <w:tcPr>
-            <w:tcW w:w="891" w:type="dxa"/>
-            <w:tcBorders>
-              <w:top w:val="single" w:sz="4" w:space="0" w:color="auto"/>
-              <w:bottom w:val="single" w:sz="4" w:space="0" w:color="auto"/>
-            </w:tcBorders>
-            <w:vAlign w:val="center"/>
-          </w:tcPr>
-          <w:p>
-            <w:pPr>
-              <w:tabs>
-                <w:tab w:val="left" w:pos="426"/>
-              </w:tabs>
-              <w:spacing w:before="20"/>
-              <w:jc w:val="center"/>
-              <w:rPr>
-                <w:rFonts w:ascii="Book Antiqua" w:hAnsi="Book Antiqua"/>
-                <w:sz w:val="18"/>
-                <w:szCs w:val="18"/>
-              </w:rPr>
-            </w:pPr>
-            <w:r>
-              <w:rPr>
-                <w:rFonts w:ascii="Book Antiqua" w:hAnsi="Book Antiqua"/>
-                <w:sz w:val="18"/>
-                <w:szCs w:val="18"/>
-              </w:rPr>
-              <w:t>70</w:t>
-            </w:r>
-          </w:p>
-        </w:tc>
-        <w:tc>
-          <w:tcPr>
-            <w:tcW w:w="891" w:type="dxa"/>
-            <w:tcBorders>
-              <w:top w:val="single" w:sz="4" w:space="0" w:color="auto"/>
-              <w:bottom w:val="single" w:sz="4" w:space="0" w:color="auto"/>
-            </w:tcBorders>
-            <w:vAlign w:val="center"/>
-          </w:tcPr>
-          <w:p>
-            <w:pPr>
-              <w:tabs>
-                <w:tab w:val="left" w:pos="426"/>
-              </w:tabs>
-              <w:spacing w:before="20"/>
-              <w:jc w:val="center"/>
-              <w:rPr>
-                <w:rFonts w:ascii="Book Antiqua" w:hAnsi="Book Antiqua"/>
-                <w:sz w:val="18"/>
-                <w:szCs w:val="18"/>
-              </w:rPr>
-            </w:pPr>
-            <w:r>
-              <w:rPr>
-                <w:rFonts w:ascii="Book Antiqua" w:hAnsi="Book Antiqua"/>
-                <w:sz w:val="18"/>
-                <w:szCs w:val="18"/>
-              </w:rPr>
-              <w:t>62</w:t>
-            </w:r>
-          </w:p>
-        </w:tc>
-        <w:tc>
-          <w:tcPr>
-            <w:tcW w:w="892" w:type="dxa"/>
-            <w:tcBorders>
-              <w:top w:val="single" w:sz="4" w:space="0" w:color="auto"/>
-              <w:bottom w:val="single" w:sz="4" w:space="0" w:color="auto"/>
-            </w:tcBorders>
-            <w:vAlign w:val="center"/>
-          </w:tcPr>
-          <w:p>
-            <w:pPr>
-              <w:tabs>
-                <w:tab w:val="left" w:pos="426"/>
-              </w:tabs>
-              <w:spacing w:before="20"/>
-              <w:jc w:val="center"/>
-              <w:rPr>
-                <w:rFonts w:ascii="Book Antiqua" w:hAnsi="Book Antiqua"/>
-                <w:sz w:val="18"/>
-                <w:szCs w:val="18"/>
-              </w:rPr>
-            </w:pPr>
-            <w:r>
-              <w:rPr>
-                <w:rFonts w:ascii="Book Antiqua" w:hAnsi="Book Antiqua"/>
-                <w:sz w:val="18"/>
-                <w:szCs w:val="18"/>
-              </w:rPr>
-              <w:t>44</w:t>
-            </w:r>
-          </w:p>
-        </w:tc>
-        <w:tc>
-          <w:tcPr>
-            <w:tcW w:w="891" w:type="dxa"/>
-            <w:tcBorders>
-              <w:top w:val="single" w:sz="4" w:space="0" w:color="auto"/>
-              <w:bottom w:val="single" w:sz="4" w:space="0" w:color="auto"/>
-            </w:tcBorders>
-            <w:vAlign w:val="center"/>
-          </w:tcPr>
-          <w:p>
-            <w:pPr>
-              <w:tabs>
-                <w:tab w:val="left" w:pos="426"/>
-              </w:tabs>
-              <w:spacing w:before="20"/>
-              <w:jc w:val="center"/>
-              <w:rPr>
-                <w:rFonts w:ascii="Book Antiqua" w:hAnsi="Book Antiqua"/>
-                <w:sz w:val="18"/>
-                <w:szCs w:val="18"/>
-              </w:rPr>
-            </w:pPr>
-            <w:r>
-              <w:rPr>
-                <w:rFonts w:ascii="Book Antiqua" w:hAnsi="Book Antiqua"/>
-                <w:sz w:val="18"/>
-                <w:szCs w:val="18"/>
-              </w:rPr>
-              <w:t>53</w:t>
-            </w:r>
-          </w:p>
-        </w:tc>
-        <w:tc>
-          <w:tcPr>
-            <w:tcW w:w="891" w:type="dxa"/>
-            <w:tcBorders>
-              <w:top w:val="single" w:sz="4" w:space="0" w:color="auto"/>
-              <w:bottom w:val="single" w:sz="4" w:space="0" w:color="auto"/>
-            </w:tcBorders>
-            <w:vAlign w:val="center"/>
-          </w:tcPr>
-          <w:p>
-            <w:pPr>
-              <w:tabs>
-                <w:tab w:val="left" w:pos="426"/>
-              </w:tabs>
-              <w:spacing w:before="20"/>
-              <w:jc w:val="center"/>
-              <w:rPr>
-                <w:rFonts w:ascii="Book Antiqua" w:hAnsi="Book Antiqua"/>
-                <w:sz w:val="18"/>
-                <w:szCs w:val="18"/>
-              </w:rPr>
-            </w:pPr>
-            <w:r>
-              <w:rPr>
-                <w:rFonts w:ascii="Book Antiqua" w:hAnsi="Book Antiqua"/>
-                <w:sz w:val="18"/>
-                <w:szCs w:val="18"/>
-              </w:rPr>
-              <w:t>42</w:t>
-            </w:r>
-          </w:p>
-        </w:tc>
-        <w:tc>
-          <w:tcPr>
-            <w:tcW w:w="891" w:type="dxa"/>
-            <w:tcBorders>
-              <w:top w:val="single" w:sz="4" w:space="0" w:color="auto"/>
-              <w:bottom w:val="single" w:sz="4" w:space="0" w:color="auto"/>
-            </w:tcBorders>
-            <w:vAlign w:val="center"/>
-          </w:tcPr>
-          <w:p>
-            <w:pPr>
-              <w:tabs>
-                <w:tab w:val="left" w:pos="426"/>
-              </w:tabs>
-              <w:spacing w:before="20"/>
-              <w:jc w:val="center"/>
-              <w:rPr>
-                <w:rFonts w:ascii="Book Antiqua" w:hAnsi="Book Antiqua"/>
-                <w:sz w:val="18"/>
-                <w:szCs w:val="18"/>
-              </w:rPr>
-            </w:pPr>
-            <w:r>
-              <w:rPr>
-                <w:rFonts w:ascii="Book Antiqua" w:hAnsi="Book Antiqua"/>
-                <w:sz w:val="18"/>
-                <w:szCs w:val="18"/>
-              </w:rPr>
-              <w:t>35</w:t>
-            </w:r>
-          </w:p>
-        </w:tc>
-        <w:tc>
-          <w:tcPr>
-            <w:tcW w:w="892" w:type="dxa"/>
-            <w:tcBorders>
-              <w:top w:val="single" w:sz="4" w:space="0" w:color="auto"/>
-              <w:bottom w:val="single" w:sz="4" w:space="0" w:color="auto"/>
-            </w:tcBorders>
-            <w:vAlign w:val="center"/>
-          </w:tcPr>
-          <w:p>
-            <w:pPr>
-              <w:tabs>
-                <w:tab w:val="left" w:pos="426"/>
-              </w:tabs>
-              <w:spacing w:before="20"/>
-              <w:jc w:val="center"/>
-              <w:rPr>
-                <w:rFonts w:ascii="Book Antiqua" w:hAnsi="Book Antiqua"/>
-                <w:sz w:val="18"/>
-                <w:szCs w:val="18"/>
-              </w:rPr>
-            </w:pPr>
-            <w:r>
-              <w:rPr>
-                <w:rFonts w:ascii="Book Antiqua" w:hAnsi="Book Antiqua"/>
-                <w:sz w:val="18"/>
-                <w:szCs w:val="18"/>
-              </w:rPr>
-              <w:t>46</w:t>
-            </w:r>
-          </w:p>
-        </w:tc>
-      </w:tr>
-    </w:tbl>
-    <w:p>
-      <w:pPr>
-        <w:pStyle w:val="Recuodecorpodetexto3"/>
-        <w:spacing w:before="60"/>
-        <w:ind w:left="357" w:hanging="357"/>
-        <w:rPr>
-          <w:rFonts w:ascii="Book Antiqua" w:hAnsi="Book Antiqua"/>
-          <w:szCs w:val="20"/>
-        </w:rPr>
-      </w:pPr>
-      <w:r>
-        <w:rPr>
-          <w:rFonts w:ascii="Book Antiqua" w:hAnsi="Book Antiqua"/>
-          <w:szCs w:val="20"/>
-        </w:rPr>
-        <w:t xml:space="preserve"> </w:t>
-      </w:r>
-      <w:r>
-        <w:rPr>
-          <w:rFonts w:ascii="Book Antiqua" w:hAnsi="Book Antiqua"/>
-          <w:szCs w:val="20"/>
-        </w:rPr>
-        <w:tab/>
-        <w:t>Ao nível de significância de 5%, teste para determinar se há uma diferença significativa na eficiência dos 2 métodos.</w:t>
-      </w:r>
+        <w:pStyle w:val="Corpodetexto21"/>
+        <w:spacing w:before="120"/>
+        <w:ind w:left="720" w:firstLine="0"/>
+        <w:rPr>
+          <w:rFonts w:ascii="Book Antiqua" w:hAnsi="Book Antiqua"/>
+          <w:sz w:val="20"/>
+        </w:rPr>
+      </w:pPr>
     </w:p>
     <w:p>
       <w:pPr>
-        <w:pStyle w:val="Recuodecorpodetexto31"/>
-        <w:spacing w:after="0"/>
-        <w:rPr>
-          <w:rFonts w:ascii="Book Antiqua" w:hAnsi="Book Antiqua"/>
-          <w:sz w:val="20"/>
-        </w:rPr>
-      </w:pPr>
-    </w:p>
-    <w:p>
-      <w:pPr>
-        <w:pStyle w:val="Recuodecorpodetexto31"/>
-        <w:spacing w:after="0"/>
-        <w:rPr>
-          <w:rFonts w:ascii="Book Antiqua" w:hAnsi="Book Antiqua"/>
-          <w:sz w:val="20"/>
-        </w:rPr>
-      </w:pPr>
-      <w:r>
-        <w:rPr>
-          <w:rFonts w:ascii="Book Antiqua" w:hAnsi="Book Antiqua"/>
-          <w:sz w:val="20"/>
-        </w:rPr>
-        <w:t>04</w:t>
-      </w:r>
-      <w:r>
-        <w:rPr>
-          <w:rFonts w:ascii="Book Antiqua" w:hAnsi="Book Antiqua"/>
-          <w:sz w:val="20"/>
-        </w:rPr>
-        <w:t xml:space="preserve">) </w:t>
-      </w:r>
-      <w:r>
-        <w:rPr>
-          <w:rFonts w:ascii="Book Antiqua" w:hAnsi="Book Antiqua"/>
-          <w:sz w:val="20"/>
-        </w:rPr>
-        <w:t>Duas técnicas de produção foram utilizadas por uma empresa na fabricação de determinado produto. Deseja-se verificar se existe diferença no tempo médio de produção, em minutos, entre as duas técnicas. Para isso, foram selecionados trabalhadores com experiência semelhante e cada técnica foi utilizada em diferentes unidades de produção. Os tempos necessários para a fabricação do produto foram registrados para cada técnica. Os resultados foram:</w:t>
-      </w:r>
-    </w:p>
-    <w:tbl>
-      <w:tblPr>
-        <w:tblW w:w="0" w:type="auto"/>
-        <w:tblInd w:w="496" w:type="dxa"/>
-        <w:tblBorders>
-          <w:top w:val="single" w:sz="4" w:space="0" w:color="auto"/>
-          <w:left w:val="single" w:sz="4" w:space="0" w:color="auto"/>
-          <w:bottom w:val="single" w:sz="4" w:space="0" w:color="auto"/>
-          <w:right w:val="single" w:sz="4" w:space="0" w:color="auto"/>
-          <w:insideH w:val="single" w:sz="4" w:space="0" w:color="auto"/>
-          <w:insideV w:val="single" w:sz="4" w:space="0" w:color="auto"/>
-        </w:tblBorders>
-        <w:tblLayout w:type="fixed"/>
-        <w:tblCellMar>
-          <w:left w:w="70" w:type="dxa"/>
-          <w:right w:w="70" w:type="dxa"/>
-        </w:tblCellMar>
-        <w:tblLook w:val="0000" w:firstRow="0" w:lastRow="0" w:firstColumn="0" w:lastColumn="0" w:noHBand="0" w:noVBand="0"/>
-      </w:tblPr>
-      <w:tblGrid>
-        <w:gridCol w:w="1417"/>
-        <w:gridCol w:w="1252"/>
-        <w:gridCol w:w="1252"/>
-        <w:gridCol w:w="1252"/>
-        <w:gridCol w:w="1252"/>
-        <w:gridCol w:w="1252"/>
-        <w:gridCol w:w="1253"/>
-      </w:tblGrid>
-      <w:tr>
-        <w:trPr>
-          <w:trHeight w:val="20"/>
-        </w:trPr>
-        <w:tc>
-          <w:tcPr>
-            <w:tcW w:w="1417" w:type="dxa"/>
-          </w:tcPr>
-          <w:p>
-            <w:pPr>
-              <w:tabs>
-                <w:tab w:val="left" w:pos="426"/>
-              </w:tabs>
-              <w:jc w:val="both"/>
-              <w:rPr>
-                <w:rFonts w:ascii="Book Antiqua" w:hAnsi="Book Antiqua"/>
-                <w:sz w:val="18"/>
-                <w:szCs w:val="18"/>
-              </w:rPr>
-            </w:pPr>
-            <w:r>
-              <w:rPr>
-                <w:rFonts w:ascii="Book Antiqua" w:hAnsi="Book Antiqua"/>
-                <w:sz w:val="18"/>
-                <w:szCs w:val="18"/>
-              </w:rPr>
-              <w:t>Amostra</w:t>
-            </w:r>
-          </w:p>
-        </w:tc>
-        <w:tc>
-          <w:tcPr>
-            <w:tcW w:w="1252" w:type="dxa"/>
-          </w:tcPr>
-          <w:p>
-            <w:pPr>
-              <w:tabs>
-                <w:tab w:val="left" w:pos="426"/>
-              </w:tabs>
-              <w:jc w:val="center"/>
-              <w:rPr>
-                <w:rFonts w:ascii="Book Antiqua" w:hAnsi="Book Antiqua"/>
-                <w:sz w:val="18"/>
-                <w:szCs w:val="18"/>
-              </w:rPr>
-            </w:pPr>
-            <w:r>
-              <w:rPr>
-                <w:rFonts w:ascii="Book Antiqua" w:hAnsi="Book Antiqua"/>
-                <w:sz w:val="18"/>
-                <w:szCs w:val="18"/>
-              </w:rPr>
-              <w:t>1</w:t>
-            </w:r>
-          </w:p>
-        </w:tc>
-        <w:tc>
-          <w:tcPr>
-            <w:tcW w:w="1252" w:type="dxa"/>
-          </w:tcPr>
-          <w:p>
-            <w:pPr>
-              <w:tabs>
-                <w:tab w:val="left" w:pos="426"/>
-              </w:tabs>
-              <w:jc w:val="center"/>
-              <w:rPr>
-                <w:rFonts w:ascii="Book Antiqua" w:hAnsi="Book Antiqua"/>
-                <w:sz w:val="18"/>
-                <w:szCs w:val="18"/>
-              </w:rPr>
-            </w:pPr>
-            <w:r>
-              <w:rPr>
-                <w:rFonts w:ascii="Book Antiqua" w:hAnsi="Book Antiqua"/>
-                <w:sz w:val="18"/>
-                <w:szCs w:val="18"/>
-              </w:rPr>
-              <w:t>2</w:t>
-            </w:r>
-          </w:p>
-        </w:tc>
-        <w:tc>
-          <w:tcPr>
-            <w:tcW w:w="1252" w:type="dxa"/>
-          </w:tcPr>
-          <w:p>
-            <w:pPr>
-              <w:tabs>
-                <w:tab w:val="left" w:pos="426"/>
-              </w:tabs>
-              <w:jc w:val="center"/>
-              <w:rPr>
-                <w:rFonts w:ascii="Book Antiqua" w:hAnsi="Book Antiqua"/>
-                <w:sz w:val="18"/>
-                <w:szCs w:val="18"/>
-              </w:rPr>
-            </w:pPr>
-            <w:r>
-              <w:rPr>
-                <w:rFonts w:ascii="Book Antiqua" w:hAnsi="Book Antiqua"/>
-                <w:sz w:val="18"/>
-                <w:szCs w:val="18"/>
-              </w:rPr>
-              <w:t>3</w:t>
-            </w:r>
-          </w:p>
-        </w:tc>
-        <w:tc>
-          <w:tcPr>
-            <w:tcW w:w="1252" w:type="dxa"/>
-          </w:tcPr>
-          <w:p>
-            <w:pPr>
-              <w:tabs>
-                <w:tab w:val="left" w:pos="426"/>
-              </w:tabs>
-              <w:jc w:val="center"/>
-              <w:rPr>
-                <w:rFonts w:ascii="Book Antiqua" w:hAnsi="Book Antiqua"/>
-                <w:sz w:val="18"/>
-                <w:szCs w:val="18"/>
-              </w:rPr>
-            </w:pPr>
-            <w:r>
-              <w:rPr>
-                <w:rFonts w:ascii="Book Antiqua" w:hAnsi="Book Antiqua"/>
-                <w:sz w:val="18"/>
-                <w:szCs w:val="18"/>
-              </w:rPr>
-              <w:t>4</w:t>
-            </w:r>
-          </w:p>
-        </w:tc>
-        <w:tc>
-          <w:tcPr>
-            <w:tcW w:w="1252" w:type="dxa"/>
-          </w:tcPr>
-          <w:p>
-            <w:pPr>
-              <w:tabs>
-                <w:tab w:val="left" w:pos="426"/>
-              </w:tabs>
-              <w:jc w:val="center"/>
-              <w:rPr>
-                <w:rFonts w:ascii="Book Antiqua" w:hAnsi="Book Antiqua"/>
-                <w:sz w:val="18"/>
-                <w:szCs w:val="18"/>
-              </w:rPr>
-            </w:pPr>
-            <w:r>
-              <w:rPr>
-                <w:rFonts w:ascii="Book Antiqua" w:hAnsi="Book Antiqua"/>
-                <w:sz w:val="18"/>
-                <w:szCs w:val="18"/>
-              </w:rPr>
-              <w:t>5</w:t>
-            </w:r>
-          </w:p>
-        </w:tc>
-        <w:tc>
-          <w:tcPr>
-            <w:tcW w:w="1253" w:type="dxa"/>
-          </w:tcPr>
-          <w:p>
-            <w:pPr>
-              <w:tabs>
-                <w:tab w:val="left" w:pos="426"/>
-              </w:tabs>
-              <w:jc w:val="center"/>
-              <w:rPr>
-                <w:rFonts w:ascii="Book Antiqua" w:hAnsi="Book Antiqua"/>
-                <w:sz w:val="18"/>
-                <w:szCs w:val="18"/>
-              </w:rPr>
-            </w:pPr>
-            <w:r>
-              <w:rPr>
-                <w:rFonts w:ascii="Book Antiqua" w:hAnsi="Book Antiqua"/>
-                <w:sz w:val="18"/>
-                <w:szCs w:val="18"/>
-              </w:rPr>
-              <w:t>6</w:t>
-            </w:r>
-          </w:p>
-        </w:tc>
-      </w:tr>
-      <w:tr>
-        <w:trPr>
-          <w:trHeight w:val="20"/>
-        </w:trPr>
-        <w:tc>
-          <w:tcPr>
-            <w:tcW w:w="1417" w:type="dxa"/>
-          </w:tcPr>
-          <w:p>
-            <w:pPr>
-              <w:tabs>
-                <w:tab w:val="left" w:pos="426"/>
-              </w:tabs>
-              <w:jc w:val="both"/>
-              <w:rPr>
-                <w:rFonts w:ascii="Book Antiqua" w:hAnsi="Book Antiqua"/>
-                <w:sz w:val="18"/>
-                <w:szCs w:val="18"/>
-              </w:rPr>
-            </w:pPr>
-            <w:r>
-              <w:rPr>
-                <w:rFonts w:ascii="Book Antiqua" w:hAnsi="Book Antiqua"/>
-                <w:sz w:val="18"/>
-                <w:szCs w:val="18"/>
-              </w:rPr>
-              <w:t>Técnica</w:t>
-            </w:r>
-            <w:r>
-              <w:rPr>
-                <w:rFonts w:ascii="Book Antiqua" w:hAnsi="Book Antiqua"/>
-                <w:sz w:val="18"/>
-                <w:szCs w:val="18"/>
-              </w:rPr>
-              <w:t xml:space="preserve"> A</w:t>
-            </w:r>
-          </w:p>
-        </w:tc>
-        <w:tc>
-          <w:tcPr>
-            <w:tcW w:w="1252" w:type="dxa"/>
-          </w:tcPr>
-          <w:p>
-            <w:pPr>
-              <w:tabs>
-                <w:tab w:val="left" w:pos="426"/>
-              </w:tabs>
-              <w:jc w:val="center"/>
-              <w:rPr>
-                <w:rFonts w:ascii="Book Antiqua" w:hAnsi="Book Antiqua"/>
-                <w:sz w:val="18"/>
-                <w:szCs w:val="18"/>
-              </w:rPr>
-            </w:pPr>
-            <w:r>
-              <w:rPr>
-                <w:rFonts w:ascii="Book Antiqua" w:hAnsi="Book Antiqua"/>
-                <w:sz w:val="18"/>
-                <w:szCs w:val="18"/>
-              </w:rPr>
-              <w:t>2,62</w:t>
-            </w:r>
-          </w:p>
-        </w:tc>
-        <w:tc>
-          <w:tcPr>
-            <w:tcW w:w="1252" w:type="dxa"/>
-          </w:tcPr>
-          <w:p>
-            <w:pPr>
-              <w:tabs>
-                <w:tab w:val="left" w:pos="426"/>
-              </w:tabs>
-              <w:jc w:val="center"/>
-              <w:rPr>
-                <w:rFonts w:ascii="Book Antiqua" w:hAnsi="Book Antiqua"/>
-                <w:sz w:val="18"/>
-                <w:szCs w:val="18"/>
-              </w:rPr>
-            </w:pPr>
-            <w:r>
-              <w:rPr>
-                <w:rFonts w:ascii="Book Antiqua" w:hAnsi="Book Antiqua"/>
-                <w:sz w:val="18"/>
-                <w:szCs w:val="18"/>
-              </w:rPr>
-              <w:t>2,65</w:t>
-            </w:r>
-          </w:p>
-        </w:tc>
-        <w:tc>
-          <w:tcPr>
-            <w:tcW w:w="1252" w:type="dxa"/>
-          </w:tcPr>
-          <w:p>
-            <w:pPr>
-              <w:tabs>
-                <w:tab w:val="left" w:pos="426"/>
-              </w:tabs>
-              <w:jc w:val="center"/>
-              <w:rPr>
-                <w:rFonts w:ascii="Book Antiqua" w:hAnsi="Book Antiqua"/>
-                <w:sz w:val="18"/>
-                <w:szCs w:val="18"/>
-              </w:rPr>
-            </w:pPr>
-            <w:r>
-              <w:rPr>
-                <w:rFonts w:ascii="Book Antiqua" w:hAnsi="Book Antiqua"/>
-                <w:sz w:val="18"/>
-                <w:szCs w:val="18"/>
-              </w:rPr>
-              <w:t>2,79</w:t>
-            </w:r>
-          </w:p>
-        </w:tc>
-        <w:tc>
-          <w:tcPr>
-            <w:tcW w:w="1252" w:type="dxa"/>
-          </w:tcPr>
-          <w:p>
-            <w:pPr>
-              <w:tabs>
-                <w:tab w:val="left" w:pos="426"/>
-              </w:tabs>
-              <w:jc w:val="center"/>
-              <w:rPr>
-                <w:rFonts w:ascii="Book Antiqua" w:hAnsi="Book Antiqua"/>
-                <w:sz w:val="18"/>
-                <w:szCs w:val="18"/>
-              </w:rPr>
-            </w:pPr>
-            <w:r>
-              <w:rPr>
-                <w:rFonts w:ascii="Book Antiqua" w:hAnsi="Book Antiqua"/>
-                <w:sz w:val="18"/>
-                <w:szCs w:val="18"/>
-              </w:rPr>
-              <w:t>2,83</w:t>
-            </w:r>
-          </w:p>
-        </w:tc>
-        <w:tc>
-          <w:tcPr>
-            <w:tcW w:w="1252" w:type="dxa"/>
-          </w:tcPr>
-          <w:p>
-            <w:pPr>
-              <w:tabs>
-                <w:tab w:val="left" w:pos="426"/>
-              </w:tabs>
-              <w:jc w:val="center"/>
-              <w:rPr>
-                <w:rFonts w:ascii="Book Antiqua" w:hAnsi="Book Antiqua"/>
-                <w:sz w:val="18"/>
-                <w:szCs w:val="18"/>
-              </w:rPr>
-            </w:pPr>
-            <w:r>
-              <w:rPr>
-                <w:rFonts w:ascii="Book Antiqua" w:hAnsi="Book Antiqua"/>
-                <w:sz w:val="18"/>
-                <w:szCs w:val="18"/>
-              </w:rPr>
-              <w:t>2,91</w:t>
-            </w:r>
-          </w:p>
-        </w:tc>
-        <w:tc>
-          <w:tcPr>
-            <w:tcW w:w="1253" w:type="dxa"/>
-          </w:tcPr>
-          <w:p>
-            <w:pPr>
-              <w:tabs>
-                <w:tab w:val="left" w:pos="426"/>
-              </w:tabs>
-              <w:jc w:val="center"/>
-              <w:rPr>
-                <w:rFonts w:ascii="Book Antiqua" w:hAnsi="Book Antiqua"/>
-                <w:sz w:val="18"/>
-                <w:szCs w:val="18"/>
-              </w:rPr>
-            </w:pPr>
-            <w:r>
-              <w:rPr>
-                <w:rFonts w:ascii="Book Antiqua" w:hAnsi="Book Antiqua"/>
-                <w:sz w:val="18"/>
-                <w:szCs w:val="18"/>
-              </w:rPr>
-              <w:t>3,57</w:t>
-            </w:r>
-          </w:p>
-        </w:tc>
-      </w:tr>
-      <w:tr>
-        <w:trPr>
-          <w:trHeight w:val="20"/>
-        </w:trPr>
-        <w:tc>
-          <w:tcPr>
-            <w:tcW w:w="1417" w:type="dxa"/>
-          </w:tcPr>
-          <w:p>
-            <w:pPr>
-              <w:pStyle w:val="Ttulo3"/>
-              <w:spacing w:before="0"/>
-              <w:rPr>
-                <w:rFonts w:ascii="Book Antiqua" w:hAnsi="Book Antiqua"/>
-                <w:b/>
-                <w:sz w:val="18"/>
-                <w:szCs w:val="18"/>
-              </w:rPr>
-            </w:pPr>
-            <w:r>
-              <w:rPr>
-                <w:rFonts w:ascii="Book Antiqua" w:hAnsi="Book Antiqua"/>
-                <w:color w:val="auto"/>
-                <w:sz w:val="18"/>
-                <w:szCs w:val="18"/>
-              </w:rPr>
-              <w:t>Técnica</w:t>
-            </w:r>
-            <w:r>
-              <w:rPr>
-                <w:rFonts w:ascii="Book Antiqua" w:hAnsi="Book Antiqua"/>
-                <w:color w:val="auto"/>
-                <w:sz w:val="18"/>
-                <w:szCs w:val="18"/>
-              </w:rPr>
-              <w:t xml:space="preserve"> B</w:t>
-            </w:r>
-          </w:p>
-        </w:tc>
-        <w:tc>
-          <w:tcPr>
-            <w:tcW w:w="1252" w:type="dxa"/>
-          </w:tcPr>
-          <w:p>
-            <w:pPr>
-              <w:tabs>
-                <w:tab w:val="left" w:pos="426"/>
-              </w:tabs>
-              <w:jc w:val="center"/>
-              <w:rPr>
-                <w:rFonts w:ascii="Book Antiqua" w:hAnsi="Book Antiqua"/>
-                <w:sz w:val="18"/>
-                <w:szCs w:val="18"/>
-              </w:rPr>
-            </w:pPr>
-            <w:r>
-              <w:rPr>
-                <w:rFonts w:ascii="Book Antiqua" w:hAnsi="Book Antiqua"/>
-                <w:sz w:val="18"/>
-                <w:szCs w:val="18"/>
-              </w:rPr>
-              <w:t>2,73</w:t>
-            </w:r>
-          </w:p>
-        </w:tc>
-        <w:tc>
-          <w:tcPr>
-            <w:tcW w:w="1252" w:type="dxa"/>
-          </w:tcPr>
-          <w:p>
-            <w:pPr>
-              <w:tabs>
-                <w:tab w:val="left" w:pos="426"/>
-              </w:tabs>
-              <w:jc w:val="center"/>
-              <w:rPr>
-                <w:rFonts w:ascii="Book Antiqua" w:hAnsi="Book Antiqua"/>
-                <w:sz w:val="18"/>
-                <w:szCs w:val="18"/>
-              </w:rPr>
-            </w:pPr>
-            <w:r>
-              <w:rPr>
-                <w:rFonts w:ascii="Book Antiqua" w:hAnsi="Book Antiqua"/>
-                <w:sz w:val="18"/>
-                <w:szCs w:val="18"/>
-              </w:rPr>
-              <w:t>2,80</w:t>
-            </w:r>
-          </w:p>
-        </w:tc>
-        <w:tc>
-          <w:tcPr>
-            <w:tcW w:w="1252" w:type="dxa"/>
-          </w:tcPr>
-          <w:p>
-            <w:pPr>
-              <w:tabs>
-                <w:tab w:val="left" w:pos="426"/>
-              </w:tabs>
-              <w:jc w:val="center"/>
-              <w:rPr>
-                <w:rFonts w:ascii="Book Antiqua" w:hAnsi="Book Antiqua"/>
-                <w:sz w:val="18"/>
-                <w:szCs w:val="18"/>
-              </w:rPr>
-            </w:pPr>
-            <w:r>
-              <w:rPr>
-                <w:rFonts w:ascii="Book Antiqua" w:hAnsi="Book Antiqua"/>
-                <w:sz w:val="18"/>
-                <w:szCs w:val="18"/>
-              </w:rPr>
-              <w:t>2,80</w:t>
-            </w:r>
-          </w:p>
-        </w:tc>
-        <w:tc>
-          <w:tcPr>
-            <w:tcW w:w="1252" w:type="dxa"/>
-          </w:tcPr>
-          <w:p>
-            <w:pPr>
-              <w:tabs>
-                <w:tab w:val="left" w:pos="426"/>
-              </w:tabs>
-              <w:jc w:val="center"/>
-              <w:rPr>
-                <w:rFonts w:ascii="Book Antiqua" w:hAnsi="Book Antiqua"/>
-                <w:sz w:val="18"/>
-                <w:szCs w:val="18"/>
-              </w:rPr>
-            </w:pPr>
-            <w:r>
-              <w:rPr>
-                <w:rFonts w:ascii="Book Antiqua" w:hAnsi="Book Antiqua"/>
-                <w:sz w:val="18"/>
-                <w:szCs w:val="18"/>
-              </w:rPr>
-              <w:t>2,95</w:t>
-            </w:r>
-          </w:p>
-        </w:tc>
-        <w:tc>
-          <w:tcPr>
-            <w:tcW w:w="1252" w:type="dxa"/>
-          </w:tcPr>
-          <w:p>
-            <w:pPr>
-              <w:tabs>
-                <w:tab w:val="left" w:pos="426"/>
-              </w:tabs>
-              <w:jc w:val="center"/>
-              <w:rPr>
-                <w:rFonts w:ascii="Book Antiqua" w:hAnsi="Book Antiqua"/>
-                <w:sz w:val="18"/>
-                <w:szCs w:val="18"/>
-              </w:rPr>
-            </w:pPr>
-            <w:r>
-              <w:rPr>
-                <w:rFonts w:ascii="Book Antiqua" w:hAnsi="Book Antiqua"/>
-                <w:sz w:val="18"/>
-                <w:szCs w:val="18"/>
-              </w:rPr>
-              <w:t>2,79</w:t>
-            </w:r>
-          </w:p>
-        </w:tc>
-        <w:tc>
-          <w:tcPr>
-            <w:tcW w:w="1253" w:type="dxa"/>
-          </w:tcPr>
-          <w:p>
-            <w:pPr>
-              <w:tabs>
-                <w:tab w:val="left" w:pos="426"/>
-              </w:tabs>
-              <w:jc w:val="center"/>
-              <w:rPr>
-                <w:rFonts w:ascii="Book Antiqua" w:hAnsi="Book Antiqua"/>
-                <w:sz w:val="18"/>
-                <w:szCs w:val="18"/>
-              </w:rPr>
-            </w:pPr>
-            <w:r>
-              <w:rPr>
-                <w:rFonts w:ascii="Book Antiqua" w:hAnsi="Book Antiqua"/>
-                <w:sz w:val="18"/>
-                <w:szCs w:val="18"/>
-              </w:rPr>
-              <w:t>3,67</w:t>
-            </w:r>
-          </w:p>
-        </w:tc>
-      </w:tr>
-    </w:tbl>
-    <w:p>
-      <w:pPr>
-        <w:pStyle w:val="Recuodecorpodetexto31"/>
-        <w:spacing w:before="20" w:after="0"/>
-        <w:rPr>
-          <w:rFonts w:ascii="Book Antiqua" w:hAnsi="Book Antiqua"/>
-          <w:sz w:val="20"/>
-        </w:rPr>
-      </w:pPr>
-      <w:r>
-        <w:rPr>
-          <w:rFonts w:ascii="Book Antiqua" w:hAnsi="Book Antiqua"/>
-          <w:sz w:val="20"/>
-        </w:rPr>
-        <w:tab/>
-        <w:t>Você acha que esse experimento fornece evidência adequada para se preferir um</w:t>
-      </w:r>
-      <w:r>
-        <w:rPr>
-          <w:rFonts w:ascii="Book Antiqua" w:hAnsi="Book Antiqua"/>
-          <w:sz w:val="20"/>
-        </w:rPr>
-        <w:t>a</w:t>
-      </w:r>
-      <w:r>
-        <w:rPr>
-          <w:rFonts w:ascii="Book Antiqua" w:hAnsi="Book Antiqua"/>
-          <w:sz w:val="20"/>
-        </w:rPr>
-        <w:t xml:space="preserve"> </w:t>
-      </w:r>
-      <w:r>
-        <w:rPr>
-          <w:rFonts w:ascii="Book Antiqua" w:hAnsi="Book Antiqua"/>
-          <w:sz w:val="20"/>
-        </w:rPr>
-        <w:t>técnica</w:t>
-      </w:r>
-      <w:r>
-        <w:rPr>
-          <w:rFonts w:ascii="Book Antiqua" w:hAnsi="Book Antiqua"/>
-          <w:sz w:val="20"/>
-        </w:rPr>
-        <w:t xml:space="preserve"> a outr</w:t>
-      </w:r>
-      <w:r>
-        <w:rPr>
-          <w:rFonts w:ascii="Book Antiqua" w:hAnsi="Book Antiqua"/>
-          <w:sz w:val="20"/>
-        </w:rPr>
-        <w:t>a</w:t>
-      </w:r>
-      <w:r>
-        <w:rPr>
-          <w:rFonts w:ascii="Book Antiqua" w:hAnsi="Book Antiqua"/>
-          <w:sz w:val="20"/>
-        </w:rPr>
-        <w:t xml:space="preserve">? O que você pode afirmar a respeito das variâncias desses métodos? </w:t>
-      </w:r>
-    </w:p>
-    <w:p>
-      <w:pPr>
-        <w:pStyle w:val="Corpodetexto"/>
-        <w:spacing w:after="0"/>
-        <w:ind w:left="425" w:hanging="425"/>
-        <w:rPr>
-          <w:rFonts w:ascii="Book Antiqua" w:hAnsi="Book Antiqua"/>
-          <w:sz w:val="20"/>
-          <w:szCs w:val="20"/>
-        </w:rPr>
-      </w:pPr>
-    </w:p>
-    <w:p>
-      <w:pPr>
-        <w:pStyle w:val="Corpodetexto"/>
-        <w:spacing w:after="0"/>
-        <w:ind w:left="425" w:hanging="425"/>
-        <w:jc w:val="both"/>
-        <w:rPr>
-          <w:rFonts w:ascii="Book Antiqua" w:hAnsi="Book Antiqua"/>
-          <w:sz w:val="20"/>
-          <w:szCs w:val="20"/>
-        </w:rPr>
-      </w:pPr>
-      <w:r>
-        <w:rPr>
-          <w:rFonts w:ascii="Book Antiqua" w:hAnsi="Book Antiqua"/>
-          <w:sz w:val="20"/>
-          <w:szCs w:val="20"/>
-        </w:rPr>
-        <w:t>05</w:t>
-      </w:r>
-      <w:r>
-        <w:rPr>
-          <w:rFonts w:ascii="Book Antiqua" w:hAnsi="Book Antiqua"/>
-          <w:sz w:val="20"/>
-          <w:szCs w:val="20"/>
-        </w:rPr>
-        <w:t>)</w:t>
-      </w:r>
-      <w:r>
-        <w:rPr>
-          <w:rFonts w:ascii="Book Antiqua" w:hAnsi="Book Antiqua"/>
-          <w:sz w:val="20"/>
-          <w:szCs w:val="20"/>
-        </w:rPr>
-        <w:tab/>
-      </w:r>
-      <w:r>
-        <w:rPr>
-          <w:rFonts w:ascii="Book Antiqua" w:hAnsi="Book Antiqua"/>
-          <w:sz w:val="20"/>
-          <w:szCs w:val="20"/>
-        </w:rPr>
-        <w:t>Os dados abaixo representam o tempo, em minutos, necessário para a produção de uma unidade de determinado produto em duas linhas de produção submetidas a diferentes métodos de produção, um de maior eficiência (A) e outro de menor eficiência (B):</w:t>
-      </w:r>
-    </w:p>
-    <w:tbl>
-      <w:tblPr>
-        <w:tblW w:w="9134" w:type="dxa"/>
-        <w:tblInd w:w="496" w:type="dxa"/>
-        <w:tblBorders>
-          <w:top w:val="single" w:sz="4" w:space="0" w:color="auto"/>
-          <w:left w:val="single" w:sz="4" w:space="0" w:color="auto"/>
-          <w:bottom w:val="single" w:sz="4" w:space="0" w:color="auto"/>
-          <w:right w:val="single" w:sz="4" w:space="0" w:color="auto"/>
-          <w:insideH w:val="single" w:sz="4" w:space="0" w:color="auto"/>
-          <w:insideV w:val="single" w:sz="4" w:space="0" w:color="auto"/>
-        </w:tblBorders>
-        <w:tblLayout w:type="fixed"/>
-        <w:tblCellMar>
-          <w:left w:w="70" w:type="dxa"/>
-          <w:right w:w="70" w:type="dxa"/>
-        </w:tblCellMar>
-        <w:tblLook w:val="0000" w:firstRow="0" w:lastRow="0" w:firstColumn="0" w:lastColumn="0" w:noHBand="0" w:noVBand="0"/>
-      </w:tblPr>
-      <w:tblGrid>
-        <w:gridCol w:w="1356"/>
-        <w:gridCol w:w="1417"/>
-        <w:gridCol w:w="530"/>
-        <w:gridCol w:w="530"/>
-        <w:gridCol w:w="530"/>
-        <w:gridCol w:w="530"/>
-        <w:gridCol w:w="530"/>
-        <w:gridCol w:w="530"/>
-        <w:gridCol w:w="530"/>
-        <w:gridCol w:w="530"/>
-        <w:gridCol w:w="530"/>
-        <w:gridCol w:w="530"/>
-        <w:gridCol w:w="530"/>
-        <w:gridCol w:w="531"/>
-      </w:tblGrid>
-      <w:tr>
-        <w:trPr>
-          <w:cantSplit/>
-        </w:trPr>
-        <w:tc>
-          <w:tcPr>
-            <w:tcW w:w="1356" w:type="dxa"/>
-          </w:tcPr>
-          <w:p>
-            <w:pPr>
-              <w:jc w:val="center"/>
-              <w:rPr>
-                <w:rFonts w:ascii="Book Antiqua" w:hAnsi="Book Antiqua"/>
-                <w:sz w:val="18"/>
-                <w:szCs w:val="18"/>
-              </w:rPr>
-            </w:pPr>
-            <w:r>
-              <w:rPr>
-                <w:rFonts w:ascii="Book Antiqua" w:hAnsi="Book Antiqua"/>
-                <w:sz w:val="18"/>
-                <w:szCs w:val="18"/>
-              </w:rPr>
-              <w:t>Dietas</w:t>
-            </w:r>
-          </w:p>
-        </w:tc>
-        <w:tc>
-          <w:tcPr>
-            <w:tcW w:w="1417" w:type="dxa"/>
-          </w:tcPr>
-          <w:p>
-            <w:pPr>
-              <w:jc w:val="center"/>
-              <w:rPr>
-                <w:rFonts w:ascii="Book Antiqua" w:hAnsi="Book Antiqua"/>
-                <w:sz w:val="18"/>
-                <w:szCs w:val="18"/>
-              </w:rPr>
-            </w:pPr>
-            <w:r>
-              <w:rPr>
-                <w:rFonts w:ascii="Book Antiqua" w:hAnsi="Book Antiqua"/>
-                <w:sz w:val="18"/>
-                <w:szCs w:val="18"/>
-              </w:rPr>
-              <w:t xml:space="preserve">Nº de </w:t>
-            </w:r>
-            <w:r>
-              <w:rPr>
-                <w:rFonts w:ascii="Book Antiqua" w:hAnsi="Book Antiqua"/>
-                <w:sz w:val="18"/>
-                <w:szCs w:val="18"/>
-              </w:rPr>
-              <w:t>linhas</w:t>
-            </w:r>
-          </w:p>
-        </w:tc>
-        <w:tc>
-          <w:tcPr>
-            <w:tcW w:w="6361" w:type="dxa"/>
-            <w:gridSpan w:val="12"/>
-          </w:tcPr>
-          <w:p>
-            <w:pPr>
-              <w:jc w:val="center"/>
-              <w:rPr>
-                <w:rFonts w:ascii="Book Antiqua" w:hAnsi="Book Antiqua"/>
-                <w:sz w:val="18"/>
-                <w:szCs w:val="18"/>
-              </w:rPr>
-            </w:pPr>
-            <w:r>
-              <w:rPr>
-                <w:rFonts w:ascii="Book Antiqua" w:hAnsi="Book Antiqua"/>
-                <w:sz w:val="18"/>
-                <w:szCs w:val="18"/>
-              </w:rPr>
-              <w:t>Tempo de produção (min)</w:t>
-            </w:r>
-          </w:p>
-        </w:tc>
-      </w:tr>
-      <w:tr>
-        <w:tc>
-          <w:tcPr>
-            <w:tcW w:w="1356" w:type="dxa"/>
-          </w:tcPr>
-          <w:p>
-            <w:pPr>
-              <w:rPr>
-                <w:rFonts w:ascii="Book Antiqua" w:hAnsi="Book Antiqua"/>
-                <w:sz w:val="18"/>
-                <w:szCs w:val="18"/>
-              </w:rPr>
-            </w:pPr>
-            <w:r>
-              <w:rPr>
-                <w:rFonts w:ascii="Book Antiqua" w:hAnsi="Book Antiqua"/>
-                <w:sz w:val="18"/>
-                <w:szCs w:val="18"/>
-              </w:rPr>
-              <w:t>Alta</w:t>
-            </w:r>
-          </w:p>
-        </w:tc>
-        <w:tc>
-          <w:tcPr>
-            <w:tcW w:w="1417" w:type="dxa"/>
-          </w:tcPr>
-          <w:p>
-            <w:pPr>
-              <w:jc w:val="center"/>
-              <w:rPr>
-                <w:rFonts w:ascii="Book Antiqua" w:hAnsi="Book Antiqua"/>
-                <w:sz w:val="18"/>
-                <w:szCs w:val="18"/>
-              </w:rPr>
-            </w:pPr>
-            <w:r>
-              <w:rPr>
-                <w:rFonts w:ascii="Book Antiqua" w:hAnsi="Book Antiqua"/>
-                <w:sz w:val="18"/>
-                <w:szCs w:val="18"/>
-              </w:rPr>
-              <w:t>12</w:t>
-            </w:r>
-          </w:p>
-        </w:tc>
-        <w:tc>
-          <w:tcPr>
-            <w:tcW w:w="530" w:type="dxa"/>
-          </w:tcPr>
-          <w:p>
-            <w:pPr>
-              <w:jc w:val="center"/>
-              <w:rPr>
-                <w:rFonts w:ascii="Book Antiqua" w:hAnsi="Book Antiqua"/>
-                <w:sz w:val="18"/>
-                <w:szCs w:val="18"/>
-              </w:rPr>
-            </w:pPr>
-            <w:r>
-              <w:rPr>
-                <w:rFonts w:ascii="Book Antiqua" w:hAnsi="Book Antiqua"/>
-                <w:sz w:val="18"/>
-                <w:szCs w:val="18"/>
-              </w:rPr>
-              <w:t>134</w:t>
-            </w:r>
-          </w:p>
-        </w:tc>
-        <w:tc>
-          <w:tcPr>
-            <w:tcW w:w="530" w:type="dxa"/>
-          </w:tcPr>
-          <w:p>
-            <w:pPr>
-              <w:jc w:val="center"/>
-              <w:rPr>
-                <w:rFonts w:ascii="Book Antiqua" w:hAnsi="Book Antiqua"/>
-                <w:sz w:val="18"/>
-                <w:szCs w:val="18"/>
-              </w:rPr>
-            </w:pPr>
-            <w:r>
-              <w:rPr>
-                <w:rFonts w:ascii="Book Antiqua" w:hAnsi="Book Antiqua"/>
-                <w:sz w:val="18"/>
-                <w:szCs w:val="18"/>
-              </w:rPr>
-              <w:t>146</w:t>
-            </w:r>
-          </w:p>
-        </w:tc>
-        <w:tc>
-          <w:tcPr>
-            <w:tcW w:w="530" w:type="dxa"/>
-          </w:tcPr>
-          <w:p>
-            <w:pPr>
-              <w:jc w:val="center"/>
-              <w:rPr>
-                <w:rFonts w:ascii="Book Antiqua" w:hAnsi="Book Antiqua"/>
-                <w:sz w:val="18"/>
-                <w:szCs w:val="18"/>
-              </w:rPr>
-            </w:pPr>
-            <w:r>
-              <w:rPr>
-                <w:rFonts w:ascii="Book Antiqua" w:hAnsi="Book Antiqua"/>
-                <w:sz w:val="18"/>
-                <w:szCs w:val="18"/>
-              </w:rPr>
-              <w:t>104</w:t>
-            </w:r>
-          </w:p>
-        </w:tc>
-        <w:tc>
-          <w:tcPr>
-            <w:tcW w:w="530" w:type="dxa"/>
-          </w:tcPr>
-          <w:p>
-            <w:pPr>
-              <w:jc w:val="center"/>
-              <w:rPr>
-                <w:rFonts w:ascii="Book Antiqua" w:hAnsi="Book Antiqua"/>
-                <w:sz w:val="18"/>
-                <w:szCs w:val="18"/>
-              </w:rPr>
-            </w:pPr>
-            <w:r>
-              <w:rPr>
-                <w:rFonts w:ascii="Book Antiqua" w:hAnsi="Book Antiqua"/>
-                <w:sz w:val="18"/>
-                <w:szCs w:val="18"/>
-              </w:rPr>
-              <w:t>119</w:t>
-            </w:r>
-          </w:p>
-        </w:tc>
-        <w:tc>
-          <w:tcPr>
-            <w:tcW w:w="530" w:type="dxa"/>
-          </w:tcPr>
-          <w:p>
-            <w:pPr>
-              <w:jc w:val="center"/>
-              <w:rPr>
-                <w:rFonts w:ascii="Book Antiqua" w:hAnsi="Book Antiqua"/>
-                <w:sz w:val="18"/>
-                <w:szCs w:val="18"/>
-              </w:rPr>
-            </w:pPr>
-            <w:r>
-              <w:rPr>
-                <w:rFonts w:ascii="Book Antiqua" w:hAnsi="Book Antiqua"/>
-                <w:sz w:val="18"/>
-                <w:szCs w:val="18"/>
-              </w:rPr>
-              <w:t>124</w:t>
-            </w:r>
-          </w:p>
-        </w:tc>
-        <w:tc>
-          <w:tcPr>
-            <w:tcW w:w="530" w:type="dxa"/>
-          </w:tcPr>
-          <w:p>
-            <w:pPr>
-              <w:jc w:val="center"/>
-              <w:rPr>
-                <w:rFonts w:ascii="Book Antiqua" w:hAnsi="Book Antiqua"/>
-                <w:sz w:val="18"/>
-                <w:szCs w:val="18"/>
-              </w:rPr>
-            </w:pPr>
-            <w:r>
-              <w:rPr>
-                <w:rFonts w:ascii="Book Antiqua" w:hAnsi="Book Antiqua"/>
-                <w:sz w:val="18"/>
-                <w:szCs w:val="18"/>
-              </w:rPr>
-              <w:t>161</w:t>
-            </w:r>
-          </w:p>
-        </w:tc>
-        <w:tc>
-          <w:tcPr>
-            <w:tcW w:w="530" w:type="dxa"/>
-          </w:tcPr>
-          <w:p>
-            <w:pPr>
-              <w:jc w:val="center"/>
-              <w:rPr>
-                <w:rFonts w:ascii="Book Antiqua" w:hAnsi="Book Antiqua"/>
-                <w:sz w:val="18"/>
-                <w:szCs w:val="18"/>
-              </w:rPr>
-            </w:pPr>
-            <w:r>
-              <w:rPr>
-                <w:rFonts w:ascii="Book Antiqua" w:hAnsi="Book Antiqua"/>
-                <w:sz w:val="18"/>
-                <w:szCs w:val="18"/>
-              </w:rPr>
-              <w:t>107</w:t>
-            </w:r>
-          </w:p>
-        </w:tc>
-        <w:tc>
-          <w:tcPr>
-            <w:tcW w:w="530" w:type="dxa"/>
-          </w:tcPr>
-          <w:p>
-            <w:pPr>
-              <w:jc w:val="center"/>
-              <w:rPr>
-                <w:rFonts w:ascii="Book Antiqua" w:hAnsi="Book Antiqua"/>
-                <w:sz w:val="18"/>
-                <w:szCs w:val="18"/>
-              </w:rPr>
-            </w:pPr>
-            <w:r>
-              <w:rPr>
-                <w:rFonts w:ascii="Book Antiqua" w:hAnsi="Book Antiqua"/>
-                <w:sz w:val="18"/>
-                <w:szCs w:val="18"/>
-              </w:rPr>
-              <w:t>83</w:t>
-            </w:r>
-          </w:p>
-        </w:tc>
-        <w:tc>
-          <w:tcPr>
-            <w:tcW w:w="530" w:type="dxa"/>
-          </w:tcPr>
-          <w:p>
-            <w:pPr>
-              <w:jc w:val="center"/>
-              <w:rPr>
-                <w:rFonts w:ascii="Book Antiqua" w:hAnsi="Book Antiqua"/>
-                <w:sz w:val="18"/>
-                <w:szCs w:val="18"/>
-              </w:rPr>
-            </w:pPr>
-            <w:r>
-              <w:rPr>
-                <w:rFonts w:ascii="Book Antiqua" w:hAnsi="Book Antiqua"/>
-                <w:sz w:val="18"/>
-                <w:szCs w:val="18"/>
-              </w:rPr>
-              <w:t>113</w:t>
-            </w:r>
-          </w:p>
-        </w:tc>
-        <w:tc>
-          <w:tcPr>
-            <w:tcW w:w="530" w:type="dxa"/>
-          </w:tcPr>
-          <w:p>
-            <w:pPr>
-              <w:jc w:val="center"/>
-              <w:rPr>
-                <w:rFonts w:ascii="Book Antiqua" w:hAnsi="Book Antiqua"/>
-                <w:sz w:val="18"/>
-                <w:szCs w:val="18"/>
-              </w:rPr>
-            </w:pPr>
-            <w:r>
-              <w:rPr>
-                <w:rFonts w:ascii="Book Antiqua" w:hAnsi="Book Antiqua"/>
-                <w:sz w:val="18"/>
-                <w:szCs w:val="18"/>
-              </w:rPr>
-              <w:t>129</w:t>
-            </w:r>
-          </w:p>
-        </w:tc>
-        <w:tc>
-          <w:tcPr>
-            <w:tcW w:w="530" w:type="dxa"/>
-          </w:tcPr>
-          <w:p>
-            <w:pPr>
-              <w:jc w:val="center"/>
-              <w:rPr>
-                <w:rFonts w:ascii="Book Antiqua" w:hAnsi="Book Antiqua"/>
-                <w:sz w:val="18"/>
-                <w:szCs w:val="18"/>
-              </w:rPr>
-            </w:pPr>
-            <w:r>
-              <w:rPr>
-                <w:rFonts w:ascii="Book Antiqua" w:hAnsi="Book Antiqua"/>
-                <w:sz w:val="18"/>
-                <w:szCs w:val="18"/>
-              </w:rPr>
-              <w:t>97</w:t>
-            </w:r>
-          </w:p>
-        </w:tc>
-        <w:tc>
-          <w:tcPr>
-            <w:tcW w:w="531" w:type="dxa"/>
-          </w:tcPr>
-          <w:p>
-            <w:pPr>
-              <w:jc w:val="center"/>
-              <w:rPr>
-                <w:rFonts w:ascii="Book Antiqua" w:hAnsi="Book Antiqua"/>
-                <w:sz w:val="18"/>
-                <w:szCs w:val="18"/>
-              </w:rPr>
-            </w:pPr>
-            <w:r>
-              <w:rPr>
-                <w:rFonts w:ascii="Book Antiqua" w:hAnsi="Book Antiqua"/>
-                <w:sz w:val="18"/>
-                <w:szCs w:val="18"/>
-              </w:rPr>
-              <w:t>123</w:t>
-            </w:r>
-          </w:p>
-        </w:tc>
-      </w:tr>
-      <w:tr>
-        <w:tc>
-          <w:tcPr>
-            <w:tcW w:w="1356" w:type="dxa"/>
-          </w:tcPr>
-          <w:p>
-            <w:pPr>
-              <w:rPr>
-                <w:rFonts w:ascii="Book Antiqua" w:hAnsi="Book Antiqua"/>
-                <w:sz w:val="18"/>
-                <w:szCs w:val="18"/>
-              </w:rPr>
-            </w:pPr>
-            <w:r>
-              <w:rPr>
-                <w:rFonts w:ascii="Book Antiqua" w:hAnsi="Book Antiqua"/>
-                <w:sz w:val="18"/>
-                <w:szCs w:val="18"/>
-              </w:rPr>
-              <w:t>Baixa</w:t>
-            </w:r>
-          </w:p>
-        </w:tc>
-        <w:tc>
-          <w:tcPr>
-            <w:tcW w:w="1417" w:type="dxa"/>
-          </w:tcPr>
-          <w:p>
-            <w:pPr>
-              <w:jc w:val="center"/>
-              <w:rPr>
-                <w:rFonts w:ascii="Book Antiqua" w:hAnsi="Book Antiqua"/>
-                <w:sz w:val="18"/>
-                <w:szCs w:val="18"/>
-              </w:rPr>
-            </w:pPr>
-            <w:r>
-              <w:rPr>
-                <w:rFonts w:ascii="Book Antiqua" w:hAnsi="Book Antiqua"/>
-                <w:sz w:val="18"/>
-                <w:szCs w:val="18"/>
-              </w:rPr>
-              <w:t>07</w:t>
-            </w:r>
-          </w:p>
-        </w:tc>
-        <w:tc>
-          <w:tcPr>
-            <w:tcW w:w="530" w:type="dxa"/>
-          </w:tcPr>
-          <w:p>
-            <w:pPr>
-              <w:jc w:val="center"/>
-              <w:rPr>
-                <w:rFonts w:ascii="Book Antiqua" w:hAnsi="Book Antiqua"/>
-                <w:sz w:val="18"/>
-                <w:szCs w:val="18"/>
-              </w:rPr>
-            </w:pPr>
-            <w:r>
-              <w:rPr>
-                <w:rFonts w:ascii="Book Antiqua" w:hAnsi="Book Antiqua"/>
-                <w:sz w:val="18"/>
-                <w:szCs w:val="18"/>
-              </w:rPr>
-              <w:t>65</w:t>
-            </w:r>
-          </w:p>
-        </w:tc>
-        <w:tc>
-          <w:tcPr>
-            <w:tcW w:w="530" w:type="dxa"/>
-          </w:tcPr>
-          <w:p>
-            <w:pPr>
-              <w:jc w:val="center"/>
-              <w:rPr>
-                <w:rFonts w:ascii="Book Antiqua" w:hAnsi="Book Antiqua"/>
-                <w:sz w:val="18"/>
-                <w:szCs w:val="18"/>
-              </w:rPr>
-            </w:pPr>
-            <w:r>
-              <w:rPr>
-                <w:rFonts w:ascii="Book Antiqua" w:hAnsi="Book Antiqua"/>
-                <w:sz w:val="18"/>
-                <w:szCs w:val="18"/>
-              </w:rPr>
-              <w:t>118</w:t>
-            </w:r>
-          </w:p>
-        </w:tc>
-        <w:tc>
-          <w:tcPr>
-            <w:tcW w:w="530" w:type="dxa"/>
-          </w:tcPr>
-          <w:p>
-            <w:pPr>
-              <w:jc w:val="center"/>
-              <w:rPr>
-                <w:rFonts w:ascii="Book Antiqua" w:hAnsi="Book Antiqua"/>
-                <w:sz w:val="18"/>
-                <w:szCs w:val="18"/>
-              </w:rPr>
-            </w:pPr>
-            <w:r>
-              <w:rPr>
-                <w:rFonts w:ascii="Book Antiqua" w:hAnsi="Book Antiqua"/>
-                <w:sz w:val="18"/>
-                <w:szCs w:val="18"/>
-              </w:rPr>
-              <w:t>101</w:t>
-            </w:r>
-          </w:p>
-        </w:tc>
-        <w:tc>
-          <w:tcPr>
-            <w:tcW w:w="530" w:type="dxa"/>
-          </w:tcPr>
-          <w:p>
-            <w:pPr>
-              <w:jc w:val="center"/>
-              <w:rPr>
-                <w:rFonts w:ascii="Book Antiqua" w:hAnsi="Book Antiqua"/>
-                <w:sz w:val="18"/>
-                <w:szCs w:val="18"/>
-              </w:rPr>
-            </w:pPr>
-            <w:r>
-              <w:rPr>
-                <w:rFonts w:ascii="Book Antiqua" w:hAnsi="Book Antiqua"/>
-                <w:sz w:val="18"/>
-                <w:szCs w:val="18"/>
-              </w:rPr>
-              <w:t>100</w:t>
-            </w:r>
-          </w:p>
-        </w:tc>
-        <w:tc>
-          <w:tcPr>
-            <w:tcW w:w="530" w:type="dxa"/>
-          </w:tcPr>
-          <w:p>
-            <w:pPr>
-              <w:jc w:val="center"/>
-              <w:rPr>
-                <w:rFonts w:ascii="Book Antiqua" w:hAnsi="Book Antiqua"/>
-                <w:sz w:val="18"/>
-                <w:szCs w:val="18"/>
-              </w:rPr>
-            </w:pPr>
-            <w:r>
-              <w:rPr>
-                <w:rFonts w:ascii="Book Antiqua" w:hAnsi="Book Antiqua"/>
-                <w:sz w:val="18"/>
-                <w:szCs w:val="18"/>
-              </w:rPr>
-              <w:t>107</w:t>
-            </w:r>
-          </w:p>
-        </w:tc>
-        <w:tc>
-          <w:tcPr>
-            <w:tcW w:w="530" w:type="dxa"/>
-          </w:tcPr>
-          <w:p>
-            <w:pPr>
-              <w:jc w:val="center"/>
-              <w:rPr>
-                <w:rFonts w:ascii="Book Antiqua" w:hAnsi="Book Antiqua"/>
-                <w:sz w:val="18"/>
-                <w:szCs w:val="18"/>
-              </w:rPr>
-            </w:pPr>
-            <w:r>
-              <w:rPr>
-                <w:rFonts w:ascii="Book Antiqua" w:hAnsi="Book Antiqua"/>
-                <w:sz w:val="18"/>
-                <w:szCs w:val="18"/>
-              </w:rPr>
-              <w:t>120</w:t>
-            </w:r>
-          </w:p>
-        </w:tc>
-        <w:tc>
-          <w:tcPr>
-            <w:tcW w:w="530" w:type="dxa"/>
-          </w:tcPr>
-          <w:p>
-            <w:pPr>
-              <w:jc w:val="center"/>
-              <w:rPr>
-                <w:rFonts w:ascii="Book Antiqua" w:hAnsi="Book Antiqua"/>
-                <w:sz w:val="18"/>
-                <w:szCs w:val="18"/>
-              </w:rPr>
-            </w:pPr>
-            <w:r>
-              <w:rPr>
-                <w:rFonts w:ascii="Book Antiqua" w:hAnsi="Book Antiqua"/>
-                <w:sz w:val="18"/>
-                <w:szCs w:val="18"/>
-              </w:rPr>
-              <w:t>94</w:t>
-            </w:r>
-          </w:p>
-        </w:tc>
-        <w:tc>
-          <w:tcPr>
-            <w:tcW w:w="530" w:type="dxa"/>
-          </w:tcPr>
-          <w:p>
-            <w:pPr>
-              <w:jc w:val="center"/>
-              <w:rPr>
-                <w:rFonts w:ascii="Book Antiqua" w:hAnsi="Book Antiqua"/>
-                <w:sz w:val="18"/>
-                <w:szCs w:val="18"/>
-              </w:rPr>
-            </w:pPr>
-          </w:p>
-        </w:tc>
-        <w:tc>
-          <w:tcPr>
-            <w:tcW w:w="530" w:type="dxa"/>
-          </w:tcPr>
-          <w:p>
-            <w:pPr>
-              <w:jc w:val="center"/>
-              <w:rPr>
-                <w:rFonts w:ascii="Book Antiqua" w:hAnsi="Book Antiqua"/>
-                <w:sz w:val="18"/>
-                <w:szCs w:val="18"/>
-              </w:rPr>
-            </w:pPr>
-          </w:p>
-        </w:tc>
-        <w:tc>
-          <w:tcPr>
-            <w:tcW w:w="530" w:type="dxa"/>
-          </w:tcPr>
-          <w:p>
-            <w:pPr>
-              <w:jc w:val="center"/>
-              <w:rPr>
-                <w:rFonts w:ascii="Book Antiqua" w:hAnsi="Book Antiqua"/>
-                <w:sz w:val="18"/>
-                <w:szCs w:val="18"/>
-              </w:rPr>
-            </w:pPr>
-          </w:p>
-        </w:tc>
-        <w:tc>
-          <w:tcPr>
-            <w:tcW w:w="530" w:type="dxa"/>
-          </w:tcPr>
-          <w:p>
-            <w:pPr>
-              <w:jc w:val="center"/>
-              <w:rPr>
-                <w:rFonts w:ascii="Book Antiqua" w:hAnsi="Book Antiqua"/>
-                <w:sz w:val="18"/>
-                <w:szCs w:val="18"/>
-              </w:rPr>
-            </w:pPr>
-          </w:p>
-        </w:tc>
-        <w:tc>
-          <w:tcPr>
-            <w:tcW w:w="531" w:type="dxa"/>
-          </w:tcPr>
-          <w:p>
-            <w:pPr>
-              <w:jc w:val="center"/>
-              <w:rPr>
-                <w:rFonts w:ascii="Book Antiqua" w:hAnsi="Book Antiqua"/>
-                <w:sz w:val="18"/>
-                <w:szCs w:val="18"/>
-              </w:rPr>
-            </w:pPr>
-          </w:p>
-        </w:tc>
-      </w:tr>
-    </w:tbl>
-    <w:p>
-      <w:pPr>
-        <w:ind w:right="457"/>
-        <w:jc w:val="both"/>
-        <w:rPr>
-          <w:rFonts w:ascii="Book Antiqua" w:hAnsi="Book Antiqua"/>
-          <w:sz w:val="22"/>
-          <w:szCs w:val="22"/>
-        </w:rPr>
-      </w:pPr>
+        <w:pStyle w:val="Corpodetexto21"/>
+        <w:numPr>
+          <w:ilvl w:val="0"/>
+          <w:numId w:val="3"/>
+        </w:numPr>
+        <w:spacing w:before="120"/>
+        <w:rPr>
+          <w:rFonts w:ascii="Book Antiqua" w:hAnsi="Book Antiqua"/>
+          <w:sz w:val="20"/>
+        </w:rPr>
+      </w:pPr>
+      <w:r>
+        <w:rPr>
+          <w:rFonts w:ascii="Book Antiqua" w:hAnsi="Book Antiqua"/>
+          <w:sz w:val="20"/>
+        </w:rPr>
+        <w:t xml:space="preserve">Os dados de 10 anos revelam que numa certa cidade não houve eventos de chuvas extremas em 57 meses, houve um evento de chuva extrema em 36 meses, dois eventos de chuvas extremas em 15 meses, três ou mais eventos de chuvas extrema em 12 meses. </w:t>
+      </w:r>
+      <w:r>
+        <w:rPr>
+          <w:rFonts w:ascii="Book Antiqua" w:hAnsi="Book Antiqua"/>
+          <w:sz w:val="20"/>
+        </w:rPr>
+        <w:t>Verifica se, a</w:t>
+      </w:r>
+      <w:r>
+        <w:rPr>
+          <w:rFonts w:ascii="Book Antiqua" w:hAnsi="Book Antiqua"/>
+          <w:sz w:val="20"/>
+        </w:rPr>
+        <w:t xml:space="preserve">o nível de 5% de significância, esses dados apoiam a alegação de que as probabilidades de 0, 1, 2 e 3 eventos de chuvas extremas em um mês qualquer sejam, respectivamente, 40%, </w:t>
+      </w:r>
+      <w:r>
+        <w:rPr>
+          <w:rFonts w:ascii="Book Antiqua" w:hAnsi="Book Antiqua"/>
+          <w:sz w:val="20"/>
+        </w:rPr>
+        <w:t>30%, 20% e 10%</w:t>
+      </w:r>
+      <w:r>
+        <w:rPr>
+          <w:rFonts w:ascii="Book Antiqua" w:hAnsi="Book Antiqua"/>
+          <w:sz w:val="20"/>
+        </w:rPr>
+        <w:t>.</w:t>
+      </w:r>
     </w:p>
     <w:sectPr>
       <w:pgSz w:w="12240" w:h="15840" w:code="1"/>
@@ -7312,6 +4045,95 @@
     </w:lvl>
   </w:abstractNum>
   <w:abstractNum w:abstractNumId="2" w15:restartNumberingAfterBreak="0">
+    <w:nsid w:val="5B5B72B9"/>
+    <w:multiLevelType w:val="hybridMultilevel"/>
+    <w:tmpl w:val="5B0C405A"/>
+    <w:lvl w:ilvl="0" w:tplc="FFFFFFFF">
+      <w:start w:val="1"/>
+      <w:numFmt w:val="decimal"/>
+      <w:lvlText w:val="%1)"/>
+      <w:lvlJc w:val="left"/>
+      <w:pPr>
+        <w:ind w:left="720" w:hanging="360"/>
+      </w:pPr>
+      <w:rPr>
+        <w:rFonts w:hint="default"/>
+      </w:rPr>
+    </w:lvl>
+    <w:lvl w:ilvl="1" w:tplc="FFFFFFFF" w:tentative="1">
+      <w:start w:val="1"/>
+      <w:numFmt w:val="lowerLetter"/>
+      <w:lvlText w:val="%2."/>
+      <w:lvlJc w:val="left"/>
+      <w:pPr>
+        <w:ind w:left="1440" w:hanging="360"/>
+      </w:pPr>
+    </w:lvl>
+    <w:lvl w:ilvl="2" w:tplc="FFFFFFFF" w:tentative="1">
+      <w:start w:val="1"/>
+      <w:numFmt w:val="lowerRoman"/>
+      <w:lvlText w:val="%3."/>
+      <w:lvlJc w:val="right"/>
+      <w:pPr>
+        <w:ind w:left="2160" w:hanging="180"/>
+      </w:pPr>
+    </w:lvl>
+    <w:lvl w:ilvl="3" w:tplc="FFFFFFFF" w:tentative="1">
+      <w:start w:val="1"/>
+      <w:numFmt w:val="decimal"/>
+      <w:lvlText w:val="%4."/>
+      <w:lvlJc w:val="left"/>
+      <w:pPr>
+        <w:ind w:left="2880" w:hanging="360"/>
+      </w:pPr>
+    </w:lvl>
+    <w:lvl w:ilvl="4" w:tplc="FFFFFFFF" w:tentative="1">
+      <w:start w:val="1"/>
+      <w:numFmt w:val="lowerLetter"/>
+      <w:lvlText w:val="%5."/>
+      <w:lvlJc w:val="left"/>
+      <w:pPr>
+        <w:ind w:left="3600" w:hanging="360"/>
+      </w:pPr>
+    </w:lvl>
+    <w:lvl w:ilvl="5" w:tplc="FFFFFFFF" w:tentative="1">
+      <w:start w:val="1"/>
+      <w:numFmt w:val="lowerRoman"/>
+      <w:lvlText w:val="%6."/>
+      <w:lvlJc w:val="right"/>
+      <w:pPr>
+        <w:ind w:left="4320" w:hanging="180"/>
+      </w:pPr>
+    </w:lvl>
+    <w:lvl w:ilvl="6" w:tplc="FFFFFFFF" w:tentative="1">
+      <w:start w:val="1"/>
+      <w:numFmt w:val="decimal"/>
+      <w:lvlText w:val="%7."/>
+      <w:lvlJc w:val="left"/>
+      <w:pPr>
+        <w:ind w:left="5040" w:hanging="360"/>
+      </w:pPr>
+    </w:lvl>
+    <w:lvl w:ilvl="7" w:tplc="FFFFFFFF" w:tentative="1">
+      <w:start w:val="1"/>
+      <w:numFmt w:val="lowerLetter"/>
+      <w:lvlText w:val="%8."/>
+      <w:lvlJc w:val="left"/>
+      <w:pPr>
+        <w:ind w:left="5760" w:hanging="360"/>
+      </w:pPr>
+    </w:lvl>
+    <w:lvl w:ilvl="8" w:tplc="FFFFFFFF" w:tentative="1">
+      <w:start w:val="1"/>
+      <w:numFmt w:val="lowerRoman"/>
+      <w:lvlText w:val="%9."/>
+      <w:lvlJc w:val="right"/>
+      <w:pPr>
+        <w:ind w:left="6480" w:hanging="180"/>
+      </w:pPr>
+    </w:lvl>
+  </w:abstractNum>
+  <w:abstractNum w:abstractNumId="3" w15:restartNumberingAfterBreak="0">
     <w:nsid w:val="5C2A7976"/>
     <w:multiLevelType w:val="hybridMultilevel"/>
     <w:tmpl w:val="878C6B46"/>
@@ -7400,10 +4222,10 @@
       </w:pPr>
     </w:lvl>
   </w:abstractNum>
-  <w:abstractNum w:abstractNumId="3" w15:restartNumberingAfterBreak="0">
+  <w:abstractNum w:abstractNumId="4" w15:restartNumberingAfterBreak="0">
     <w:nsid w:val="70554BF0"/>
     <w:multiLevelType w:val="hybridMultilevel"/>
-    <w:tmpl w:val="5B0C405A"/>
+    <w:tmpl w:val="F89E5408"/>
     <w:lvl w:ilvl="0" w:tplc="04160011">
       <w:start w:val="1"/>
       <w:numFmt w:val="decimal"/>
@@ -7493,13 +4315,16 @@
     <w:abstractNumId w:val="0"/>
   </w:num>
   <w:num w:numId="2" w16cid:durableId="641273759">
-    <w:abstractNumId w:val="2"/>
+    <w:abstractNumId w:val="3"/>
   </w:num>
   <w:num w:numId="3" w16cid:durableId="499010435">
-    <w:abstractNumId w:val="3"/>
+    <w:abstractNumId w:val="4"/>
   </w:num>
   <w:num w:numId="4" w16cid:durableId="346296766">
     <w:abstractNumId w:val="1"/>
+  </w:num>
+  <w:num w:numId="5" w16cid:durableId="1837530511">
+    <w:abstractNumId w:val="2"/>
   </w:num>
 </w:numbering>
 </file>
